--- a/eng/docx/62.content.docx
+++ b/eng/docx/62.content.docx
@@ -28,49 +28,15 @@
       </w:r>
     </w:p>
     <w:p>
-      <w:pPr>
-        <w:pStyle w:val="Heading2"/>
-      </w:pPr>
-      <w:r>
-        <w:rPr>
-          <w:lang w:val="en_US" w:bidi="en_US"/>
-        </w:rPr>
-        <w:t>License Information</w:t>
-      </w:r>
-      <w:r>
-        <w:rPr>
-          <w:lang w:val="en_US" w:bidi="en_US"/>
-        </w:rPr>
-      </w:r>
-    </w:p>
-    <w:p>
-      <w:pPr/>
-      <w:r>
-        <w:rPr>
-          <w:lang w:val="en_US" w:bidi="en_US"/>
-        </w:rPr>
-      </w:r>
-      <w:r>
-        <w:rPr>
-          <w:b/>
-          <w:lang w:val="en_US" w:bidi="en_US"/>
-        </w:rPr>
-        <w:t>Translation Notes (unfoldingWord)</w:t>
-      </w:r>
-      <w:r>
-        <w:rPr>
-          <w:lang w:val="en_US" w:bidi="en_US"/>
-        </w:rPr>
-        <w:t xml:space="preserve"> is based on</w:t>
-      </w:r>
-      <w:r>
-        <w:rPr>
-          <w:lang w:val="en_US" w:bidi="en_US"/>
-        </w:rPr>
-        <w:t xml:space="preserve">: </w:t>
-      </w:r>
-      <w:r>
-        <w:rPr>
+      <w:pPr/>
+      <w:r>
+        <w:rPr>
+          <w:lang w:val="en_US" w:bidi="en_US"/>
+        </w:rPr>
+      </w:r>
+      <w:r>
+        <w:rPr>
+          <w:b/>
           <w:lang w:val="en_US" w:bidi="en_US"/>
         </w:rPr>
         <w:t>unfoldingWord® Translation Notes</w:t>
@@ -79,62 +45,31 @@
         <w:rPr>
           <w:lang w:val="en_US" w:bidi="en_US"/>
         </w:rPr>
-        <w:t xml:space="preserve">, </w:t>
-      </w:r>
-      <w:hyperlink r:id="rId13">
-        <w:r>
-          <w:rPr>
-            <w:lang w:val="en_US" w:bidi="en_US"/>
-          </w:rPr>
-          <w:rPr>
-            <w:color w:val="0000EE"/>
-            <w:u w:val="single"/>
-          </w:rPr>
-          <w:t>unfoldingWord</w:t>
-        </w:r>
-      </w:hyperlink>
-      <w:r>
-        <w:rPr>
-          <w:lang w:val="en_US" w:bidi="en_US"/>
-        </w:rPr>
-        <w:t xml:space="preserve">, 2022, which is licensed under a </w:t>
-      </w:r>
-      <w:hyperlink r:id="rId14">
-        <w:r>
-          <w:rPr>
-            <w:lang w:val="en_US" w:bidi="en_US"/>
-          </w:rPr>
-          <w:rPr>
-            <w:color w:val="0000EE"/>
-            <w:u w:val="single"/>
-          </w:rPr>
-          <w:t>CC BY-SA 4.0 license</w:t>
-        </w:r>
-      </w:hyperlink>
-      <w:r>
-        <w:rPr>
-          <w:lang w:val="en_US" w:bidi="en_US"/>
-        </w:rPr>
-        <w:t>.</w:t>
-      </w:r>
-      <w:r>
-        <w:rPr>
-          <w:lang w:val="en_US" w:bidi="en_US"/>
-        </w:rPr>
-      </w:r>
-    </w:p>
-    <w:p>
-      <w:pPr/>
-      <w:r>
-        <w:rPr>
-          <w:lang w:val="en_US" w:bidi="en_US"/>
-        </w:rPr>
-      </w:r>
-      <w:r>
-        <w:rPr>
-          <w:lang w:val="en_US" w:bidi="en_US"/>
-        </w:rPr>
-        <w:t>This PDF version is provided under the same license.</w:t>
+        <w:t xml:space="preserve"> © 2022 unfoldingWord. Released under CC BY-SA 4.0 license. </w:t>
+      </w:r>
+      <w:r>
+        <w:rPr>
+          <w:lang w:val="en_US" w:bidi="en_US"/>
+        </w:rPr>
+        <w:t>unfoldingWord® Translation Notes</w:t>
+      </w:r>
+      <w:r>
+        <w:rPr>
+          <w:lang w:val="en_US" w:bidi="en_US"/>
+        </w:rPr>
+        <w:t xml:space="preserve"> has been adapted in the following languages: Tok Pisin, Arabic (عربي), French (Français), Hindi (हिंदी), Indonesian (Bahasa Indonesia), Portuguese (Português), Russian (Русский), Spanish (Español), Swahili (Kiswahili), and Simplified Chinese (简体中文) from </w:t>
+      </w:r>
+      <w:r>
+        <w:rPr>
+          <w:lang w:val="en_US" w:bidi="en_US"/>
+        </w:rPr>
+        <w:t>unfoldingWord® Translation Notes</w:t>
+      </w:r>
+      <w:r>
+        <w:rPr>
+          <w:lang w:val="en_US" w:bidi="en_US"/>
+        </w:rPr>
+        <w:t xml:space="preserve"> © 2022 unfoldingWord. Released under CC BY-SA 4.0 license by Mission Mutual</w:t>
       </w:r>
       <w:r>
         <w:rPr>
@@ -809,7 +744,7 @@
         </w:rPr>
         <w:t xml:space="preserve">Translators may find it difficult to represent these ideas in their own languages if they try to use exactly the same words and expressions each time. For example, in </w:t>
       </w:r>
-      <w:hyperlink r:id="rId15">
+      <w:hyperlink r:id="rId13">
         <w:r>
           <w:rPr>
             <w:lang w:val="en_US" w:bidi="en_US"/>
@@ -827,7 +762,7 @@
         </w:rPr>
         <w:t xml:space="preserve">, when John speaks of a believer “remaining” in God, he intends to express the idea of that believer being spiritually unified with God. Accordingly, the UST speaks of how the believer “shares life with God.” To give another example, for the statement in </w:t>
       </w:r>
-      <w:hyperlink r:id="rId16">
+      <w:hyperlink r:id="rId14">
         <w:r>
           <w:rPr>
             <w:lang w:val="en_US" w:bidi="en_US"/>
@@ -870,7 +805,7 @@
         </w:rPr>
         <w:t xml:space="preserve">In several places in this letter, John uses a term that the ULT usually translates as “appear.” This is actually a passive verbal form in Greek, but as is often the case with such forms in that language, it can have an active meaning. When it has an active meaning, it is important to recognize that it does not simply mean “seemed to be there,” as the word “appeared” might suggest. Rather, it means “came to be there.” This is illustrated well by the use of the term in another New Testament book, 2 Corinthians, in which Paul writes in </w:t>
       </w:r>
-      <w:hyperlink r:id="rId17">
+      <w:hyperlink r:id="rId15">
         <w:r>
           <w:rPr>
             <w:lang w:val="en_US" w:bidi="en_US"/>
@@ -902,7 +837,7 @@
         </w:rPr>
         <w:t xml:space="preserve">Throughout the letter, it is a subtle matter of interpretation to decide whether John is using the term “appear” in an active sense or in a passive sense. For example, in </w:t>
       </w:r>
-      <w:hyperlink r:id="rId18">
+      <w:hyperlink r:id="rId16">
         <w:r>
           <w:rPr>
             <w:lang w:val="en_US" w:bidi="en_US"/>
@@ -1227,7 +1162,7 @@
         </w:rPr>
         <w:t xml:space="preserve">John uses the phrase “the Word of life” to refer to Jesus in </w:t>
       </w:r>
-      <w:hyperlink r:id="rId19">
+      <w:hyperlink r:id="rId17">
         <w:r>
           <w:rPr>
             <w:lang w:val="en_US" w:bidi="en_US"/>
@@ -1282,7 +1217,7 @@
         </w:rPr>
         <w:t xml:space="preserve">Like many Greek compositions of this time, for stylistic purposes, this letter begins with a very long sentence. It goes from the beginning of </w:t>
       </w:r>
-      <w:hyperlink r:id="rId19">
+      <w:hyperlink r:id="rId17">
         <w:r>
           <w:rPr>
             <w:lang w:val="en_US" w:bidi="en_US"/>
@@ -1300,7 +1235,7 @@
         </w:rPr>
         <w:t xml:space="preserve"> to the middle of </w:t>
       </w:r>
-      <w:hyperlink r:id="rId20">
+      <w:hyperlink r:id="rId18">
         <w:r>
           <w:rPr>
             <w:lang w:val="en_US" w:bidi="en_US"/>
@@ -1374,7 +1309,7 @@
         </w:rPr>
         <w:t xml:space="preserve">Another approach that could also work well and which would not require a verse bridge would be to leave the phrases in their present order, but to divide the sentence into three parts at the verse divisions. If you do that, you could also put your translation of the phrase “regarding the Word of life” at the beginning rather than the end of </w:t>
       </w:r>
-      <w:hyperlink r:id="rId19">
+      <w:hyperlink r:id="rId17">
         <w:r>
           <w:rPr>
             <w:lang w:val="en_US" w:bidi="en_US"/>
@@ -1392,7 +1327,7 @@
         </w:rPr>
         <w:t xml:space="preserve"> and present it as a topical introduction to the letter. Otherwise, your readers might not get the sense that this is a letter until they reached </w:t>
       </w:r>
-      <w:hyperlink r:id="rId21">
+      <w:hyperlink r:id="rId19">
         <w:r>
           <w:rPr>
             <w:lang w:val="en_US" w:bidi="en_US"/>
@@ -1438,7 +1373,7 @@
         </w:rPr>
         <w:t xml:space="preserve">The notes to </w:t>
       </w:r>
-      <w:hyperlink r:id="rId22">
+      <w:hyperlink r:id="rId20">
         <w:r>
           <w:rPr>
             <w:lang w:val="en_US" w:bidi="en_US"/>
@@ -1493,7 +1428,7 @@
         </w:rPr>
         <w:t xml:space="preserve">In </w:t>
       </w:r>
-      <w:hyperlink r:id="rId21">
+      <w:hyperlink r:id="rId19">
         <w:r>
           <w:rPr>
             <w:lang w:val="en_US" w:bidi="en_US"/>
@@ -1678,7 +1613,7 @@
         </w:rPr>
         <w:t xml:space="preserve">See the discussion in the General Notes to this chapter for how to translate the long sentence in </w:t>
       </w:r>
-      <w:hyperlink r:id="rId23">
+      <w:hyperlink r:id="rId21">
         <w:r>
           <w:rPr>
             <w:lang w:val="en_US" w:bidi="en_US"/>
@@ -3713,7 +3648,7 @@
         </w:rPr>
         <w:t xml:space="preserve">If you decided to use personal pronouns in </w:t>
       </w:r>
-      <w:hyperlink r:id="rId19">
+      <w:hyperlink r:id="rId17">
         <w:r>
           <w:rPr>
             <w:lang w:val="en_US" w:bidi="en_US"/>
@@ -4985,7 +4920,7 @@
         </w:rPr>
         <w:t xml:space="preserve">As the General Notes to this chapter explain, here John is formally stating his purpose for writing. If you decided in </w:t>
       </w:r>
-      <w:hyperlink r:id="rId19">
+      <w:hyperlink r:id="rId17">
         <w:r>
           <w:rPr>
             <w:lang w:val="en_US" w:bidi="en_US"/>
@@ -6719,7 +6654,7 @@
         </w:rPr>
         <w:t xml:space="preserve">, see how you expressed this idea in </w:t>
       </w:r>
-      <w:hyperlink r:id="rId20">
+      <w:hyperlink r:id="rId18">
         <w:r>
           <w:rPr>
             <w:lang w:val="en_US" w:bidi="en_US"/>
@@ -7168,7 +7103,7 @@
         </w:rPr>
         <w:t xml:space="preserve">As in </w:t>
       </w:r>
-      <w:hyperlink r:id="rId24">
+      <w:hyperlink r:id="rId22">
         <w:r>
           <w:rPr>
             <w:lang w:val="en_US" w:bidi="en_US"/>
@@ -7715,7 +7650,7 @@
         </w:rPr>
         <w:t xml:space="preserve">As in </w:t>
       </w:r>
-      <w:hyperlink r:id="rId24">
+      <w:hyperlink r:id="rId22">
         <w:r>
           <w:rPr>
             <w:lang w:val="en_US" w:bidi="en_US"/>
@@ -8079,7 +8014,7 @@
         </w:rPr>
         <w:t xml:space="preserve">, see how you expressed this idea in </w:t>
       </w:r>
-      <w:hyperlink r:id="rId20">
+      <w:hyperlink r:id="rId18">
         <w:r>
           <w:rPr>
             <w:lang w:val="en_US" w:bidi="en_US"/>
@@ -9384,7 +9319,7 @@
         </w:rPr>
         <w:t xml:space="preserve">As in </w:t>
       </w:r>
-      <w:hyperlink r:id="rId25">
+      <w:hyperlink r:id="rId23">
         <w:r>
           <w:rPr>
             <w:lang w:val="en_US" w:bidi="en_US"/>
@@ -10094,7 +10029,7 @@
         </w:rPr>
         <w:t xml:space="preserve"> here as if it were an object that could be inside believers. (He also spoke of “truth” in this way in </w:t>
       </w:r>
-      <w:hyperlink r:id="rId26">
+      <w:hyperlink r:id="rId24">
         <w:r>
           <w:rPr>
             <w:lang w:val="en_US" w:bidi="en_US"/>
@@ -10249,7 +10184,7 @@
         </w:rPr>
         <w:t xml:space="preserve">In order to show that John is writing something like poetry in </w:t>
       </w:r>
-      <w:hyperlink r:id="rId27">
+      <w:hyperlink r:id="rId25">
         <w:r>
           <w:rPr>
             <w:lang w:val="en_US" w:bidi="en_US"/>
@@ -10303,7 +10238,7 @@
         </w:rPr>
         <w:t xml:space="preserve">In </w:t>
       </w:r>
-      <w:hyperlink r:id="rId28">
+      <w:hyperlink r:id="rId26">
         <w:r>
           <w:rPr>
             <w:lang w:val="en_US" w:bidi="en_US"/>
@@ -10321,7 +10256,7 @@
         </w:rPr>
         <w:t xml:space="preserve"> and </w:t>
       </w:r>
-      <w:hyperlink r:id="rId29">
+      <w:hyperlink r:id="rId27">
         <w:r>
           <w:rPr>
             <w:lang w:val="en_US" w:bidi="en_US"/>
@@ -10400,7 +10335,7 @@
         </w:rPr>
         <w:t xml:space="preserve">In </w:t>
       </w:r>
-      <w:hyperlink r:id="rId30">
+      <w:hyperlink r:id="rId28">
         <w:r>
           <w:rPr>
             <w:lang w:val="en_US" w:bidi="en_US"/>
@@ -12944,7 +12879,7 @@
         </w:rPr>
         <w:t xml:space="preserve">As in the second instance in </w:t>
       </w:r>
-      <w:hyperlink r:id="rId31">
+      <w:hyperlink r:id="rId29">
         <w:r>
           <w:rPr>
             <w:lang w:val="en_US" w:bidi="en_US"/>
@@ -13543,7 +13478,7 @@
         </w:rPr>
         <w:t xml:space="preserve"> as if it were an object that could be inside someone. See how you translated a similar expression in </w:t>
       </w:r>
-      <w:hyperlink r:id="rId26">
+      <w:hyperlink r:id="rId24">
         <w:r>
           <w:rPr>
             <w:lang w:val="en_US" w:bidi="en_US"/>
@@ -14782,7 +14717,7 @@
         </w:rPr>
         <w:t xml:space="preserve">If it would be a more natural order in your language, you could move the last sentence of verse 5 to the end of verse 6. You would then present the combined verses as </w:t>
       </w:r>
-      <w:hyperlink r:id="rId32">
+      <w:hyperlink r:id="rId30">
         <w:r>
           <w:rPr>
             <w:lang w:val="en_US" w:bidi="en_US"/>
@@ -14911,7 +14846,7 @@
         </w:rPr>
         <w:t xml:space="preserve"> God means very much the same thing as to have “fellowship with God” in </w:t>
       </w:r>
-      <w:hyperlink r:id="rId20">
+      <w:hyperlink r:id="rId18">
         <w:r>
           <w:rPr>
             <w:lang w:val="en_US" w:bidi="en_US"/>
@@ -14929,7 +14864,7 @@
         </w:rPr>
         <w:t xml:space="preserve"> and </w:t>
       </w:r>
-      <w:hyperlink r:id="rId33">
+      <w:hyperlink r:id="rId31">
         <w:r>
           <w:rPr>
             <w:lang w:val="en_US" w:bidi="en_US"/>
@@ -14947,7 +14882,7 @@
         </w:rPr>
         <w:t xml:space="preserve"> and to “be in” God in </w:t>
       </w:r>
-      <w:hyperlink r:id="rId34">
+      <w:hyperlink r:id="rId32">
         <w:r>
           <w:rPr>
             <w:lang w:val="en_US" w:bidi="en_US"/>
@@ -15272,7 +15207,7 @@
         </w:rPr>
         <w:t xml:space="preserve">As in </w:t>
       </w:r>
-      <w:hyperlink r:id="rId33">
+      <w:hyperlink r:id="rId31">
         <w:r>
           <w:rPr>
             <w:lang w:val="en_US" w:bidi="en_US"/>
@@ -15290,7 +15225,7 @@
         </w:rPr>
         <w:t xml:space="preserve"> and </w:t>
       </w:r>
-      <w:hyperlink r:id="rId25">
+      <w:hyperlink r:id="rId23">
         <w:r>
           <w:rPr>
             <w:lang w:val="en_US" w:bidi="en_US"/>
@@ -15981,7 +15916,7 @@
         </w:rPr>
         <w:t xml:space="preserve"> or message that John is describing is the commandment Jesus gave to believers that they should love one another. See the Gospel of John </w:t>
       </w:r>
-      <w:hyperlink r:id="rId35">
+      <w:hyperlink r:id="rId33">
         <w:r>
           <w:rPr>
             <w:lang w:val="en_US" w:bidi="en_US"/>
@@ -15999,7 +15934,7 @@
         </w:rPr>
         <w:t xml:space="preserve"> and </w:t>
       </w:r>
-      <w:hyperlink r:id="rId36">
+      <w:hyperlink r:id="rId34">
         <w:r>
           <w:rPr>
             <w:lang w:val="en_US" w:bidi="en_US"/>
@@ -16017,7 +15952,7 @@
         </w:rPr>
         <w:t xml:space="preserve">. John indicates this explicitly in this letter in </w:t>
       </w:r>
-      <w:hyperlink r:id="rId37">
+      <w:hyperlink r:id="rId35">
         <w:r>
           <w:rPr>
             <w:lang w:val="en_US" w:bidi="en_US"/>
@@ -16035,7 +15970,7 @@
         </w:rPr>
         <w:t xml:space="preserve"> and </w:t>
       </w:r>
-      <w:hyperlink r:id="rId38">
+      <w:hyperlink r:id="rId36">
         <w:r>
           <w:rPr>
             <w:lang w:val="en_US" w:bidi="en_US"/>
@@ -16275,7 +16210,7 @@
         </w:rPr>
         <w:t xml:space="preserve"> as in </w:t>
       </w:r>
-      <w:hyperlink r:id="rId39">
+      <w:hyperlink r:id="rId37">
         <w:r>
           <w:rPr>
             <w:lang w:val="en_US" w:bidi="en_US"/>
@@ -16861,7 +16796,7 @@
         </w:rPr>
         <w:t xml:space="preserve">As in </w:t>
       </w:r>
-      <w:hyperlink r:id="rId24">
+      <w:hyperlink r:id="rId22">
         <w:r>
           <w:rPr>
             <w:lang w:val="en_US" w:bidi="en_US"/>
@@ -17016,7 +16951,7 @@
         </w:rPr>
         <w:t xml:space="preserve">Since John calls God “the True One” in </w:t>
       </w:r>
-      <w:hyperlink r:id="rId40">
+      <w:hyperlink r:id="rId38">
         <w:r>
           <w:rPr>
             <w:lang w:val="en_US" w:bidi="en_US"/>
@@ -17228,7 +17163,7 @@
         </w:rPr>
         <w:t xml:space="preserve">As in </w:t>
       </w:r>
-      <w:hyperlink r:id="rId24">
+      <w:hyperlink r:id="rId22">
         <w:r>
           <w:rPr>
             <w:lang w:val="en_US" w:bidi="en_US"/>
@@ -17246,7 +17181,7 @@
         </w:rPr>
         <w:t xml:space="preserve"> and </w:t>
       </w:r>
-      <w:hyperlink r:id="rId41">
+      <w:hyperlink r:id="rId39">
         <w:r>
           <w:rPr>
             <w:lang w:val="en_US" w:bidi="en_US"/>
@@ -17819,7 +17754,7 @@
         </w:rPr>
         <w:t xml:space="preserve">As in </w:t>
       </w:r>
-      <w:hyperlink r:id="rId24">
+      <w:hyperlink r:id="rId22">
         <w:r>
           <w:rPr>
             <w:lang w:val="en_US" w:bidi="en_US"/>
@@ -18059,7 +17994,7 @@
         </w:rPr>
         <w:t xml:space="preserve"> in </w:t>
       </w:r>
-      <w:hyperlink r:id="rId42">
+      <w:hyperlink r:id="rId40">
         <w:r>
           <w:rPr>
             <w:lang w:val="en_US" w:bidi="en_US"/>
@@ -18619,7 +18554,7 @@
         </w:rPr>
         <w:t xml:space="preserve"> or inside a person because it represents the hatred for a fellow believer that he describes in </w:t>
       </w:r>
-      <w:hyperlink r:id="rId42">
+      <w:hyperlink r:id="rId40">
         <w:r>
           <w:rPr>
             <w:lang w:val="en_US" w:bidi="en_US"/>
@@ -18748,7 +18683,7 @@
         </w:rPr>
         <w:t xml:space="preserve"> in </w:t>
       </w:r>
-      <w:hyperlink r:id="rId42">
+      <w:hyperlink r:id="rId40">
         <w:r>
           <w:rPr>
             <w:lang w:val="en_US" w:bidi="en_US"/>
@@ -18962,7 +18897,7 @@
         </w:rPr>
         <w:t xml:space="preserve">As in </w:t>
       </w:r>
-      <w:hyperlink r:id="rId24">
+      <w:hyperlink r:id="rId22">
         <w:r>
           <w:rPr>
             <w:lang w:val="en_US" w:bidi="en_US"/>
@@ -19509,7 +19444,7 @@
         </w:rPr>
         <w:t xml:space="preserve"> here could refer to: (1) all of the believers to whom John is writing. This is the way that he uses this term in </w:t>
       </w:r>
-      <w:hyperlink r:id="rId43">
+      <w:hyperlink r:id="rId41">
         <w:r>
           <w:rPr>
             <w:lang w:val="en_US" w:bidi="en_US"/>
@@ -19527,7 +19462,7 @@
         </w:rPr>
         <w:t xml:space="preserve"> and in several other places in this letter. See the explanation of it in two of the notes to </w:t>
       </w:r>
-      <w:hyperlink r:id="rId43">
+      <w:hyperlink r:id="rId41">
         <w:r>
           <w:rPr>
             <w:lang w:val="en_US" w:bidi="en_US"/>
@@ -19545,7 +19480,7 @@
         </w:rPr>
         <w:t xml:space="preserve">. If that is the sense, then John divides the believers into only two groups in verses 12–14, the older ones and the younger ones. See the UST. Or it could refer to: (2) only some of the believers. In that case, John is addressing the believers in three different groups in verses 12–14, and this group would represent new believers, that is, those who have very recently put their faith in Jesus for the forgiveness of their sins. This would also apply to the similar term in </w:t>
       </w:r>
-      <w:hyperlink r:id="rId16">
+      <w:hyperlink r:id="rId14">
         <w:r>
           <w:rPr>
             <w:lang w:val="en_US" w:bidi="en_US"/>
@@ -20203,7 +20138,7 @@
         </w:rPr>
         <w:t xml:space="preserve">As in the second usage in </w:t>
       </w:r>
-      <w:hyperlink r:id="rId44">
+      <w:hyperlink r:id="rId42">
         <w:r>
           <w:rPr>
             <w:lang w:val="en_US" w:bidi="en_US"/>
@@ -21024,7 +20959,7 @@
         </w:rPr>
         <w:t xml:space="preserve">This sentence is similar to the sentence in </w:t>
       </w:r>
-      <w:hyperlink r:id="rId45">
+      <w:hyperlink r:id="rId43">
         <w:r>
           <w:rPr>
             <w:lang w:val="en_US" w:bidi="en_US"/>
@@ -21042,7 +20977,7 @@
         </w:rPr>
         <w:t xml:space="preserve">. The next two sentences in this verse mean basically the same thing as the two sentences in </w:t>
       </w:r>
-      <w:hyperlink r:id="rId46">
+      <w:hyperlink r:id="rId44">
         <w:r>
           <w:rPr>
             <w:lang w:val="en_US" w:bidi="en_US"/>
@@ -21158,7 +21093,7 @@
         </w:rPr>
         <w:t xml:space="preserve">In some Bibles, this sentence comes at the end of </w:t>
       </w:r>
-      <w:hyperlink r:id="rId46">
+      <w:hyperlink r:id="rId44">
         <w:r>
           <w:rPr>
             <w:lang w:val="en_US" w:bidi="en_US"/>
@@ -21287,7 +21222,7 @@
         </w:rPr>
         <w:t xml:space="preserve">, John is expressing himself slightly differently than in </w:t>
       </w:r>
-      <w:hyperlink r:id="rId47">
+      <w:hyperlink r:id="rId45">
         <w:r>
           <w:rPr>
             <w:lang w:val="en_US" w:bidi="en_US"/>
@@ -21416,7 +21351,7 @@
         </w:rPr>
         <w:t xml:space="preserve"> is a different term from “little children” in </w:t>
       </w:r>
-      <w:hyperlink r:id="rId45">
+      <w:hyperlink r:id="rId43">
         <w:r>
           <w:rPr>
             <w:lang w:val="en_US" w:bidi="en_US"/>
@@ -21517,7 +21452,7 @@
         </w:rPr>
         <w:t xml:space="preserve">As in </w:t>
       </w:r>
-      <w:hyperlink r:id="rId44">
+      <w:hyperlink r:id="rId42">
         <w:r>
           <w:rPr>
             <w:lang w:val="en_US" w:bidi="en_US"/>
@@ -21548,7 +21483,7 @@
         </w:rPr>
         <w:t xml:space="preserve"> in a specific sense. See how you translated it there and in </w:t>
       </w:r>
-      <w:hyperlink r:id="rId46">
+      <w:hyperlink r:id="rId44">
         <w:r>
           <w:rPr>
             <w:lang w:val="en_US" w:bidi="en_US"/>
@@ -21782,7 +21717,7 @@
         </w:rPr>
         <w:t xml:space="preserve"> likely has the same figurative meaning as in </w:t>
       </w:r>
-      <w:hyperlink r:id="rId46">
+      <w:hyperlink r:id="rId44">
         <w:r>
           <w:rPr>
             <w:lang w:val="en_US" w:bidi="en_US"/>
@@ -21898,7 +21833,7 @@
         </w:rPr>
         <w:t xml:space="preserve">As in </w:t>
       </w:r>
-      <w:hyperlink r:id="rId44">
+      <w:hyperlink r:id="rId42">
         <w:r>
           <w:rPr>
             <w:lang w:val="en_US" w:bidi="en_US"/>
@@ -21916,7 +21851,7 @@
         </w:rPr>
         <w:t xml:space="preserve">, </w:t>
       </w:r>
-      <w:hyperlink r:id="rId46">
+      <w:hyperlink r:id="rId44">
         <w:r>
           <w:rPr>
             <w:lang w:val="en_US" w:bidi="en_US"/>
@@ -22058,7 +21993,7 @@
         </w:rPr>
         <w:t xml:space="preserve"> in various ways in this letter. Here it describes Jesus or possibly God the Father. John refers to Jesus with these same words at the beginning of this letter, in </w:t>
       </w:r>
-      <w:hyperlink r:id="rId46">
+      <w:hyperlink r:id="rId44">
         <w:r>
           <w:rPr>
             <w:lang w:val="en_US" w:bidi="en_US"/>
@@ -22187,7 +22122,7 @@
         </w:rPr>
         <w:t xml:space="preserve"> likely has the same figurative meaning here as in </w:t>
       </w:r>
-      <w:hyperlink r:id="rId46">
+      <w:hyperlink r:id="rId44">
         <w:r>
           <w:rPr>
             <w:lang w:val="en_US" w:bidi="en_US"/>
@@ -23799,7 +23734,7 @@
         </w:rPr>
         <w:t xml:space="preserve">See how you translated the similar expression in </w:t>
       </w:r>
-      <w:hyperlink r:id="rId48">
+      <w:hyperlink r:id="rId46">
         <w:r>
           <w:rPr>
             <w:lang w:val="en_US" w:bidi="en_US"/>
@@ -24163,7 +24098,7 @@
         </w:rPr>
         <w:t xml:space="preserve"> in one of its specific senses, to mean “possessions,” as in </w:t>
       </w:r>
-      <w:hyperlink r:id="rId49">
+      <w:hyperlink r:id="rId47">
         <w:r>
           <w:rPr>
             <w:lang w:val="en_US" w:bidi="en_US"/>
@@ -24292,7 +24227,7 @@
         </w:rPr>
         <w:t xml:space="preserve"> in </w:t>
       </w:r>
-      <w:hyperlink r:id="rId48">
+      <w:hyperlink r:id="rId46">
         <w:r>
           <w:rPr>
             <w:lang w:val="en_US" w:bidi="en_US"/>
@@ -24526,7 +24461,7 @@
         </w:rPr>
         <w:t xml:space="preserve"> in </w:t>
       </w:r>
-      <w:hyperlink r:id="rId48">
+      <w:hyperlink r:id="rId46">
         <w:r>
           <w:rPr>
             <w:lang w:val="en_US" w:bidi="en_US"/>
@@ -25001,7 +24936,7 @@
         </w:rPr>
         <w:t xml:space="preserve"> that he described in </w:t>
       </w:r>
-      <w:hyperlink r:id="rId50">
+      <w:hyperlink r:id="rId48">
         <w:r>
           <w:rPr>
             <w:lang w:val="en_US" w:bidi="en_US"/>
@@ -25397,7 +25332,7 @@
         </w:rPr>
         <w:t xml:space="preserve"> is the same term that John used in </w:t>
       </w:r>
-      <w:hyperlink r:id="rId16">
+      <w:hyperlink r:id="rId14">
         <w:r>
           <w:rPr>
             <w:lang w:val="en_US" w:bidi="en_US"/>
@@ -25415,7 +25350,7 @@
         </w:rPr>
         <w:t xml:space="preserve"> that seems to be a stylistic variation of the term that he uses in </w:t>
       </w:r>
-      <w:hyperlink r:id="rId43">
+      <w:hyperlink r:id="rId41">
         <w:r>
           <w:rPr>
             <w:lang w:val="en_US" w:bidi="en_US"/>
@@ -25433,7 +25368,7 @@
         </w:rPr>
         <w:t xml:space="preserve"> and </w:t>
       </w:r>
-      <w:hyperlink r:id="rId45">
+      <w:hyperlink r:id="rId43">
         <w:r>
           <w:rPr>
             <w:lang w:val="en_US" w:bidi="en_US"/>
@@ -26894,7 +26829,7 @@
         </w:rPr>
         <w:t xml:space="preserve"> to refer to the Holy Spirit. Just as people poured oil on kings and priests to set them apart for service to God, God gives the Holy Spirit to believers to set them apart and equip them to serve God. John says specifically in </w:t>
       </w:r>
-      <w:hyperlink r:id="rId51">
+      <w:hyperlink r:id="rId49">
         <w:r>
           <w:rPr>
             <w:lang w:val="en_US" w:bidi="en_US"/>
@@ -26912,7 +26847,7 @@
         </w:rPr>
         <w:t xml:space="preserve"> and </w:t>
       </w:r>
-      <w:hyperlink r:id="rId52">
+      <w:hyperlink r:id="rId50">
         <w:r>
           <w:rPr>
             <w:lang w:val="en_US" w:bidi="en_US"/>
@@ -28373,7 +28308,7 @@
         </w:rPr>
         <w:t xml:space="preserve"> in </w:t>
       </w:r>
-      <w:hyperlink r:id="rId28">
+      <w:hyperlink r:id="rId26">
         <w:r>
           <w:rPr>
             <w:lang w:val="en_US" w:bidi="en_US"/>
@@ -29816,7 +29751,7 @@
         </w:rPr>
         <w:t xml:space="preserve">See the discussion of the term “remain” in Part 3 of the Introduction to 1 John. In this instance, it seems to mean the same thing as in </w:t>
       </w:r>
-      <w:hyperlink r:id="rId15">
+      <w:hyperlink r:id="rId13">
         <w:r>
           <w:rPr>
             <w:lang w:val="en_US" w:bidi="en_US"/>
@@ -30174,7 +30109,7 @@
         </w:rPr>
         <w:t xml:space="preserve"> could refer in this context either to Jesus or to God the Father. However, it seems more likely that it refers to Jesus, since John has just talked in </w:t>
       </w:r>
-      <w:hyperlink r:id="rId53">
+      <w:hyperlink r:id="rId51">
         <w:r>
           <w:rPr>
             <w:lang w:val="en_US" w:bidi="en_US"/>
@@ -30205,7 +30140,7 @@
         </w:rPr>
         <w:t xml:space="preserve"> to everyone who believed in him. See, for example, the Gospel of John </w:t>
       </w:r>
-      <w:hyperlink r:id="rId54">
+      <w:hyperlink r:id="rId52">
         <w:r>
           <w:rPr>
             <w:lang w:val="en_US" w:bidi="en_US"/>
@@ -30223,7 +30158,7 @@
         </w:rPr>
         <w:t xml:space="preserve"> and </w:t>
       </w:r>
-      <w:hyperlink r:id="rId55">
+      <w:hyperlink r:id="rId53">
         <w:r>
           <w:rPr>
             <w:lang w:val="en_US" w:bidi="en_US"/>
@@ -30698,7 +30633,7 @@
         </w:rPr>
         <w:t xml:space="preserve">Here John states again the emphasis that he started in </w:t>
       </w:r>
-      <w:hyperlink r:id="rId56">
+      <w:hyperlink r:id="rId54">
         <w:r>
           <w:rPr>
             <w:lang w:val="en_US" w:bidi="en_US"/>
@@ -30827,7 +30762,7 @@
         </w:rPr>
         <w:t xml:space="preserve"> in </w:t>
       </w:r>
-      <w:hyperlink r:id="rId30">
+      <w:hyperlink r:id="rId28">
         <w:r>
           <w:rPr>
             <w:lang w:val="en_US" w:bidi="en_US"/>
@@ -30956,7 +30891,7 @@
         </w:rPr>
         <w:t xml:space="preserve">Like the pronoun “he” in </w:t>
       </w:r>
-      <w:hyperlink r:id="rId57">
+      <w:hyperlink r:id="rId55">
         <w:r>
           <w:rPr>
             <w:lang w:val="en_US" w:bidi="en_US"/>
@@ -31612,7 +31547,7 @@
         </w:rPr>
         <w:t xml:space="preserve">See the discussion of the term “remain” in Part 3 of the Introduction to 1 John. In this instance, it seems to mean the same thing as in </w:t>
       </w:r>
-      <w:hyperlink r:id="rId15">
+      <w:hyperlink r:id="rId13">
         <w:r>
           <w:rPr>
             <w:lang w:val="en_US" w:bidi="en_US"/>
@@ -32027,7 +31962,7 @@
         </w:rPr>
         <w:t xml:space="preserve"> in </w:t>
       </w:r>
-      <w:hyperlink r:id="rId43">
+      <w:hyperlink r:id="rId41">
         <w:r>
           <w:rPr>
             <w:lang w:val="en_US" w:bidi="en_US"/>
@@ -32143,7 +32078,7 @@
         </w:rPr>
         <w:t xml:space="preserve">See the discussion of the term “remain” in Part 3 of the Introduction to 1 John. In this instance, John seems to be using the expression in the same way that he has just used it in </w:t>
       </w:r>
-      <w:hyperlink r:id="rId58">
+      <w:hyperlink r:id="rId56">
         <w:r>
           <w:rPr>
             <w:lang w:val="en_US" w:bidi="en_US"/>
@@ -33421,7 +33356,7 @@
         </w:rPr>
         <w:t xml:space="preserve">John is speaking figuratively here. He says in </w:t>
       </w:r>
-      <w:hyperlink r:id="rId59">
+      <w:hyperlink r:id="rId57">
         <w:r>
           <w:rPr>
             <w:lang w:val="en_US" w:bidi="en_US"/>
@@ -33646,7 +33581,7 @@
         </w:rPr>
         <w:t xml:space="preserve">This does not mean that keeping our salvation is conditional on doing certain works. Rather, John is describing the results of keeping the commandments that he describes in </w:t>
       </w:r>
-      <w:hyperlink r:id="rId60">
+      <w:hyperlink r:id="rId58">
         <w:r>
           <w:rPr>
             <w:lang w:val="en_US" w:bidi="en_US"/>
@@ -33713,7 +33648,7 @@
         </w:rPr>
         <w:t xml:space="preserve">In </w:t>
       </w:r>
-      <w:hyperlink r:id="rId61">
+      <w:hyperlink r:id="rId59">
         <w:r>
           <w:rPr>
             <w:lang w:val="en_US" w:bidi="en_US"/>
@@ -34135,7 +34070,7 @@
         </w:rPr>
         <w:t xml:space="preserve">Here John expresses the same metaphor as in </w:t>
       </w:r>
-      <w:hyperlink r:id="rId62">
+      <w:hyperlink r:id="rId60">
         <w:r>
           <w:rPr>
             <w:lang w:val="en_US" w:bidi="en_US"/>
@@ -34930,7 +34865,7 @@
         </w:rPr>
         <w:t xml:space="preserve"> in </w:t>
       </w:r>
-      <w:hyperlink r:id="rId39">
+      <w:hyperlink r:id="rId37">
         <w:r>
           <w:rPr>
             <w:lang w:val="en_US" w:bidi="en_US"/>
@@ -35046,7 +34981,7 @@
         </w:rPr>
         <w:t xml:space="preserve">See whether you decided to indicate the figurative meaning of this expression in </w:t>
       </w:r>
-      <w:hyperlink r:id="rId61">
+      <w:hyperlink r:id="rId59">
         <w:r>
           <w:rPr>
             <w:lang w:val="en_US" w:bidi="en_US"/>
@@ -35397,7 +35332,7 @@
         </w:rPr>
         <w:t xml:space="preserve">See the discussion of the term “appear” in Part 3 of the Introduction to 1 John. The meaning of the term in this instance seems to be the same as in </w:t>
       </w:r>
-      <w:hyperlink r:id="rId63">
+      <w:hyperlink r:id="rId61">
         <w:r>
           <w:rPr>
             <w:lang w:val="en_US" w:bidi="en_US"/>
@@ -36629,7 +36564,7 @@
         </w:rPr>
         <w:t xml:space="preserve">See the discussion of the term “remain” in Part 3 of the Introduction to 1 John. In this instance, it seems to mean the same thing as in </w:t>
       </w:r>
-      <w:hyperlink r:id="rId15">
+      <w:hyperlink r:id="rId13">
         <w:r>
           <w:rPr>
             <w:lang w:val="en_US" w:bidi="en_US"/>
@@ -37313,7 +37248,7 @@
         </w:rPr>
         <w:t xml:space="preserve"> in </w:t>
       </w:r>
-      <w:hyperlink r:id="rId43">
+      <w:hyperlink r:id="rId41">
         <w:r>
           <w:rPr>
             <w:lang w:val="en_US" w:bidi="en_US"/>
@@ -37429,7 +37364,7 @@
         </w:rPr>
         <w:t xml:space="preserve">See how you translated the similar expression in </w:t>
       </w:r>
-      <w:hyperlink r:id="rId64">
+      <w:hyperlink r:id="rId62">
         <w:r>
           <w:rPr>
             <w:lang w:val="en_US" w:bidi="en_US"/>
@@ -37545,7 +37480,7 @@
         </w:rPr>
         <w:t xml:space="preserve">See how you translated the similar expression in </w:t>
       </w:r>
-      <w:hyperlink r:id="rId62">
+      <w:hyperlink r:id="rId60">
         <w:r>
           <w:rPr>
             <w:lang w:val="en_US" w:bidi="en_US"/>
@@ -37896,7 +37831,7 @@
         </w:rPr>
         <w:t xml:space="preserve"> indicates influence. The usage here is similar to that in the phrase “from the world” in </w:t>
       </w:r>
-      <w:hyperlink r:id="rId50">
+      <w:hyperlink r:id="rId48">
         <w:r>
           <w:rPr>
             <w:lang w:val="en_US" w:bidi="en_US"/>
@@ -38241,7 +38176,7 @@
         </w:rPr>
         <w:t xml:space="preserve">See the discussion of the term “appear” in Part 3 of the Introduction to 1 John. Here the term seems to have an active meaning and to mean the same thing as in </w:t>
       </w:r>
-      <w:hyperlink r:id="rId65">
+      <w:hyperlink r:id="rId63">
         <w:r>
           <w:rPr>
             <w:lang w:val="en_US" w:bidi="en_US"/>
@@ -38481,7 +38416,7 @@
         </w:rPr>
         <w:t xml:space="preserve">See how you translated this in </w:t>
       </w:r>
-      <w:hyperlink r:id="rId62">
+      <w:hyperlink r:id="rId60">
         <w:r>
           <w:rPr>
             <w:lang w:val="en_US" w:bidi="en_US"/>
@@ -38610,7 +38545,7 @@
         </w:rPr>
         <w:t xml:space="preserve">See whether in </w:t>
       </w:r>
-      <w:hyperlink r:id="rId62">
+      <w:hyperlink r:id="rId60">
         <w:r>
           <w:rPr>
             <w:lang w:val="en_US" w:bidi="en_US"/>
@@ -39013,7 +38948,7 @@
         </w:rPr>
         <w:t xml:space="preserve">See the discussion of the term “remain” in Part 3 of the Introduction to 1 John. In this instance, as in </w:t>
       </w:r>
-      <w:hyperlink r:id="rId58">
+      <w:hyperlink r:id="rId56">
         <w:r>
           <w:rPr>
             <w:lang w:val="en_US" w:bidi="en_US"/>
@@ -39567,7 +39502,7 @@
         </w:rPr>
         <w:t xml:space="preserve">See how you translated the similar expression in </w:t>
       </w:r>
-      <w:hyperlink r:id="rId62">
+      <w:hyperlink r:id="rId60">
         <w:r>
           <w:rPr>
             <w:lang w:val="en_US" w:bidi="en_US"/>
@@ -39905,7 +39840,7 @@
         </w:rPr>
         <w:t xml:space="preserve"> in </w:t>
       </w:r>
-      <w:hyperlink r:id="rId42">
+      <w:hyperlink r:id="rId40">
         <w:r>
           <w:rPr>
             <w:lang w:val="en_US" w:bidi="en_US"/>
@@ -40111,7 +40046,7 @@
         </w:rPr>
         <w:t xml:space="preserve"> in various ways in this letter. Here it refers to the time when the people to whom he is writing first heard about or first believed in Jesus. See how you translated this phrase in </w:t>
       </w:r>
-      <w:hyperlink r:id="rId39">
+      <w:hyperlink r:id="rId37">
         <w:r>
           <w:rPr>
             <w:lang w:val="en_US" w:bidi="en_US"/>
@@ -40462,7 +40397,7 @@
         </w:rPr>
         <w:t xml:space="preserve">This is similar to the phrase “from the devil” in </w:t>
       </w:r>
-      <w:hyperlink r:id="rId66">
+      <w:hyperlink r:id="rId64">
         <w:r>
           <w:rPr>
             <w:lang w:val="en_US" w:bidi="en_US"/>
@@ -41105,7 +41040,7 @@
         </w:rPr>
         <w:t xml:space="preserve"> in </w:t>
       </w:r>
-      <w:hyperlink r:id="rId42">
+      <w:hyperlink r:id="rId40">
         <w:r>
           <w:rPr>
             <w:lang w:val="en_US" w:bidi="en_US"/>
@@ -41234,7 +41169,7 @@
         </w:rPr>
         <w:t xml:space="preserve"> to mean various things in this letter. Here it refers to people who do not honor God and who do not live as God wishes, as in </w:t>
       </w:r>
-      <w:hyperlink r:id="rId61">
+      <w:hyperlink r:id="rId59">
         <w:r>
           <w:rPr>
             <w:lang w:val="en_US" w:bidi="en_US"/>
@@ -41683,7 +41618,7 @@
         </w:rPr>
         <w:t xml:space="preserve"> in </w:t>
       </w:r>
-      <w:hyperlink r:id="rId42">
+      <w:hyperlink r:id="rId40">
         <w:r>
           <w:rPr>
             <w:lang w:val="en_US" w:bidi="en_US"/>
@@ -42034,7 +41969,7 @@
         </w:rPr>
         <w:t xml:space="preserve">, and he is echoing the teaching of Jesus that is recorded in Matthew </w:t>
       </w:r>
-      <w:hyperlink r:id="rId67">
+      <w:hyperlink r:id="rId65">
         <w:r>
           <w:rPr>
             <w:lang w:val="en_US" w:bidi="en_US"/>
@@ -42163,7 +42098,7 @@
         </w:rPr>
         <w:t xml:space="preserve"> in </w:t>
       </w:r>
-      <w:hyperlink r:id="rId42">
+      <w:hyperlink r:id="rId40">
         <w:r>
           <w:rPr>
             <w:lang w:val="en_US" w:bidi="en_US"/>
@@ -43050,7 +42985,7 @@
         </w:rPr>
         <w:t xml:space="preserve"> in </w:t>
       </w:r>
-      <w:hyperlink r:id="rId42">
+      <w:hyperlink r:id="rId40">
         <w:r>
           <w:rPr>
             <w:lang w:val="en_US" w:bidi="en_US"/>
@@ -43388,7 +43323,7 @@
         </w:rPr>
         <w:t xml:space="preserve"> in </w:t>
       </w:r>
-      <w:hyperlink r:id="rId42">
+      <w:hyperlink r:id="rId40">
         <w:r>
           <w:rPr>
             <w:lang w:val="en_US" w:bidi="en_US"/>
@@ -43713,7 +43648,7 @@
         </w:rPr>
         <w:t xml:space="preserve">See the discussion of the term “remain” in Part 3 of the Introduction to 1 John. As in </w:t>
       </w:r>
-      <w:hyperlink r:id="rId16">
+      <w:hyperlink r:id="rId14">
         <w:r>
           <w:rPr>
             <w:lang w:val="en_US" w:bidi="en_US"/>
@@ -43829,7 +43764,7 @@
         </w:rPr>
         <w:t xml:space="preserve">As in </w:t>
       </w:r>
-      <w:hyperlink r:id="rId34">
+      <w:hyperlink r:id="rId32">
         <w:r>
           <w:rPr>
             <w:lang w:val="en_US" w:bidi="en_US"/>
@@ -43971,7 +43906,7 @@
         </w:rPr>
         <w:t xml:space="preserve"> in </w:t>
       </w:r>
-      <w:hyperlink r:id="rId43">
+      <w:hyperlink r:id="rId41">
         <w:r>
           <w:rPr>
             <w:lang w:val="en_US" w:bidi="en_US"/>
@@ -44895,7 +44830,7 @@
         </w:rPr>
         <w:t xml:space="preserve">John describes a result in this verse. He gives the reason for that result in the next verse. If it would be helpful in your language, you could put the reason before the result by creating a verse bridge. You could put </w:t>
       </w:r>
-      <w:hyperlink r:id="rId68">
+      <w:hyperlink r:id="rId66">
         <w:r>
           <w:rPr>
             <w:lang w:val="en_US" w:bidi="en_US"/>
@@ -45351,7 +45286,7 @@
         </w:rPr>
         <w:t xml:space="preserve"> and does what he says. Alternate translation: “we are from God, who is true” (2) As in </w:t>
       </w:r>
-      <w:hyperlink r:id="rId69">
+      <w:hyperlink r:id="rId67">
         <w:r>
           <w:rPr>
             <w:lang w:val="en_US" w:bidi="en_US"/>
@@ -45591,7 +45526,7 @@
         </w:rPr>
         <w:t xml:space="preserve">See how you translated the expression in </w:t>
       </w:r>
-      <w:hyperlink r:id="rId70">
+      <w:hyperlink r:id="rId68">
         <w:r>
           <w:rPr>
             <w:lang w:val="en_US" w:bidi="en_US"/>
@@ -46249,7 +46184,7 @@
         </w:rPr>
         <w:t xml:space="preserve">The topic here, continuing from </w:t>
       </w:r>
-      <w:hyperlink r:id="rId71">
+      <w:hyperlink r:id="rId69">
         <w:r>
           <w:rPr>
             <w:lang w:val="en_US" w:bidi="en_US"/>
@@ -46763,7 +46698,7 @@
         </w:rPr>
         <w:t xml:space="preserve"> in </w:t>
       </w:r>
-      <w:hyperlink r:id="rId39">
+      <w:hyperlink r:id="rId37">
         <w:r>
           <w:rPr>
             <w:lang w:val="en_US" w:bidi="en_US"/>
@@ -46977,7 +46912,7 @@
         </w:rPr>
         <w:t xml:space="preserve">See how you translated the similar expression in </w:t>
       </w:r>
-      <w:hyperlink r:id="rId68">
+      <w:hyperlink r:id="rId66">
         <w:r>
           <w:rPr>
             <w:lang w:val="en_US" w:bidi="en_US"/>
@@ -47563,7 +47498,7 @@
         </w:rPr>
         <w:t xml:space="preserve">As in </w:t>
       </w:r>
-      <w:hyperlink r:id="rId31">
+      <w:hyperlink r:id="rId29">
         <w:r>
           <w:rPr>
             <w:lang w:val="en_US" w:bidi="en_US"/>
@@ -48051,7 +47986,7 @@
         </w:rPr>
         <w:t xml:space="preserve">As in </w:t>
       </w:r>
-      <w:hyperlink r:id="rId45">
+      <w:hyperlink r:id="rId43">
         <w:r>
           <w:rPr>
             <w:lang w:val="en_US" w:bidi="en_US"/>
@@ -48644,7 +48579,7 @@
         </w:rPr>
         <w:t xml:space="preserve">See the discussion of the term “remain” in Part 3 of the Introduction to 1 John. In this instance, it seems to mean the same thing as in </w:t>
       </w:r>
-      <w:hyperlink r:id="rId15">
+      <w:hyperlink r:id="rId13">
         <w:r>
           <w:rPr>
             <w:lang w:val="en_US" w:bidi="en_US"/>
@@ -49477,7 +49412,7 @@
         </w:rPr>
         <w:t xml:space="preserve">In </w:t>
       </w:r>
-      <w:hyperlink r:id="rId72">
+      <w:hyperlink r:id="rId70">
         <w:r>
           <w:rPr>
             <w:lang w:val="en_US" w:bidi="en_US"/>
@@ -49675,7 +49610,7 @@
         </w:rPr>
         <w:t xml:space="preserve"> in </w:t>
       </w:r>
-      <w:hyperlink r:id="rId39">
+      <w:hyperlink r:id="rId37">
         <w:r>
           <w:rPr>
             <w:lang w:val="en_US" w:bidi="en_US"/>
@@ -50431,7 +50366,7 @@
         </w:rPr>
         <w:t xml:space="preserve">As in </w:t>
       </w:r>
-      <w:hyperlink r:id="rId50">
+      <w:hyperlink r:id="rId48">
         <w:r>
           <w:rPr>
             <w:lang w:val="en_US" w:bidi="en_US"/>
@@ -50573,7 +50508,7 @@
         </w:rPr>
         <w:t xml:space="preserve">See how you translated this expression in </w:t>
       </w:r>
-      <w:hyperlink r:id="rId73">
+      <w:hyperlink r:id="rId71">
         <w:r>
           <w:rPr>
             <w:lang w:val="en_US" w:bidi="en_US"/>
@@ -50702,7 +50637,7 @@
         </w:rPr>
         <w:t xml:space="preserve">See how you translated the similar expression in </w:t>
       </w:r>
-      <w:hyperlink r:id="rId74">
+      <w:hyperlink r:id="rId72">
         <w:r>
           <w:rPr>
             <w:lang w:val="en_US" w:bidi="en_US"/>
@@ -51412,7 +51347,7 @@
         </w:rPr>
         <w:t xml:space="preserve"> in </w:t>
       </w:r>
-      <w:hyperlink r:id="rId28">
+      <w:hyperlink r:id="rId26">
         <w:r>
           <w:rPr>
             <w:lang w:val="en_US" w:bidi="en_US"/>
@@ -51828,7 +51763,7 @@
         </w:rPr>
         <w:t xml:space="preserve"> means something different in this verse than in the previous three verses, since it refers to believers rather than to the spirits that are inspiring prophets. It means the same thing as in </w:t>
       </w:r>
-      <w:hyperlink r:id="rId70">
+      <w:hyperlink r:id="rId68">
         <w:r>
           <w:rPr>
             <w:lang w:val="en_US" w:bidi="en_US"/>
@@ -51957,7 +51892,7 @@
         </w:rPr>
         <w:t xml:space="preserve"> in </w:t>
       </w:r>
-      <w:hyperlink r:id="rId43">
+      <w:hyperlink r:id="rId41">
         <w:r>
           <w:rPr>
             <w:lang w:val="en_US" w:bidi="en_US"/>
@@ -52073,7 +52008,7 @@
         </w:rPr>
         <w:t xml:space="preserve">As in </w:t>
       </w:r>
-      <w:hyperlink r:id="rId46">
+      <w:hyperlink r:id="rId44">
         <w:r>
           <w:rPr>
             <w:lang w:val="en_US" w:bidi="en_US"/>
@@ -52091,7 +52026,7 @@
         </w:rPr>
         <w:t xml:space="preserve"> and </w:t>
       </w:r>
-      <w:hyperlink r:id="rId16">
+      <w:hyperlink r:id="rId14">
         <w:r>
           <w:rPr>
             <w:lang w:val="en_US" w:bidi="en_US"/>
@@ -52233,7 +52168,7 @@
         </w:rPr>
         <w:t xml:space="preserve"> refers to the false prophets whom John describes in </w:t>
       </w:r>
-      <w:hyperlink r:id="rId73">
+      <w:hyperlink r:id="rId71">
         <w:r>
           <w:rPr>
             <w:lang w:val="en_US" w:bidi="en_US"/>
@@ -52349,7 +52284,7 @@
         </w:rPr>
         <w:t xml:space="preserve">As in </w:t>
       </w:r>
-      <w:hyperlink r:id="rId51">
+      <w:hyperlink r:id="rId49">
         <w:r>
           <w:rPr>
             <w:lang w:val="en_US" w:bidi="en_US"/>
@@ -52478,7 +52413,7 @@
         </w:rPr>
         <w:t xml:space="preserve"> here and in </w:t>
       </w:r>
-      <w:hyperlink r:id="rId75">
+      <w:hyperlink r:id="rId73">
         <w:r>
           <w:rPr>
             <w:lang w:val="en_US" w:bidi="en_US"/>
@@ -52496,7 +52431,7 @@
         </w:rPr>
         <w:t xml:space="preserve"> seems to have a different meaning than in </w:t>
       </w:r>
-      <w:hyperlink r:id="rId73">
+      <w:hyperlink r:id="rId71">
         <w:r>
           <w:rPr>
             <w:lang w:val="en_US" w:bidi="en_US"/>
@@ -52514,7 +52449,7 @@
         </w:rPr>
         <w:t xml:space="preserve"> and </w:t>
       </w:r>
-      <w:hyperlink r:id="rId72">
+      <w:hyperlink r:id="rId70">
         <w:r>
           <w:rPr>
             <w:lang w:val="en_US" w:bidi="en_US"/>
@@ -52532,7 +52467,7 @@
         </w:rPr>
         <w:t xml:space="preserve">. There, it refers to location, so when John says in </w:t>
       </w:r>
-      <w:hyperlink r:id="rId72">
+      <w:hyperlink r:id="rId70">
         <w:r>
           <w:rPr>
             <w:lang w:val="en_US" w:bidi="en_US"/>
@@ -52798,7 +52733,7 @@
         </w:rPr>
         <w:t xml:space="preserve"> refers to the false prophets whom John describes in </w:t>
       </w:r>
-      <w:hyperlink r:id="rId73">
+      <w:hyperlink r:id="rId71">
         <w:r>
           <w:rPr>
             <w:lang w:val="en_US" w:bidi="en_US"/>
@@ -53188,7 +53123,7 @@
         </w:rPr>
         <w:t xml:space="preserve"> in the first three sentences of this verse are probably exclusive, and so if your language marks that distinction, we recommend using the exclusive form in your translation. John appears to be speaking here of himself and his fellow eyewitnesses of the resurrection as teachers of the truth about Jesus. He has already said that the believers to whom he is writing are from God in </w:t>
       </w:r>
-      <w:hyperlink r:id="rId76">
+      <w:hyperlink r:id="rId74">
         <w:r>
           <w:rPr>
             <w:lang w:val="en_US" w:bidi="en_US"/>
@@ -53317,7 +53252,7 @@
         </w:rPr>
         <w:t xml:space="preserve"> could mean: (1) that John and his fellow eyewitnesses teach the truth about Jesus because God has sent them to do that. Alternate translation: “God has sent us” (2) the same thing as it does in </w:t>
       </w:r>
-      <w:hyperlink r:id="rId76">
+      <w:hyperlink r:id="rId74">
         <w:r>
           <w:rPr>
             <w:lang w:val="en_US" w:bidi="en_US"/>
@@ -53335,7 +53270,7 @@
         </w:rPr>
         <w:t xml:space="preserve"> and in </w:t>
       </w:r>
-      <w:hyperlink r:id="rId77">
+      <w:hyperlink r:id="rId75">
         <w:r>
           <w:rPr>
             <w:lang w:val="en_US" w:bidi="en_US"/>
@@ -53562,7 +53497,7 @@
         </w:rPr>
         <w:t xml:space="preserve">As in </w:t>
       </w:r>
-      <w:hyperlink r:id="rId78">
+      <w:hyperlink r:id="rId76">
         <w:r>
           <w:rPr>
             <w:lang w:val="en_US" w:bidi="en_US"/>
@@ -53704,7 +53639,7 @@
         </w:rPr>
         <w:t xml:space="preserve">As in </w:t>
       </w:r>
-      <w:hyperlink r:id="rId75">
+      <w:hyperlink r:id="rId73">
         <w:r>
           <w:rPr>
             <w:lang w:val="en_US" w:bidi="en_US"/>
@@ -53846,7 +53781,7 @@
         </w:rPr>
         <w:t xml:space="preserve"> means the same thing in this verse as in </w:t>
       </w:r>
-      <w:hyperlink r:id="rId76">
+      <w:hyperlink r:id="rId74">
         <w:r>
           <w:rPr>
             <w:lang w:val="en_US" w:bidi="en_US"/>
@@ -54086,7 +54021,7 @@
         </w:rPr>
         <w:t xml:space="preserve"> to also include what he said in </w:t>
       </w:r>
-      <w:hyperlink r:id="rId79">
+      <w:hyperlink r:id="rId77">
         <w:r>
           <w:rPr>
             <w:lang w:val="en_US" w:bidi="en_US"/>
@@ -54215,7 +54150,7 @@
         </w:rPr>
         <w:t xml:space="preserve">, then use that in your translation here. This inclusive usage continues through </w:t>
       </w:r>
-      <w:hyperlink r:id="rId52">
+      <w:hyperlink r:id="rId50">
         <w:r>
           <w:rPr>
             <w:lang w:val="en_US" w:bidi="en_US"/>
@@ -54370,7 +54305,7 @@
         </w:rPr>
         <w:t xml:space="preserve"> would refer to the devil. These would also be what John refers to as “the one in you” and “the one in the world” in </w:t>
       </w:r>
-      <w:hyperlink r:id="rId76">
+      <w:hyperlink r:id="rId74">
         <w:r>
           <w:rPr>
             <w:lang w:val="en_US" w:bidi="en_US"/>
@@ -54713,7 +54648,7 @@
         </w:rPr>
         <w:t xml:space="preserve"> in </w:t>
       </w:r>
-      <w:hyperlink r:id="rId39">
+      <w:hyperlink r:id="rId37">
         <w:r>
           <w:rPr>
             <w:lang w:val="en_US" w:bidi="en_US"/>
@@ -54842,7 +54777,7 @@
         </w:rPr>
         <w:t xml:space="preserve"> means something similar to what it does in </w:t>
       </w:r>
-      <w:hyperlink r:id="rId77">
+      <w:hyperlink r:id="rId75">
         <w:r>
           <w:rPr>
             <w:lang w:val="en_US" w:bidi="en_US"/>
@@ -54943,7 +54878,7 @@
         </w:rPr>
         <w:t xml:space="preserve">See how you translated this metaphor in </w:t>
       </w:r>
-      <w:hyperlink r:id="rId62">
+      <w:hyperlink r:id="rId60">
         <w:r>
           <w:rPr>
             <w:lang w:val="en_US" w:bidi="en_US"/>
@@ -54961,7 +54896,7 @@
         </w:rPr>
         <w:t xml:space="preserve"> and </w:t>
       </w:r>
-      <w:hyperlink r:id="rId80">
+      <w:hyperlink r:id="rId78">
         <w:r>
           <w:rPr>
             <w:lang w:val="en_US" w:bidi="en_US"/>
@@ -55175,7 +55110,7 @@
         </w:rPr>
         <w:t xml:space="preserve">As in </w:t>
       </w:r>
-      <w:hyperlink r:id="rId44">
+      <w:hyperlink r:id="rId42">
         <w:r>
           <w:rPr>
             <w:lang w:val="en_US" w:bidi="en_US"/>
@@ -55402,7 +55337,7 @@
         </w:rPr>
         <w:t xml:space="preserve">As in </w:t>
       </w:r>
-      <w:hyperlink r:id="rId44">
+      <w:hyperlink r:id="rId42">
         <w:r>
           <w:rPr>
             <w:lang w:val="en_US" w:bidi="en_US"/>
@@ -56668,7 +56603,7 @@
         </w:rPr>
         <w:t xml:space="preserve">Since people were already literally alive before Jesus came, John means this in a figurative sense. He is likely referring to what he calls “eternal life” in </w:t>
       </w:r>
-      <w:hyperlink r:id="rId81">
+      <w:hyperlink r:id="rId79">
         <w:r>
           <w:rPr>
             <w:lang w:val="en_US" w:bidi="en_US"/>
@@ -57118,7 +57053,7 @@
         </w:rPr>
         <w:t xml:space="preserve"> by stating the meaning behind it with an equivalent expression. See how you translated the term in </w:t>
       </w:r>
-      <w:hyperlink r:id="rId82">
+      <w:hyperlink r:id="rId80">
         <w:r>
           <w:rPr>
             <w:lang w:val="en_US" w:bidi="en_US"/>
@@ -57247,7 +57182,7 @@
         </w:rPr>
         <w:t xml:space="preserve"> in </w:t>
       </w:r>
-      <w:hyperlink r:id="rId39">
+      <w:hyperlink r:id="rId37">
         <w:r>
           <w:rPr>
             <w:lang w:val="en_US" w:bidi="en_US"/>
@@ -57655,7 +57590,7 @@
         </w:rPr>
         <w:t xml:space="preserve">See the discussion of the term “remain” in Part 3 of the Introduction to 1 John. In this instance, it seems to mean the same thing as in </w:t>
       </w:r>
-      <w:hyperlink r:id="rId15">
+      <w:hyperlink r:id="rId13">
         <w:r>
           <w:rPr>
             <w:lang w:val="en_US" w:bidi="en_US"/>
@@ -57771,7 +57706,7 @@
         </w:rPr>
         <w:t xml:space="preserve">See how you translated the similar expression in </w:t>
       </w:r>
-      <w:hyperlink r:id="rId34">
+      <w:hyperlink r:id="rId32">
         <w:r>
           <w:rPr>
             <w:lang w:val="en_US" w:bidi="en_US"/>
@@ -57900,7 +57835,7 @@
         </w:rPr>
         <w:t xml:space="preserve"> introduces a note of assurance that contrasts with the idea in the previous verse, ”No one has ever seen God.” This verse is very similar to the second half of </w:t>
       </w:r>
-      <w:hyperlink r:id="rId51">
+      <w:hyperlink r:id="rId49">
         <w:r>
           <w:rPr>
             <w:lang w:val="en_US" w:bidi="en_US"/>
@@ -58336,7 +58271,7 @@
         </w:rPr>
         <w:t xml:space="preserve">See the discussion of the term “remain” in Part 3 of the Introduction to 1 John. In this instance, it seems to mean the same thing as in </w:t>
       </w:r>
-      <w:hyperlink r:id="rId15">
+      <w:hyperlink r:id="rId13">
         <w:r>
           <w:rPr>
             <w:lang w:val="en_US" w:bidi="en_US"/>
@@ -59014,7 +58949,7 @@
         </w:rPr>
         <w:t xml:space="preserve">The meaning of this expression is similar to the expression “the one who confesses the Son” in </w:t>
       </w:r>
-      <w:hyperlink r:id="rId83">
+      <w:hyperlink r:id="rId81">
         <w:r>
           <w:rPr>
             <w:lang w:val="en_US" w:bidi="en_US"/>
@@ -59346,7 +59281,7 @@
         </w:rPr>
         <w:t xml:space="preserve">See the discussion of the term “remain” in Part 3 of the Introduction to 1 John. In this instance, it seems to mean the same thing as in </w:t>
       </w:r>
-      <w:hyperlink r:id="rId15">
+      <w:hyperlink r:id="rId13">
         <w:r>
           <w:rPr>
             <w:lang w:val="en_US" w:bidi="en_US"/>
@@ -59612,7 +59547,7 @@
         </w:rPr>
         <w:t xml:space="preserve"> here is the same as the phrase translated “among us” in </w:t>
       </w:r>
-      <w:hyperlink r:id="rId59">
+      <w:hyperlink r:id="rId57">
         <w:r>
           <w:rPr>
             <w:lang w:val="en_US" w:bidi="en_US"/>
@@ -59728,7 +59663,7 @@
         </w:rPr>
         <w:t xml:space="preserve">This is a metaphor that describes what God is like in his character. See how you translated it in </w:t>
       </w:r>
-      <w:hyperlink r:id="rId84">
+      <w:hyperlink r:id="rId82">
         <w:r>
           <w:rPr>
             <w:lang w:val="en_US" w:bidi="en_US"/>
@@ -59844,7 +59779,7 @@
         </w:rPr>
         <w:t xml:space="preserve">See the discussion of the term “remain” in Part 3 of the Introduction to 1 John. As in </w:t>
       </w:r>
-      <w:hyperlink r:id="rId56">
+      <w:hyperlink r:id="rId54">
         <w:r>
           <w:rPr>
             <w:lang w:val="en_US" w:bidi="en_US"/>
@@ -59960,7 +59895,7 @@
         </w:rPr>
         <w:t xml:space="preserve">See the discussion of the term “remain” in Part 3 of the Introduction to 1 John. In this instance, it seems to mean the same thing as in </w:t>
       </w:r>
-      <w:hyperlink r:id="rId15">
+      <w:hyperlink r:id="rId13">
         <w:r>
           <w:rPr>
             <w:lang w:val="en_US" w:bidi="en_US"/>
@@ -59978,7 +59913,7 @@
         </w:rPr>
         <w:t xml:space="preserve"> and in </w:t>
       </w:r>
-      <w:hyperlink r:id="rId85">
+      <w:hyperlink r:id="rId83">
         <w:r>
           <w:rPr>
             <w:lang w:val="en_US" w:bidi="en_US"/>
@@ -60094,7 +60029,7 @@
         </w:rPr>
         <w:t xml:space="preserve">As in </w:t>
       </w:r>
-      <w:hyperlink r:id="rId59">
+      <w:hyperlink r:id="rId57">
         <w:r>
           <w:rPr>
             <w:lang w:val="en_US" w:bidi="en_US"/>
@@ -60341,7 +60276,7 @@
         </w:rPr>
         <w:t xml:space="preserve">See how you translated the similar expression in </w:t>
       </w:r>
-      <w:hyperlink r:id="rId34">
+      <w:hyperlink r:id="rId32">
         <w:r>
           <w:rPr>
             <w:lang w:val="en_US" w:bidi="en_US"/>
@@ -62004,7 +61939,7 @@
         </w:rPr>
         <w:t xml:space="preserve">See how you translated the similar expression in </w:t>
       </w:r>
-      <w:hyperlink r:id="rId34">
+      <w:hyperlink r:id="rId32">
         <w:r>
           <w:rPr>
             <w:lang w:val="en_US" w:bidi="en_US"/>
@@ -62035,7 +61970,7 @@
         </w:rPr>
         <w:t xml:space="preserve"> could mean: (1) God’s love for us. Alternate translation: “So if someone is afraid, then God’s love has not achieved its purpose in his life” (2) our love for God. Alternate translation: “So if someone is afraid, then he does not yet love God perfectly” It could also mean both things, as in </w:t>
       </w:r>
-      <w:hyperlink r:id="rId49">
+      <w:hyperlink r:id="rId47">
         <w:r>
           <w:rPr>
             <w:lang w:val="en_US" w:bidi="en_US"/>
@@ -62262,7 +62197,7 @@
         </w:rPr>
         <w:t xml:space="preserve">This verse summarizes the idea of verse </w:t>
       </w:r>
-      <w:hyperlink r:id="rId86">
+      <w:hyperlink r:id="rId84">
         <w:r>
           <w:rPr>
             <w:lang w:val="en_US" w:bidi="en_US"/>
@@ -62822,7 +62757,7 @@
         </w:rPr>
         <w:t xml:space="preserve"> in </w:t>
       </w:r>
-      <w:hyperlink r:id="rId42">
+      <w:hyperlink r:id="rId40">
         <w:r>
           <w:rPr>
             <w:lang w:val="en_US" w:bidi="en_US"/>
@@ -63382,7 +63317,7 @@
         </w:rPr>
         <w:t xml:space="preserve"> in </w:t>
       </w:r>
-      <w:hyperlink r:id="rId42">
+      <w:hyperlink r:id="rId40">
         <w:r>
           <w:rPr>
             <w:lang w:val="en_US" w:bidi="en_US"/>
@@ -63541,7 +63476,7 @@
         </w:rPr>
         <w:t xml:space="preserve">It is not entirely clear what John means by this phrase. The word “death” could refer either to physical death or to spiritual death, which is eternal separation from God. See the further discussion in the notes to </w:t>
       </w:r>
-      <w:hyperlink r:id="rId87">
+      <w:hyperlink r:id="rId85">
         <w:r>
           <w:rPr>
             <w:lang w:val="en_US" w:bidi="en_US"/>
@@ -63633,7 +63568,7 @@
         </w:rPr>
         <w:t xml:space="preserve">In </w:t>
       </w:r>
-      <w:hyperlink r:id="rId88">
+      <w:hyperlink r:id="rId86">
         <w:r>
           <w:rPr>
             <w:lang w:val="en_US" w:bidi="en_US"/>
@@ -63677,7 +63612,7 @@
         </w:rPr>
         <w:t xml:space="preserve">In </w:t>
       </w:r>
-      <w:hyperlink r:id="rId89">
+      <w:hyperlink r:id="rId87">
         <w:r>
           <w:rPr>
             <w:lang w:val="en_US" w:bidi="en_US"/>
@@ -63850,7 +63785,7 @@
         </w:rPr>
         <w:t xml:space="preserve">See how you translated the similar expression in </w:t>
       </w:r>
-      <w:hyperlink r:id="rId62">
+      <w:hyperlink r:id="rId60">
         <w:r>
           <w:rPr>
             <w:lang w:val="en_US" w:bidi="en_US"/>
@@ -63966,7 +63901,7 @@
         </w:rPr>
         <w:t xml:space="preserve">See whether in </w:t>
       </w:r>
-      <w:hyperlink r:id="rId62">
+      <w:hyperlink r:id="rId60">
         <w:r>
           <w:rPr>
             <w:lang w:val="en_US" w:bidi="en_US"/>
@@ -64082,7 +64017,7 @@
         </w:rPr>
         <w:t xml:space="preserve">John includes this short saying to teach something that is generally true about life and that applies to the point he has been developing since </w:t>
       </w:r>
-      <w:hyperlink r:id="rId90">
+      <w:hyperlink r:id="rId88">
         <w:r>
           <w:rPr>
             <w:lang w:val="en_US" w:bidi="en_US"/>
@@ -65256,7 +65191,7 @@
         </w:rPr>
         <w:t xml:space="preserve">See how you translated the similar expression in </w:t>
       </w:r>
-      <w:hyperlink r:id="rId62">
+      <w:hyperlink r:id="rId60">
         <w:r>
           <w:rPr>
             <w:lang w:val="en_US" w:bidi="en_US"/>
@@ -65372,7 +65307,7 @@
         </w:rPr>
         <w:t xml:space="preserve">See whether in </w:t>
       </w:r>
-      <w:hyperlink r:id="rId62">
+      <w:hyperlink r:id="rId60">
         <w:r>
           <w:rPr>
             <w:lang w:val="en_US" w:bidi="en_US"/>
@@ -65488,7 +65423,7 @@
         </w:rPr>
         <w:t xml:space="preserve">As in </w:t>
       </w:r>
-      <w:hyperlink r:id="rId46">
+      <w:hyperlink r:id="rId44">
         <w:r>
           <w:rPr>
             <w:lang w:val="en_US" w:bidi="en_US"/>
@@ -65630,7 +65565,7 @@
         </w:rPr>
         <w:t xml:space="preserve"> in </w:t>
       </w:r>
-      <w:hyperlink r:id="rId48">
+      <w:hyperlink r:id="rId46">
         <w:r>
           <w:rPr>
             <w:lang w:val="en_US" w:bidi="en_US"/>
@@ -67385,7 +67320,7 @@
         </w:rPr>
         <w:t xml:space="preserve">Like the statement “God is love” in </w:t>
       </w:r>
-      <w:hyperlink r:id="rId84">
+      <w:hyperlink r:id="rId82">
         <w:r>
           <w:rPr>
             <w:lang w:val="en_US" w:bidi="en_US"/>
@@ -67403,7 +67338,7 @@
         </w:rPr>
         <w:t xml:space="preserve"> and </w:t>
       </w:r>
-      <w:hyperlink r:id="rId91">
+      <w:hyperlink r:id="rId89">
         <w:r>
           <w:rPr>
             <w:lang w:val="en_US" w:bidi="en_US"/>
@@ -67519,7 +67454,7 @@
         </w:rPr>
         <w:t xml:space="preserve">In this statement, John reaffirms that the three things that he mentions in verse </w:t>
       </w:r>
-      <w:hyperlink r:id="rId92">
+      <w:hyperlink r:id="rId90">
         <w:r>
           <w:rPr>
             <w:lang w:val="en_US" w:bidi="en_US"/>
@@ -67870,7 +67805,7 @@
         </w:rPr>
         <w:t xml:space="preserve"> in </w:t>
       </w:r>
-      <w:hyperlink r:id="rId92">
+      <w:hyperlink r:id="rId90">
         <w:r>
           <w:rPr>
             <w:lang w:val="en_US" w:bidi="en_US"/>
@@ -68613,7 +68548,7 @@
         </w:rPr>
         <w:t xml:space="preserve"> could be introducing: (1) the content of God’s testimony to his Son. In that case, the content itself comes in </w:t>
       </w:r>
-      <w:hyperlink r:id="rId93">
+      <w:hyperlink r:id="rId91">
         <w:r>
           <w:rPr>
             <w:lang w:val="en_US" w:bidi="en_US"/>
@@ -68742,7 +68677,7 @@
         </w:rPr>
         <w:t xml:space="preserve"> could refer to: (1) God’s testimony, which John says in </w:t>
       </w:r>
-      <w:hyperlink r:id="rId93">
+      <w:hyperlink r:id="rId91">
         <w:r>
           <w:rPr>
             <w:lang w:val="en_US" w:bidi="en_US"/>
@@ -68760,7 +68695,7 @@
         </w:rPr>
         <w:t xml:space="preserve">. Alternate translation: “I will tell you what God’s testimony is” (2) the three testimonies from </w:t>
       </w:r>
-      <w:hyperlink r:id="rId94">
+      <w:hyperlink r:id="rId92">
         <w:r>
           <w:rPr>
             <w:lang w:val="en_US" w:bidi="en_US"/>
@@ -69602,7 +69537,7 @@
         </w:rPr>
         <w:t xml:space="preserve">As in </w:t>
       </w:r>
-      <w:hyperlink r:id="rId95">
+      <w:hyperlink r:id="rId93">
         <w:r>
           <w:rPr>
             <w:lang w:val="en_US" w:bidi="en_US"/>
@@ -70038,7 +69973,7 @@
         </w:rPr>
         <w:t xml:space="preserve">As in </w:t>
       </w:r>
-      <w:hyperlink r:id="rId59">
+      <w:hyperlink r:id="rId57">
         <w:r>
           <w:rPr>
             <w:lang w:val="en_US" w:bidi="en_US"/>
@@ -70069,7 +70004,7 @@
         </w:rPr>
         <w:t xml:space="preserve"> means two things at once. It means receiving power from God in this life to live in a new way, and it also means living forever in the presence of God after death. See how you translated the expression in </w:t>
       </w:r>
-      <w:hyperlink r:id="rId59">
+      <w:hyperlink r:id="rId57">
         <w:r>
           <w:rPr>
             <w:lang w:val="en_US" w:bidi="en_US"/>
@@ -70401,7 +70336,7 @@
         </w:rPr>
         <w:t xml:space="preserve">Since both groups of people are physically alive, John means this in a spiritual sense. As in </w:t>
       </w:r>
-      <w:hyperlink r:id="rId59">
+      <w:hyperlink r:id="rId57">
         <w:r>
           <w:rPr>
             <w:lang w:val="en_US" w:bidi="en_US"/>
@@ -70419,7 +70354,7 @@
         </w:rPr>
         <w:t xml:space="preserve">, he is likely referring to what he calls “eternal life” in </w:t>
       </w:r>
-      <w:hyperlink r:id="rId81">
+      <w:hyperlink r:id="rId79">
         <w:r>
           <w:rPr>
             <w:lang w:val="en_US" w:bidi="en_US"/>
@@ -70437,7 +70372,7 @@
         </w:rPr>
         <w:t xml:space="preserve"> and </w:t>
       </w:r>
-      <w:hyperlink r:id="rId93">
+      <w:hyperlink r:id="rId91">
         <w:r>
           <w:rPr>
             <w:lang w:val="en_US" w:bidi="en_US"/>
@@ -70872,7 +70807,7 @@
         </w:rPr>
         <w:t xml:space="preserve">As in </w:t>
       </w:r>
-      <w:hyperlink r:id="rId45">
+      <w:hyperlink r:id="rId43">
         <w:r>
           <w:rPr>
             <w:lang w:val="en_US" w:bidi="en_US"/>
@@ -71217,7 +71152,7 @@
         </w:rPr>
         <w:t xml:space="preserve">If it would be helpful to your readers, as in </w:t>
       </w:r>
-      <w:hyperlink r:id="rId96">
+      <w:hyperlink r:id="rId94">
         <w:r>
           <w:rPr>
             <w:lang w:val="en_US" w:bidi="en_US"/>
@@ -71731,7 +71666,7 @@
         </w:rPr>
         <w:t xml:space="preserve">As in </w:t>
       </w:r>
-      <w:hyperlink r:id="rId75">
+      <w:hyperlink r:id="rId73">
         <w:r>
           <w:rPr>
             <w:lang w:val="en_US" w:bidi="en_US"/>
@@ -71958,7 +71893,7 @@
         </w:rPr>
         <w:t xml:space="preserve">As in </w:t>
       </w:r>
-      <w:hyperlink r:id="rId97">
+      <w:hyperlink r:id="rId95">
         <w:r>
           <w:rPr>
             <w:lang w:val="en_US" w:bidi="en_US"/>
@@ -72459,7 +72394,7 @@
         </w:rPr>
         <w:t xml:space="preserve"> in </w:t>
       </w:r>
-      <w:hyperlink r:id="rId42">
+      <w:hyperlink r:id="rId40">
         <w:r>
           <w:rPr>
             <w:lang w:val="en_US" w:bidi="en_US"/>
@@ -73169,7 +73104,7 @@
         </w:rPr>
         <w:t xml:space="preserve">, John is probably referring to behavior such as the false teachers engaged in and encouraged. As Part 3 of the Introduction to 1 John explains, these false teachers claimed that it did not matter what people did in their bodies, and so they would have been committing many serious sins without feeling any conviction that their actions were wrong. This showed that they had abandoned faith in Jesus and had rejected the influence of the Holy Spirit. John implicitly corrects this false teaching again in </w:t>
       </w:r>
-      <w:hyperlink r:id="rId89">
+      <w:hyperlink r:id="rId87">
         <w:r>
           <w:rPr>
             <w:lang w:val="en_US" w:bidi="en_US"/>
@@ -73618,7 +73553,7 @@
         </w:rPr>
         <w:t xml:space="preserve">See how you translated the similar expression in </w:t>
       </w:r>
-      <w:hyperlink r:id="rId62">
+      <w:hyperlink r:id="rId60">
         <w:r>
           <w:rPr>
             <w:lang w:val="en_US" w:bidi="en_US"/>
@@ -73734,7 +73669,7 @@
         </w:rPr>
         <w:t xml:space="preserve">See whether in </w:t>
       </w:r>
-      <w:hyperlink r:id="rId62">
+      <w:hyperlink r:id="rId60">
         <w:r>
           <w:rPr>
             <w:lang w:val="en_US" w:bidi="en_US"/>
@@ -73850,7 +73785,7 @@
         </w:rPr>
         <w:t xml:space="preserve">See how you translated this expression in </w:t>
       </w:r>
-      <w:hyperlink r:id="rId98">
+      <w:hyperlink r:id="rId96">
         <w:r>
           <w:rPr>
             <w:lang w:val="en_US" w:bidi="en_US"/>
@@ -74103,7 +74038,7 @@
         </w:rPr>
         <w:t xml:space="preserve">As in </w:t>
       </w:r>
-      <w:hyperlink r:id="rId46">
+      <w:hyperlink r:id="rId44">
         <w:r>
           <w:rPr>
             <w:lang w:val="en_US" w:bidi="en_US"/>
@@ -74454,7 +74389,7 @@
         </w:rPr>
         <w:t xml:space="preserve">See how you translated the similar expression in </w:t>
       </w:r>
-      <w:hyperlink r:id="rId76">
+      <w:hyperlink r:id="rId74">
         <w:r>
           <w:rPr>
             <w:lang w:val="en_US" w:bidi="en_US"/>
@@ -74818,7 +74753,7 @@
         </w:rPr>
         <w:t xml:space="preserve"> by stating the meaning behind it with an equivalent expression. This could mean that: (1) John may be speaking of the devil, as in </w:t>
       </w:r>
-      <w:hyperlink r:id="rId46">
+      <w:hyperlink r:id="rId44">
         <w:r>
           <w:rPr>
             <w:lang w:val="en_US" w:bidi="en_US"/>
@@ -75039,7 +74974,7 @@
         </w:rPr>
         <w:t xml:space="preserve">If it would be helpful to your readers, you could state more explicitly what this means, as you may have done in </w:t>
       </w:r>
-      <w:hyperlink r:id="rId92">
+      <w:hyperlink r:id="rId90">
         <w:r>
           <w:rPr>
             <w:lang w:val="en_US" w:bidi="en_US"/>
@@ -75625,7 +75560,7 @@
         </w:rPr>
         <w:t xml:space="preserve">As in </w:t>
       </w:r>
-      <w:hyperlink r:id="rId34">
+      <w:hyperlink r:id="rId32">
         <w:r>
           <w:rPr>
             <w:lang w:val="en_US" w:bidi="en_US"/>
@@ -76212,7 +76147,7 @@
         </w:rPr>
         <w:t xml:space="preserve">As in </w:t>
       </w:r>
-      <w:hyperlink r:id="rId59">
+      <w:hyperlink r:id="rId57">
         <w:r>
           <w:rPr>
             <w:lang w:val="en_US" w:bidi="en_US"/>
@@ -76367,7 +76302,7 @@
         </w:rPr>
         <w:t xml:space="preserve"> in </w:t>
       </w:r>
-      <w:hyperlink r:id="rId43">
+      <w:hyperlink r:id="rId41">
         <w:r>
           <w:rPr>
             <w:lang w:val="en_US" w:bidi="en_US"/>

--- a/eng/docx/62.content.docx
+++ b/eng/docx/62.content.docx
@@ -141,13 +141,6 @@
         <w:rPr>
           <w:lang w:val="en_US" w:bidi="en_US"/>
         </w:rPr>
-      </w:r>
-      <w:r>
-        <w:rPr>
-          <w:i/>
-          <w:lang w:val="en_US" w:bidi="en_US"/>
-        </w:rPr>
-        <w:t>1 John - Introduction, 1 John - Chapter 1 Introduction, 1 John 1:1 (#1), 1 John 1:1 (#2), 1 John 1:1 (#3), 1 John 1:1 (#4), 1 John 1:1 (#5), 1 John 1:1 (#6), 1 John 1:1 (#7), 1 John 1:1 (#8), 1 John 1:1 (#9), 1 John 1:1 (#10), 1 John 1:1 (#11), 1 John 1:1 (#12), 1 John 1:1 (#13), 1 John 1:1 (#14), 1 John 1:2 (#1), 1 John 1:2 (#2), 1 John 1:2 (#3), 1 John 1:2 (#4), 1 John 1:2 (#5), 1 John 1:2 (#6), 1 John 1:2 (#7), 1 John 1:2 (#8), 1 John 1:2 (#9), 1 John 1:3 (#1), 1 John 1:3 (#2), 1 John 1:3 (#3), 1 John 1:3 (#4), 1 John 1:3 (#5), 1 John 1:3 (#6), 1 John 1:4 (#1), 1 John 1:4 (#2), 1 John 1:4 (#3), 1 John 1:4 (#4), 1 John 1:4 (#5), 1 John 1:4 (#6), 1 John 1:4 (#7), 1 John 1:5 (#1), 1 John 1:5 (#2), 1 John 1:5 (#3), 1 John 1:5 (#4), 1 John 1:5 (#5), 1 John 1:5 (#6), 1 John 1:5 (#7), 1 John 1:5 (#8), 1 John 1:6 (#1), 1 John 1:6 (#2), 1 John 1:6 (#3), 1 John 1:6 (#4), 1 John 1:6 (#5), 1 John 1:6 (#6), 1 John 1:6 (#7), 1 John 1:6 (#8), 1 John 1:7 (#1), 1 John 1:7 (#2), 1 John 1:7 (#3), 1 John 1:7 (#4), 1 John 1:7 (#5), 1 John 1:7 (#6), 1 John 1:7 (#7), 1 John 1:7 (#8), 1 John 1:7 (#9), 1 John 1:8 (#1), 1 John 1:8 (#2), 1 John 1:8 (#3), 1 John 1:8 (#4), 1 John 1:9 (#1), 1 John 1:9 (#2), 1 John 1:9 (#3), 1 John 1:9 (#4), 1 John 1:9 (#5), 1 John 1:9 (#6), 1 John 1:10 (#1), 1 John 1:10 (#2), 1 John 1:10 (#3), 1 John 1:10 (#4), 1 John 1:10 (#5), 1 John - Chapter 2 Introduction, 1 John 2:1 (#1), 1 John 2:1 (#2), 1 John 2:1 (#3), 1 John 2:1 (#4), 1 John 2:1 (#5), 1 John 2:1 (#6), 1 John 2:1 (#7), 1 John 2:1 (#8), 1 John 2:2 (#1), 1 John 2:2 (#2), 1 John 2:2 (#3), 1 John 2:2 (#4), 1 John 2:3 (#1), 1 John 2:3 (#2), 1 John 2:3 (#3), 1 John 2:3 (#4), 1 John 2:3 (#5), 1 John 2:3 (#6), 1 John 2:3 (#7), 1 John 2:3 (#8), 1 John 2:4 (#1), 1 John 2:4 (#2), 1 John 2:4 (#3), 1 John 2:4 (#4), 1 John 2:4 (#5), 1 John 2:4 (#6), 1 John 2:4 (#7), 1 John 2:4 (#8), 1 John 2:4 (#9), 1 John 2:5 (#1), 1 John 2:5 (#2), 1 John 2:5 (#3), 1 John 2:5 (#4), 1 John 2:5 (#5), 1 John 2:5 (#6), 1 John 2:5 (#7), 1 John 2:5 (#8), 1 John 2:5 (#9), 1 John 2:5–6 (#1), 1 John 2:6 (#1), 1 John 2:6 (#1), 1 John 2:6 (#2), 1 John 2:6 (#3), 1 John 2:6 (#4), 1 John 2:6 (#5), 1 John 2:7 (#1), 1 John 2:7 (#2), 1 John 2:7 (#3), 1 John 2:7 (#4), 1 John 2:8 (#1), 1 John 2:8 (#2), 1 John 2:8 (#3), 1 John 2:8 (#4), 1 John 2:8 (#5), 1 John 2:8 (#6), 1 John 2:8 (#7), 1 John 2:8 (#8), 1 John 2:9 (#1), 1 John 2:9 (#2), 1 John 2:9 (#3), 1 John 2:9 (#4), 1 John 2:9 (#5), 1 John 2:9 (#6), 1 John 2:9 (#7), 1 John 2:10 (#1), 1 John 2:10 (#2), 1 John 2:10 (#3), 1 John 2:10 (#4), 1 John 2:10 (#5), 1 John 2:10 (#6), 1 John 2:10 (#7), 1 John 2:11 (#1), 1 John 2:11 (#2), 1 John 2:11 (#3), 1 John 2:11 (#4), 1 John 2:11 (#5), 1 John 2:11 (#6), 1 John 2:11 (#7), 1 John 2:12 (#1), 1 John 2:12 (#2), 1 John 2:12 (#3), 1 John 2:12 (#4), 1 John 2:12 (#5), 1 John 2:13 (#1), 1 John 2:13 (#2), 1 John 2:13 (#3), 1 John 2:13 (#4), 1 John 2:13 (#5), 1 John 2:13 (#6), 1 John 2:13 (#7), 1 John 2:13 (#8), 1 John 2:14 (#1), 1 John 2:14 (#2), 1 John 2:14 (#3), 1 John 2:14 (#4), 1 John 2:14 (#5), 1 John 2:14 (#6), 1 John 2:14 (#7), 1 John 2:14 (#8), 1 John 2:14 (#9), 1 John 2:14 (#10), 1 John 2:14 (#11), 1 John 2:14 (#12), 1 John 2:14 (#13), 1 John 2:14 (#14), 1 John 2:14 (#15), 1 John 2:14 (#16), 1 John 2:14 (#17), 1 John 2:15 (#1), 1 John 2:15 (#2), 1 John 2:15 (#3), 1 John 2:15 (#4), 1 John 2:15 (#5), 1 John 2:15 (#6), 1 John 2:16 (#1), 1 John 2:16 (#2), 1 John 2:16 (#3), 1 John 2:16 (#4), 1 John 2:16 (#5), 1 John 2:16 (#6), 1 John 2:16 (#7), 1 John 2:17 (#1), 1 John 2:17 (#2), 1 John 2:17 (#3), 1 John 2:17 (#4), 1 John 2:17 (#5), 1 John 2:17 (#6), 1 John 2:17 (#7), 1 John 2:18 (#1), 1 John 2:18 (#2), 1 John 2:18 (#3), 1 John 2:18 (#4), 1 John 2:19 (#1), 1 John 2:19 (#2), 1 John 2:19 (#3), 1 John 2:19 (#4), 1 John 2:19 (#5), 1 John 2:19 (#6), 1 John 2:19 (#7), 1 John 2:20 (#1), 1 John 2:20 (#2), 1 John 2:20 (#3), 1 John 2:20 (#4), 1 John 2:20 (#5), 1 John 2:20 (#6), 1 John 2:20 (#7), 1 John 2:21 (#1), 1 John 2:21 (#2), 1 John 2:21 (#3), 1 John 2:21 (#4), 1 John 2:21 (#5), 1 John 2:21 (#6), 1 John 2:21 (#7), 1 John 2:22 (#1), 1 John 2:22 (#2), 1 John 2:22 (#3), 1 John 2:22 (#4), 1 John 2:22 (#5), 1 John 2:23 (#1), 1 John 2:23 (#2), 1 John 2:23 (#3), 1 John 2:23 (#4), 1 John 2:23 (#5), 1 John 2:24 (#1), 1 John 2:24 (#2), 1 John 2:24 (#3), 1 John 2:24 (#4), 1 John 2:24 (#5), 1 John 2:24 (#6), 1 John 2:24 (#7), 1 John 2:25 (#1), 1 John 2:25 (#2), 1 John 2:25 (#3), 1 John 2:26 (#1), 1 John 2:26 (#2), 1 John 2:27 (#1), 1 John 2:27 (#2), 1 John 2:27 (#3), 1 John 2:27 (#4), 1 John 2:27 (#5), 1 John 2:27 (#6), 1 John 2:27 (#7), 1 John 2:27 (#8), 1 John 2:27 (#9), 1 John 2:27 (#10), 1 John 2:28 (#1), 1 John 2:28 (#2), 1 John 2:28 (#3), 1 John 2:28 (#4), 1 John 2:28 (#5), 1 John 2:28 (#6), 1 John 2:28 (#7), 1 John 2:28 (#8), 1 John 2:28 (#9), 1 John 2:28 (#10), 1 John 2:29 (#1), 1 John 2:29 (#2), 1 John 2:29 (#3), 1 John 2:29 (#4), 1 John 2:29 (#5), 1 John - Chapter 3 Introduction, 1 John 3:1 (#1), 1 John 3:1 (#2), 1 John 3:1 (#3), 1 John 3:1 (#4), 1 John 3:1 (#5), 1 John 3:1 (#6), 1 John 3:1 (#7), 1 John 3:1 (#8), 1 John 3:1 (#9), 1 John 3:1 (#10), 1 John 3:2 (#1), 1 John 3:2 (#2), 1 John 3:2 (#3), 1 John 3:2 (#4), 1 John 3:2 (#5), 1 John 3:2 (#6), 1 John 3:2 (#7), 1 John 3:3 (#1), 1 John 3:3 (#2), 1 John 3:4 (#1), 1 John 3:4 (#2), 1 John 3:5 (#1), 1 John 3:5 (#2), 1 John 3:5 (#3), 1 John 3:6 (#1), 1 John 3:6 (#2), 1 John 3:6 (#3), 1 John 3:6 (#4), 1 John 3:6 (#5), 1 John 3:6 (#6), 1 John 3:7 (#1), 1 John 3:7 (#2), 1 John 3:7 (#3), 1 John 3:7 (#4), 1 John 3:7 (#5), 1 John 3:8 (#1), 1 John 3:8 (#2), 1 John 3:8 (#3), 1 John 3:8 (#4), 1 John 3:8 (#5), 1 John 3:9 (#1), 1 John 3:9 (#2), 1 John 3:9 (#3), 1 John 3:9 (#4), 1 John 3:9 (#5), 1 John 3:9 (#6), 1 John 3:10 (#1), 1 John 3:10 (#2), 1 John 3:10 (#3), 1 John 3:10 (#4), 1 John 3:10 (#5), 1 John 3:10 (#6), 1 John 3:10 (#7), 1 John 3:11 (#1), 1 John 3:11 (#2), 1 John 3:12 (#1), 1 John 3:12 (#2), 1 John 3:12 (#3), 1 John 3:12 (#4), 1 John 3:12 (#5), 1 John 3:12 (#6), 1 John 3:12 (#7), 1 John 3:13 (#1), 1 John 3:13 (#2), 1 John 3:13 (#3), 1 John 3:14 (#1), 1 John 3:14 (#2), 1 John 3:14 (#3), 1 John 3:14 (#4), 1 John 3:14 (#5), 1 John 3:14 (#6), 1 John 3:15 (#1), 1 John 3:15 (#2), 1 John 3:15 (#3), 1 John 3:15 (#4), 1 John 3:15 (#5), 1 John 3:16 (#1), 1 John 3:16 (#2), 1 John 3:16 (#3), 1 John 3:16 (#4), 1 John 3:16 (#5), 1 John 3:17 (#1), 1 John 3:17 (#2), 1 John 3:17 (#3), 1 John 3:17 (#4), 1 John 3:17 (#5), 1 John 3:17 (#6), 1 John 3:17 (#7), 1 John 3:18 (#1), 1 John 3:18 (#2), 1 John 3:18 (#3), 1 John 3:18 (#4), 1 John 3:18 (#5), 1 John 3:18 (#6), 1 John 3:18 (#7), 1 John 3:19 (#1), 1 John 3:19 (#2), 1 John 3:19 (#3), 1 John 3:19 (#4), 1 John 3:19 (#5), 1 John 3:19 (#6), 1 John 3:19 (#7), 1 John 3:19 (#8), 1 John 3:19 (#9), 1 John 3:19 (#10), 1 John 3:19 (#11), 1 John 3:20 (#1), 1 John 3:20 (#2), 1 John 3:20 (#3), 1 John 3:20 (#4), 1 John 3:20 (#5), 1 John 3:20 (#6), 1 John 3:21 (#1), 1 John 3:21 (#2), 1 John 3:21 (#3), 1 John 3:21 (#4), 1 John 3:21 (#5), 1 John 3:21 (#6), 1 John 3:22 (#1), 1 John 3:22 (#2), 1 John 3:22 (#3), 1 John 3:22 (#4), 1 John 3:23 (#1), 1 John 3:23 (#2), 1 John 3:23 (#3), 1 John 3:23 (#4), 1 John 3:24 (#1), 1 John 3:24 (#2), 1 John 3:24 (#3), 1 John 3:24 (#4), 1 John 3:24 (#5), 1 John 3:24 (#6), 1 John 3:24 (#7), 1 John 3:24 (#8), 1 John 3:24 (#9), 1 John - Chapter 4 Introduction, 1 John 4:1 (#1), 1 John 4:1 (#2), 1 John 4:1 (#3), 1 John 4:1 (#4), 1 John 4:1 (#5), 1 John 4:1 (#6), 1 John 4:2 (#1), 1 John 4:2 (#2), 1 John 4:2 (#3), 1 John 4:2 (#4), 1 John 4:3 (#1), 1 John 4:3 (#2), 1 John 4:3 (#3), 1 John 4:3 (#4), 1 John 4:3 (#5), 1 John 4:3 (#6), 1 John 4:3 (#7), 1 John 4:3 (#8), 1 John 4:3 (#9), 1 John 4:4 (#1), 1 John 4:4 (#2), 1 John 4:4 (#3), 1 John 4:4 (#4), 1 John 4:4 (#5), 1 John 4:4 (#6), 1 John 4:5 (#1), 1 John 4:5 (#2), 1 John 4:5 (#3), 1 John 4:5 (#4), 1 John 4:6 (#1), 1 John 4:6 (#2), 1 John 4:6 (#3), 1 John 4:6 (#4), 1 John 4:6 (#5), 1 John 4:6 (#6), 1 John 4:6 (#7), 1 John 4:6 (#8), 1 John 4:6 (#9), 1 John 4:6 (#10), 1 John 4:6 (#11), 1 John 4:7 (#1), 1 John 4:7 (#2), 1 John 4:7 (#3), 1 John 4:7 (#4), 1 John 4:7 (#5), 1 John 4:7 (#6), 1 John 4:8 (#1), 1 John 4:8 (#2), 1 John 4:8 (#3), 1 John 4:8 (#4), 1 John 4:9 (#1), 1 John 4:9 (#2), 1 John 4:9 (#3), 1 John 4:9 (#4), 1 John 4:9 (#5), 1 John 4:9 (#6), 1 John 4:9 (#7), 1 John 4:9 (#8), 1 John 4:9 (#9), 1 John 4:10 (#1), 1 John 4:10 (#2), 1 John 4:10 (#3), 1 John 4:10 (#4), 1 John 4:11 (#1), 1 John 4:11 (#2), 1 John 4:11 (#3), 1 John 4:12 (#1), 1 John 4:12 (#2), 1 John 4:12 (#3), 1 John 4:13 (#1), 1 John 4:13 (#2), 1 John 4:13 (#3), 1 John 4:13 (#4), 1 John 4:13 (#5), 1 John 4:13 (#6), 1 John 4:14 (#1), 1 John 4:14 (#2), 1 John 4:14 (#3), 1 John 4:15 (#1), 1 John 4:15 (#2), 1 John 4:15 (#3), 1 John 4:15 (#4), 1 John 4:15 (#5), 1 John 4:16 (#1), 1 John 4:16 (#2), 1 John 4:16 (#3), 1 John 4:16 (#4), 1 John 4:16 (#5), 1 John 4:17 (#1), 1 John 4:17 (#2), 1 John 4:17 (#3), 1 John 4:17 (#4), 1 John 4:17 (#5), 1 John 4:17 (#6), 1 John 4:17 (#7), 1 John 4:17 (#8), 1 John 4:17 (#9), 1 John 4:17 (#10), 1 John 4:18 (#1), 1 John 4:18 (#2), 1 John 4:18 (#3), 1 John 4:18 (#4), 1 John 4:18 (#5), 1 John 4:18 (#6), 1 John 4:18 (#7), 1 John 4:18 (#8), 1 John 4:19 (#1), 1 John 4:19 (#2), 1 John 4:19 (#3), 1 John 4:20 (#1), 1 John 4:20 (#2), 1 John 4:20 (#3), 1 John 4:20 (#4), 1 John 4:20 (#5), 1 John 4:21 (#1), 1 John 4:21 (#2), 1 John 4:21 (#3), 1 John - Chapter 5 Introduction, 1 John 5:1 (#1), 1 John 5:1 (#2), 1 John 5:1 (#3), 1 John 5:1 (#4), 1 John 5:1 (#5), 1 John 5:2 (#1), 1 John 5:2 (#2), 1 John 5:2 (#3), 1 John 5:3 (#1), 1 John 5:3 (#2), 1 John 5:3 (#3), 1 John 5:3 (#4), 1 John 5:3 (#5), 1 John 5:4 (#1), 1 John 5:4 (#2), 1 John 5:4 (#3), 1 John 5:4 (#4), 1 John 5:4 (#5), 1 John 5:4 (#6), 1 John 5:4 (#7), 1 John 5:4 (#8), 1 John 5:4 (#9), 1 John 5:4 (#10), 1 John 5:4 (#11), 1 John 5:5 (#1), 1 John 5:5 (#2), 1 John 5:5 (#3), 1 John 5:5 (#4), 1 John 5:6 (#1), 1 John 5:6 (#2), 1 John 5:6 (#3), 1 John 5:6 (#4), 1 John 5:6 (#5), 1 John 5:7 (#1), 1 John 5:7 (#2), 1 John 5:7 (#3), 1 John 5:8 (#1), 1 John 5:8 (#2), 1 John 5:9 (#1), 1 John 5:9 (#2), 1 John 5:9 (#3), 1 John 5:9 (#4), 1 John 5:9 (#5), 1 John 5:9 (#6), 1 John 5:9 (#7), 1 John 5:9 (#8), 1 John 5:10 (#1), 1 John 5:10 (#2), 1 John 5:10 (#3), 1 John 5:10 (#4), 1 John 5:10 (#5), 1 John 5:10 (#6), 1 John 5:10 (#7), 1 John 5:10 (#8), 1 John 5:11 (#1), 1 John 5:11 (#2), 1 John 5:11 (#3), 1 John 5:11 (#4), 1 John 5:12 (#1), 1 John 5:12 (#2), 1 John 5:12 (#3), 1 John 5:13 (#1), 1 John 5:13 (#2), 1 John 5:13 (#3), 1 John 5:13 (#4), 1 John 5:13 (#5), 1 John 5:14 (#1), 1 John 5:14 (#2), 1 John 5:14 (#3), 1 John 5:14 (#4), 1 John 5:14 (#5), 1 John 5:15 (#1), 1 John 5:15 (#2), 1 John 5:15 (#3), 1 John 5:15 (#4), 1 John 5:16 (#1), 1 John 5:16 (#2), 1 John 5:16 (#3), 1 John 5:16 (#4), 1 John 5:16 (#5), 1 John 5:16 (#6), 1 John 5:16 (#7), 1 John 5:16 (#8), 1 John 5:17 (#1), 1 John 5:17 (#2), 1 John 5:17 (#3), 1 John 5:18 (#1), 1 John 5:18 (#2), 1 John 5:18 (#3), 1 John 5:18 (#4), 1 John 5:18 (#5), 1 John 5:18 (#6), 1 John 5:18 (#7), 1 John 5:19 (#1), 1 John 5:19 (#2), 1 John 5:19 (#3), 1 John 5:19 (#4), 1 John 5:20 (#1), 1 John 5:20 (#2), 1 John 5:20 (#3), 1 John 5:20 (#4), 1 John 5:20 (#5), 1 John 5:20 (#6), 1 John 5:20 (#7), 1 John 5:20 (#8), 1 John 5:20 (#9), 1 John 5:20 (#10), 1 John 5:20 (#11), 1 John 5:20 (#12), 1 John 5:21 (#1), 1 John 5:21 (#2), 1 John 5:21 (#3)</w:t>
       </w:r>
       <w:r>
         <w:rPr>

--- a/eng/docx/62.content.docx
+++ b/eng/docx/62.content.docx
@@ -19,7 +19,7 @@
         <w:rPr>
           <w:lang w:val="en_US" w:bidi="en_US"/>
         </w:rPr>
-        <w:t>Resource: Translation Notes (unfoldingWord)</w:t>
+        <w:t>Resource: unfoldingWord® Translation Notes</w:t>
       </w:r>
       <w:r>
         <w:rPr>
@@ -90,7 +90,7 @@
         <w:rPr>
           <w:lang w:val="en_US" w:bidi="en_US"/>
         </w:rPr>
-        <w:t>Translation Notes (unfoldingWord)</w:t>
+        <w:t>unfoldingWord® Translation Notes</w:t>
       </w:r>
     </w:p>
     <w:p>

--- a/eng/docx/62.content.docx
+++ b/eng/docx/62.content.docx
@@ -56247,7 +56247,7 @@
         <w:rPr>
           <w:lang w:val="en_US" w:bidi="en_US"/>
         </w:rPr>
-        <w:t>John is speaking of a real situation as if it were a hypothetical condition. If your language does not state something as a condition if it is already real, and if your readers might think that what John is saying is not real, then you could translate his words as an affirmative statement. Alternate translation: “But as we love each other, God remains in us, and his love is perfected in us” or “But we do love each other, so that means that God remains in us, and his love is perfected in us”</w:t>
+        <w:t>John is speaking of a real situation as if it were a hypothetical condition. If your language does not state something as a condition if it is already real, and if your readers might think that what John is saying is not real, then you could translate his statement without using “if.” Alternate translation: "But as we love each other, God remains in us, and his love is perfected in us" or "But by loving each other, we know that God remains in us, and his love is perfected in us"</w:t>
       </w:r>
     </w:p>
     <w:p>
@@ -65536,21 +65536,6 @@
           <w:b/>
           <w:lang w:val="en_US" w:bidi="en_US"/>
         </w:rPr>
-        <w:t>δι’ ὕδατος καὶ αἵματος</w:t>
-      </w:r>
-    </w:p>
-    <w:p>
-      <w:pPr/>
-      <w:r>
-        <w:rPr>
-          <w:lang w:val="en_US" w:bidi="en_US"/>
-        </w:rPr>
-      </w:r>
-      <w:r>
-        <w:rPr>
-          <w:b/>
-          <w:lang w:val="en_US" w:bidi="en_US"/>
-        </w:rPr>
         <w:t>"by water and blood"</w:t>
       </w:r>
     </w:p>
@@ -65578,7 +65563,7 @@
         <w:rPr>
           <w:lang w:val="en_US" w:bidi="en_US"/>
         </w:rPr>
-        <w:t xml:space="preserve"> conveying Jesus to us or Jesus coming to us through water and through blood. The meaning is that Jesus became our Savior as he experienced baptism in water and submitted himself to death on the cross. Alternate translation “as our Savior, undergoing baptism and death”</w:t>
+        <w:t xml:space="preserve"> conveying Jesus to us or Jesus coming to us through water and through blood. The meaning is either that: (1) Jesus became our Savior as he experienced baptism in water and submitted himself to death on the cross, Alternate translation: [as our Savior, undergoing baptism and death] or (2) Jesus became our Savior as he experienced human birth and submitted himself to death on the cross. Alternate translation: [as our Savior, undergoing human birth and death]</w:t>
       </w:r>
     </w:p>
     <w:p>
@@ -76386,7 +76371,7 @@
         <w:rPr>
           <w:lang w:val="en_US" w:bidi="en_US"/>
         </w:rPr>
-        <w:t xml:space="preserve">It is not entirely clear what John means by this phrase. The word “death” could refer either to physical death or to spiritual death, which is eternal separation from God. See the further discussion in the notes to </w:t>
+        <w:t xml:space="preserve">In the context, the word “death” in this phrase refers to spiritual death, which is eternal separation from God. But it is not entirely clear what the sin is that John is talking about. It is unlikely that John is referring to one sin in particular, but instead he is talking about a certain kind of sin. Given the context of this letter, he is probably referring to the kind of sin that the false teachers were committing by denying that Jesus was the Son of God and that he came in the flesh, and by rejecting his forgiveness. See the further discussion in the notes to </w:t>
       </w:r>
       <w:hyperlink r:id="rId95">
         <w:r>
@@ -76404,19 +76389,7 @@
         <w:rPr>
           <w:lang w:val="en_US" w:bidi="en_US"/>
         </w:rPr>
-        <w:t xml:space="preserve">. (See: </w:t>
-      </w:r>
-      <w:r>
-        <w:rPr>
-          <w:lang w:val="en_US" w:bidi="en_US"/>
-        </w:rPr>
-        <w:t>death</w:t>
-      </w:r>
-      <w:r>
-        <w:rPr>
-          <w:lang w:val="en_US" w:bidi="en_US"/>
-        </w:rPr>
-        <w:t>)</w:t>
+        <w:t>.</w:t>
       </w:r>
     </w:p>
     <w:p>

--- a/eng/docx/62.content.docx
+++ b/eng/docx/62.content.docx
@@ -1145,7 +1145,7 @@
           <w:b/>
           <w:lang w:val="en_US" w:bidi="en_US"/>
         </w:rPr>
-        <w:t>ὃ ἦν ἀπ’ ἀρχῆς, ὃ ἀκηκόαμεν, ὃ ἑωράκαμεν τοῖς ὀφθαλμοῖς ἡμῶν, ὃ ἐθεασάμεθα, καὶ αἱ χεῖρες ἡμῶν ἐψηλάφησαν, περὶ τοῦ λόγου τῆς ζωῆς—</w:t>
+        <w:t>ὃ ἦν ἀπ’ ἀρχῆς, ὃ ἀκηκόαμεν, ὃ ἑωράκαμεν τοῖς ὀφθαλμοῖς ἡμῶν, ὃ ἐθεασάμεθα, καὶ αἱ χεῖρες ἡμῶν ἐψηλάφησαν, περὶ τοῦ λόγου τῆς ζωῆς</w:t>
       </w:r>
     </w:p>
     <w:p>
@@ -3180,7 +3180,7 @@
           <w:b/>
           <w:lang w:val="en_US" w:bidi="en_US"/>
         </w:rPr>
-        <w:t>ἑωράκαμεν, καὶ μαρτυροῦμεν,</w:t>
+        <w:t>ἑωράκαμεν, καὶ μαρτυροῦμεν</w:t>
       </w:r>
     </w:p>
     <w:p>
@@ -11904,7 +11904,7 @@
           <w:b/>
           <w:lang w:val="en_US" w:bidi="en_US"/>
         </w:rPr>
-        <w:t>ὁ λέγων, ὅτι ἔγνωκα αὐτὸν, καὶ τὰς ἐντολὰς αὐτοῦ μὴ τηρῶν, ψεύστης ἐστίν</w:t>
+        <w:t>ὁ λέγων &amp; ἔγνωκα αὐτὸν, καὶ τὰς ἐντολὰς αὐτοῦ μὴ τηρῶν, ψεύστης ἐστίν</w:t>
       </w:r>
     </w:p>
     <w:p>
@@ -27294,7 +27294,7 @@
           <w:b/>
           <w:lang w:val="en_US" w:bidi="en_US"/>
         </w:rPr>
-        <w:t>τίς ἐστιν ὁ ψεύστης, εἰ μὴ ὁ ἀρνούμενος ὅτι Ἰησοῦς οὐκ ἔστιν ὁ Χριστός?</w:t>
+        <w:t>τίς ἐστιν ὁ ψεύστης, εἰ μὴ ὁ ἀρνούμενος ὅτι Ἰησοῦς οὐκ ἔστιν ὁ Χριστός</w:t>
       </w:r>
     </w:p>
     <w:p>
@@ -27392,7 +27392,7 @@
           <w:b/>
           <w:lang w:val="en_US" w:bidi="en_US"/>
         </w:rPr>
-        <w:t>ὁ ἀρνούμενος ὅτι Ἰησοῦς οὐκ ἔστιν ὁ Χριστός</w:t>
+        <w:t>μὴ ὁ ἀρνούμενος ὅτι Ἰησοῦς οὐκ ἔστιν ὁ Χριστός</w:t>
       </w:r>
     </w:p>
     <w:p>
@@ -38452,7 +38452,7 @@
           <w:b/>
           <w:lang w:val="en_US" w:bidi="en_US"/>
         </w:rPr>
-        <w:t>ὁ μὴ ποιῶν δικαιοσύνην</w:t>
+        <w:t>πᾶς ὁ μὴ ποιῶν δικαιοσύνην</w:t>
       </w:r>
     </w:p>
     <w:p>
@@ -42500,7 +42500,7 @@
           <w:b/>
           <w:lang w:val="en_US" w:bidi="en_US"/>
         </w:rPr>
-        <w:t>πῶς ἡ ἀγάπη τοῦ Θεοῦ μένει ἐν αὐτῷ?</w:t>
+        <w:t>πῶς ἡ ἀγάπη τοῦ Θεοῦ μένει ἐν αὐτῷ</w:t>
       </w:r>
     </w:p>
     <w:p>
@@ -45764,7 +45764,7 @@
           <w:b/>
           <w:lang w:val="en_US" w:bidi="en_US"/>
         </w:rPr>
-        <w:t>ἐὰν ἡ καρδία μὴ καταγινώσκῃ, παρρησίαν ἔχομεν πρὸς τὸν Θεόν,</w:t>
+        <w:t>ἐὰν ἡ καρδία μὴ καταγινώσκῃ, παρρησίαν ἔχομεν πρὸς τὸν Θεόν</w:t>
       </w:r>
     </w:p>
     <w:p>
@@ -49479,7 +49479,7 @@
           <w:b/>
           <w:lang w:val="en_US" w:bidi="en_US"/>
         </w:rPr>
-        <w:t>Ἰησοῦν</w:t>
+        <w:t>τὸν Ἰησοῦν</w:t>
       </w:r>
     </w:p>
     <w:p>
@@ -61261,7 +61261,7 @@
           <w:b/>
           <w:lang w:val="en_US" w:bidi="en_US"/>
         </w:rPr>
-        <w:t>ἐάν τις εἴπῃ, ὅτι ἀγαπῶ τὸν Θεόν, καὶ τὸν ἀδελφὸν αὐτοῦ μισῇ, ψεύστης ἐστίν</w:t>
+        <w:t>ἐάν τις εἴπῃ &amp; ἀγαπῶ τὸν Θεόν, καὶ τὸν ἀδελφὸν αὐτοῦ μισῇ, ψεύστης ἐστίν</w:t>
       </w:r>
     </w:p>
     <w:p>
@@ -64837,7 +64837,7 @@
           <w:b/>
           <w:lang w:val="en_US" w:bidi="en_US"/>
         </w:rPr>
-        <w:t>τίς ἐστιν δέ ὁ νικῶν τὸν κόσμον, εἰ μὴ ὁ πιστεύων ὅτι Ἰησοῦς ἐστιν ὁ Υἱὸς τοῦ Θεοῦ?</w:t>
+        <w:t>τίς ἐστιν δέ ὁ νικῶν τὸν κόσμον, εἰ μὴ ὁ πιστεύων ὅτι Ἰησοῦς ἐστιν ὁ Υἱὸς τοῦ Θεοῦ</w:t>
       </w:r>
     </w:p>
     <w:p>
@@ -65522,6 +65522,21 @@
         <w:rPr>
           <w:lang w:val="en_US" w:bidi="en_US"/>
         </w:rPr>
+      </w:r>
+    </w:p>
+    <w:p>
+      <w:pPr/>
+      <w:r>
+        <w:rPr>
+          <w:lang w:val="en_US" w:bidi="en_US"/>
+        </w:rPr>
+      </w:r>
+      <w:r>
+        <w:rPr>
+          <w:b/>
+          <w:lang w:val="en_US" w:bidi="en_US"/>
+        </w:rPr>
+        <w:t>δι’ ὕδατος καὶ αἵματος</w:t>
       </w:r>
     </w:p>
     <w:p>
@@ -69939,7 +69954,7 @@
           <w:b/>
           <w:lang w:val="en_US" w:bidi="en_US"/>
         </w:rPr>
-        <w:t>αὐτόν &amp; αὐτοῦ &amp; ἀκούει</w:t>
+        <w:t>αὐτόν &amp; αὐτοῦ, ἀκούει</w:t>
       </w:r>
     </w:p>
     <w:p>

--- a/eng/docx/62.content.docx
+++ b/eng/docx/62.content.docx
@@ -1048,6 +1048,423 @@
         <w:rPr>
           <w:lang w:val="en_US" w:bidi="en_US"/>
         </w:rPr>
+        <w:t>1 John - Chapter 1 Introduction</w:t>
+      </w:r>
+      <w:r>
+        <w:rPr>
+          <w:lang w:val="en_US" w:bidi="en_US"/>
+        </w:rPr>
+      </w:r>
+    </w:p>
+    <w:p>
+      <w:pPr>
+        <w:pStyle w:val="Heading3"/>
+      </w:pPr>
+      <w:r>
+        <w:rPr>
+          <w:lang w:val="en_US" w:bidi="en_US"/>
+        </w:rPr>
+        <w:t>Structure and formatting</w:t>
+      </w:r>
+    </w:p>
+    <w:p>
+      <w:pPr>
+        <w:pStyle w:val="ListNumber"/>
+        <w:numPr>
+          <w:ilvl w:val="0"/>
+          <w:numId w:val="16"/>
+        </w:numPr>
+        <w:spacing w:line="240" w:lineRule="auto"/>
+        <w:ind w:left="720"/>
+      </w:pPr>
+      <w:r>
+        <w:rPr>
+          <w:lang w:val="en_US" w:bidi="en_US"/>
+        </w:rPr>
+      </w:r>
+      <w:r>
+        <w:rPr>
+          <w:lang w:val="en_US" w:bidi="en_US"/>
+        </w:rPr>
+        <w:t>Opening of the letter (1:1–4)</w:t>
+      </w:r>
+    </w:p>
+    <w:p>
+      <w:pPr>
+        <w:pStyle w:val="ListNumber"/>
+        <w:spacing w:line="240" w:lineRule="auto"/>
+        <w:ind w:left="720"/>
+      </w:pPr>
+      <w:r>
+        <w:rPr>
+          <w:lang w:val="en_US" w:bidi="en_US"/>
+        </w:rPr>
+      </w:r>
+      <w:r>
+        <w:rPr>
+          <w:lang w:val="en_US" w:bidi="en_US"/>
+        </w:rPr>
+        <w:t>Genuine believers obey God and love one another (1:5–10, continues through 2:17)</w:t>
+      </w:r>
+    </w:p>
+    <w:p>
+      <w:pPr>
+        <w:pStyle w:val="Heading3"/>
+      </w:pPr>
+      <w:r>
+        <w:rPr>
+          <w:lang w:val="en_US" w:bidi="en_US"/>
+        </w:rPr>
+        <w:t>Important Translation Issues in this Chapter</w:t>
+      </w:r>
+    </w:p>
+    <w:p>
+      <w:pPr>
+        <w:pStyle w:val="Heading4"/>
+      </w:pPr>
+      <w:r>
+        <w:rPr>
+          <w:lang w:val="en_US" w:bidi="en_US"/>
+        </w:rPr>
+        <w:t>The Word of Life</w:t>
+      </w:r>
+    </w:p>
+    <w:p>
+      <w:pPr/>
+      <w:r>
+        <w:rPr>
+          <w:lang w:val="en_US" w:bidi="en_US"/>
+        </w:rPr>
+      </w:r>
+      <w:r>
+        <w:rPr>
+          <w:lang w:val="en_US" w:bidi="en_US"/>
+        </w:rPr>
+        <w:t xml:space="preserve">John uses the phrase “the Word of life” to refer to Jesus in </w:t>
+      </w:r>
+      <w:hyperlink r:id="rId17">
+        <w:r>
+          <w:rPr>
+            <w:lang w:val="en_US" w:bidi="en_US"/>
+          </w:rPr>
+          <w:rPr>
+            <w:color w:val="0000EE"/>
+            <w:u w:val="single"/>
+          </w:rPr>
+          <w:t>1:1</w:t>
+        </w:r>
+      </w:hyperlink>
+      <w:r>
+        <w:rPr>
+          <w:lang w:val="en_US" w:bidi="en_US"/>
+        </w:rPr>
+        <w:t xml:space="preserve">. "The Word" is a title that John uses for Jesus. If you have translated the beginning of the Gospel of John, see how you translated it there. This title does not refer to a word that is spoken by someone. By using this title for Jesus, John is saying that Jesus is God’s most important message to all people. Jesus is the one who reveals who God is. In your translation of this title, try to make it clear that this is the title of a person whose role it is to communicate a message. Something like “The Message” or “The Revealer” might be appropriate. Consider also the title that is used in an accepted translation in your area. Here, John connects the title "the Word" with the phrase "of life." By this, John probably means that Jesus reveals God to the world and that Jesus also is the source of life. A translation of this entire phrase could be something like, "Jesus, the Message of God who gives life." (See: </w:t>
+      </w:r>
+      <w:r>
+        <w:rPr>
+          <w:lang w:val="en_US" w:bidi="en_US"/>
+        </w:rPr>
+        <w:t>Word of God</w:t>
+      </w:r>
+      <w:r>
+        <w:rPr>
+          <w:lang w:val="en_US" w:bidi="en_US"/>
+        </w:rPr>
+        <w:t>)</w:t>
+      </w:r>
+    </w:p>
+    <w:p>
+      <w:pPr>
+        <w:pStyle w:val="Heading4"/>
+      </w:pPr>
+      <w:r>
+        <w:rPr>
+          <w:lang w:val="en_US" w:bidi="en_US"/>
+        </w:rPr>
+        <w:t>Order of Information</w:t>
+      </w:r>
+    </w:p>
+    <w:p>
+      <w:pPr/>
+      <w:r>
+        <w:rPr>
+          <w:lang w:val="en_US" w:bidi="en_US"/>
+        </w:rPr>
+      </w:r>
+      <w:r>
+        <w:rPr>
+          <w:lang w:val="en_US" w:bidi="en_US"/>
+        </w:rPr>
+        <w:t xml:space="preserve">Like many Greek compositions of this time, for stylistic purposes, this letter begins with a very long sentence. It goes from the beginning of </w:t>
+      </w:r>
+      <w:hyperlink r:id="rId17">
+        <w:r>
+          <w:rPr>
+            <w:lang w:val="en_US" w:bidi="en_US"/>
+          </w:rPr>
+          <w:rPr>
+            <w:color w:val="0000EE"/>
+            <w:u w:val="single"/>
+          </w:rPr>
+          <w:t>1:1</w:t>
+        </w:r>
+      </w:hyperlink>
+      <w:r>
+        <w:rPr>
+          <w:lang w:val="en_US" w:bidi="en_US"/>
+        </w:rPr>
+        <w:t xml:space="preserve"> to the middle of </w:t>
+      </w:r>
+      <w:hyperlink r:id="rId18">
+        <w:r>
+          <w:rPr>
+            <w:lang w:val="en_US" w:bidi="en_US"/>
+          </w:rPr>
+          <w:rPr>
+            <w:color w:val="0000EE"/>
+            <w:u w:val="single"/>
+          </w:rPr>
+          <w:t>1:3</w:t>
+        </w:r>
+      </w:hyperlink>
+      <w:r>
+        <w:rPr>
+          <w:lang w:val="en_US" w:bidi="en_US"/>
+        </w:rPr>
+        <w:t>. The parts of this sentence may not be in the order that is customary in many languages. The direct object comes first, and it is very long, made up of many different clauses. The subject and verb do not come until near the end. And in the middle, there is a long digression. So think about the best way to translate and arrange the parts of this sentence in your language.</w:t>
+      </w:r>
+    </w:p>
+    <w:p>
+      <w:pPr/>
+      <w:r>
+        <w:rPr>
+          <w:lang w:val="en_US" w:bidi="en_US"/>
+        </w:rPr>
+      </w:r>
+      <w:r>
+        <w:rPr>
+          <w:lang w:val="en_US" w:bidi="en_US"/>
+        </w:rPr>
+        <w:t>One approach that might work well in your language would be to create a verse bridge that includes all of 1:1–3. You could break up this long sentence into several smaller sentences, repeating the subject and verb for clarity. This would allow you to present the parts of the sentence in an order that might be more customary in your language and that your readers might understand better. Here is an example of 1 John 1:1–3 rearranged into an order that might be clearer in your language:</w:t>
+      </w:r>
+    </w:p>
+    <w:p>
+      <w:pPr/>
+      <w:r>
+        <w:rPr>
+          <w:lang w:val="en_US" w:bidi="en_US"/>
+        </w:rPr>
+      </w:r>
+      <w:r>
+        <w:rPr>
+          <w:lang w:val="en_US" w:bidi="en_US"/>
+        </w:rPr>
+        <w:t>“We want you to have fellowship with us, and also with the Father and with his Son, Jesus Christ. Therefore, we are declaring to you what we have seen and heard. We are declaring to you what was from the beginning, which we have heard, which we have seen with our eyes, which we have looked at and our hands have touched. It has to do with the Word of life. Indeed, the life appeared, and we have seen it, and we are testifying to it. Yes, we are announcing to you the eternal life that was with the Father and that then came to us.”</w:t>
+      </w:r>
+    </w:p>
+    <w:p>
+      <w:pPr/>
+      <w:r>
+        <w:rPr>
+          <w:lang w:val="en_US" w:bidi="en_US"/>
+        </w:rPr>
+      </w:r>
+      <w:r>
+        <w:rPr>
+          <w:lang w:val="en_US" w:bidi="en_US"/>
+        </w:rPr>
+        <w:t>If you take this approach, another way to translate a combination of the second and third sentences would be, “So we are declaring to you what was from the beginning, what we have heard, what we have seen with our eyes, what we have looked at and what our hands have touched.”</w:t>
+      </w:r>
+    </w:p>
+    <w:p>
+      <w:pPr/>
+      <w:r>
+        <w:rPr>
+          <w:lang w:val="en_US" w:bidi="en_US"/>
+        </w:rPr>
+      </w:r>
+      <w:r>
+        <w:rPr>
+          <w:lang w:val="en_US" w:bidi="en_US"/>
+        </w:rPr>
+        <w:t xml:space="preserve">Another approach that could also work well and which would not require a verse bridge would be to leave the phrases in their present order, but to divide the sentence into three parts at the verse divisions. If you do that, you could also put your translation of the phrase “regarding the Word of life” at the beginning rather than the end of </w:t>
+      </w:r>
+      <w:hyperlink r:id="rId17">
+        <w:r>
+          <w:rPr>
+            <w:lang w:val="en_US" w:bidi="en_US"/>
+          </w:rPr>
+          <w:rPr>
+            <w:color w:val="0000EE"/>
+            <w:u w:val="single"/>
+          </w:rPr>
+          <w:t>1:1</w:t>
+        </w:r>
+      </w:hyperlink>
+      <w:r>
+        <w:rPr>
+          <w:lang w:val="en_US" w:bidi="en_US"/>
+        </w:rPr>
+        <w:t xml:space="preserve"> and present it as a topical introduction to the letter. Otherwise, your readers might not get the sense that this is a letter until they reached </w:t>
+      </w:r>
+      <w:hyperlink r:id="rId19">
+        <w:r>
+          <w:rPr>
+            <w:lang w:val="en_US" w:bidi="en_US"/>
+          </w:rPr>
+          <w:rPr>
+            <w:color w:val="0000EE"/>
+            <w:u w:val="single"/>
+          </w:rPr>
+          <w:t>1:4</w:t>
+        </w:r>
+      </w:hyperlink>
+      <w:r>
+        <w:rPr>
+          <w:lang w:val="en_US" w:bidi="en_US"/>
+        </w:rPr>
+        <w:t>, where John formally states his purpose for writing. An example of 1 John 1:1–3 in this order would be:</w:t>
+      </w:r>
+    </w:p>
+    <w:p>
+      <w:pPr/>
+      <w:r>
+        <w:rPr>
+          <w:lang w:val="en_US" w:bidi="en_US"/>
+        </w:rPr>
+      </w:r>
+      <w:r>
+        <w:rPr>
+          <w:lang w:val="en_US" w:bidi="en_US"/>
+        </w:rPr>
+        <w:t>“1 This is about the Word of life. This Word was from the beginning. We have heard him, we have seen him with our eyes, we have looked at him and our hands have touched him. 2 Indeed, this one who is life appeared, and we have seen him, and we are testifying about him. Yes, we are announcing to you the eternal life that was with the Father and that then came to us. 3 We are declaring to you what we have seen and heard so that you will have fellowship with us, and this fellowship is also with the Father and with his Son, Jesus Christ.”</w:t>
+      </w:r>
+    </w:p>
+    <w:p>
+      <w:pPr/>
+      <w:r>
+        <w:rPr>
+          <w:lang w:val="en_US" w:bidi="en_US"/>
+        </w:rPr>
+      </w:r>
+      <w:r>
+        <w:rPr>
+          <w:lang w:val="en_US" w:bidi="en_US"/>
+        </w:rPr>
+        <w:t xml:space="preserve">The notes to </w:t>
+      </w:r>
+      <w:hyperlink r:id="rId20">
+        <w:r>
+          <w:rPr>
+            <w:lang w:val="en_US" w:bidi="en_US"/>
+          </w:rPr>
+          <w:rPr>
+            <w:color w:val="0000EE"/>
+            <w:u w:val="single"/>
+          </w:rPr>
+          <w:t>1:1–4</w:t>
+        </w:r>
+      </w:hyperlink>
+      <w:r>
+        <w:rPr>
+          <w:lang w:val="en_US" w:bidi="en_US"/>
+        </w:rPr>
+        <w:t xml:space="preserve"> provide further specific suggestions for how to translate this long opening sentence. (See: </w:t>
+      </w:r>
+      <w:r>
+        <w:rPr>
+          <w:lang w:val="en_US" w:bidi="en_US"/>
+        </w:rPr>
+        <w:t>Verse Bridges</w:t>
+      </w:r>
+      <w:r>
+        <w:rPr>
+          <w:lang w:val="en_US" w:bidi="en_US"/>
+        </w:rPr>
+        <w:t>)</w:t>
+      </w:r>
+    </w:p>
+    <w:p>
+      <w:pPr>
+        <w:pStyle w:val="Heading3"/>
+      </w:pPr>
+      <w:r>
+        <w:rPr>
+          <w:lang w:val="en_US" w:bidi="en_US"/>
+        </w:rPr>
+        <w:t>Important Textual Issues in this Chapter</w:t>
+      </w:r>
+    </w:p>
+    <w:p>
+      <w:pPr/>
+      <w:r>
+        <w:rPr>
+          <w:lang w:val="en_US" w:bidi="en_US"/>
+        </w:rPr>
+      </w:r>
+      <w:r>
+        <w:rPr>
+          <w:lang w:val="en_US" w:bidi="en_US"/>
+        </w:rPr>
+        <w:t xml:space="preserve">In </w:t>
+      </w:r>
+      <w:hyperlink r:id="rId19">
+        <w:r>
+          <w:rPr>
+            <w:lang w:val="en_US" w:bidi="en_US"/>
+          </w:rPr>
+          <w:rPr>
+            <w:color w:val="0000EE"/>
+            <w:u w:val="single"/>
+          </w:rPr>
+          <w:t>1:4</w:t>
+        </w:r>
+      </w:hyperlink>
+      <w:r>
+        <w:rPr>
+          <w:lang w:val="en_US" w:bidi="en_US"/>
+        </w:rPr>
+        <w:t xml:space="preserve">, the most accurate ancient manuscripts read “so that our joy may be fulfilled.” The ULT follows that reading. However, some other ancient manuscripts read, “your joy” instead of “our joy.” If a translation of the Bible already exists in your region, consider using whichever reading is found in that version. If a translation does not already exist, we recommend that you follow the reading in the ULT text. (See: </w:t>
+      </w:r>
+      <w:r>
+        <w:rPr>
+          <w:lang w:val="en_US" w:bidi="en_US"/>
+        </w:rPr>
+        <w:t>Textual Variants</w:t>
+      </w:r>
+      <w:r>
+        <w:rPr>
+          <w:lang w:val="en_US" w:bidi="en_US"/>
+        </w:rPr>
+        <w:t>)</w:t>
+      </w:r>
+      <w:r>
+        <w:rPr>
+          <w:lang w:val="en_US" w:bidi="en_US"/>
+        </w:rPr>
+      </w:r>
+      <w:r>
+        <w:rPr>
+          <w:lang w:val="en_US" w:bidi="en_US"/>
+        </w:rPr>
+      </w:r>
+    </w:p>
+    <w:p>
+      <w:pPr/>
+      <w:r>
+        <w:rPr>
+          <w:lang w:val="en_US" w:bidi="en_US"/>
+        </w:rPr>
+      </w:r>
+    </w:p>
+    <w:p>
+      <w:pPr>
+        <w:pStyle w:val="Heading2"/>
+      </w:pPr>
+      <w:r>
+        <w:rPr>
+          <w:lang w:val="en_US" w:bidi="en_US"/>
+        </w:rPr>
         <w:t>1 John 1:1 (#1)</w:t>
       </w:r>
       <w:r>
@@ -1176,7 +1593,7 @@
         </w:rPr>
         <w:t xml:space="preserve">See the discussion in the General Notes to this chapter for how to translate the long sentence in </w:t>
       </w:r>
-      <w:hyperlink r:id="rId17">
+      <w:hyperlink r:id="rId21">
         <w:r>
           <w:rPr>
             <w:lang w:val="en_US" w:bidi="en_US"/>
@@ -3211,7 +3628,7 @@
         </w:rPr>
         <w:t xml:space="preserve">If you decided to use personal pronouns in </w:t>
       </w:r>
-      <w:hyperlink r:id="rId18">
+      <w:hyperlink r:id="rId17">
         <w:r>
           <w:rPr>
             <w:lang w:val="en_US" w:bidi="en_US"/>
@@ -4483,7 +4900,7 @@
         </w:rPr>
         <w:t xml:space="preserve">As the General Notes to this chapter explain, here John is formally stating his purpose for writing. If you decided in </w:t>
       </w:r>
-      <w:hyperlink r:id="rId18">
+      <w:hyperlink r:id="rId17">
         <w:r>
           <w:rPr>
             <w:lang w:val="en_US" w:bidi="en_US"/>
@@ -6217,7 +6634,7 @@
         </w:rPr>
         <w:t xml:space="preserve">, see how you expressed this idea in </w:t>
       </w:r>
-      <w:hyperlink r:id="rId19">
+      <w:hyperlink r:id="rId18">
         <w:r>
           <w:rPr>
             <w:lang w:val="en_US" w:bidi="en_US"/>
@@ -6666,7 +7083,7 @@
         </w:rPr>
         <w:t xml:space="preserve">As in </w:t>
       </w:r>
-      <w:hyperlink r:id="rId20">
+      <w:hyperlink r:id="rId22">
         <w:r>
           <w:rPr>
             <w:lang w:val="en_US" w:bidi="en_US"/>
@@ -7213,7 +7630,7 @@
         </w:rPr>
         <w:t xml:space="preserve">As in </w:t>
       </w:r>
-      <w:hyperlink r:id="rId20">
+      <w:hyperlink r:id="rId22">
         <w:r>
           <w:rPr>
             <w:lang w:val="en_US" w:bidi="en_US"/>
@@ -7577,7 +7994,7 @@
         </w:rPr>
         <w:t xml:space="preserve">, see how you expressed this idea in </w:t>
       </w:r>
-      <w:hyperlink r:id="rId19">
+      <w:hyperlink r:id="rId18">
         <w:r>
           <w:rPr>
             <w:lang w:val="en_US" w:bidi="en_US"/>
@@ -8882,7 +9299,7 @@
         </w:rPr>
         <w:t xml:space="preserve">As in </w:t>
       </w:r>
-      <w:hyperlink r:id="rId21">
+      <w:hyperlink r:id="rId23">
         <w:r>
           <w:rPr>
             <w:lang w:val="en_US" w:bidi="en_US"/>
@@ -9592,7 +10009,7 @@
         </w:rPr>
         <w:t xml:space="preserve"> here as if it were an object that could be inside believers. (He also spoke of “truth” in this way in </w:t>
       </w:r>
-      <w:hyperlink r:id="rId22">
+      <w:hyperlink r:id="rId24">
         <w:r>
           <w:rPr>
             <w:lang w:val="en_US" w:bidi="en_US"/>
@@ -9657,6 +10074,304 @@
         <w:rPr>
           <w:lang w:val="en_US" w:bidi="en_US"/>
         </w:rPr>
+        <w:t>1 John - Chapter 2 Introduction</w:t>
+      </w:r>
+      <w:r>
+        <w:rPr>
+          <w:lang w:val="en_US" w:bidi="en_US"/>
+        </w:rPr>
+      </w:r>
+    </w:p>
+    <w:p>
+      <w:pPr>
+        <w:pStyle w:val="Heading3"/>
+      </w:pPr>
+      <w:r>
+        <w:rPr>
+          <w:lang w:val="en_US" w:bidi="en_US"/>
+        </w:rPr>
+        <w:t>Structure and Formatting</w:t>
+      </w:r>
+    </w:p>
+    <w:p>
+      <w:pPr>
+        <w:pStyle w:val="ListNumber"/>
+        <w:numPr>
+          <w:ilvl w:val="0"/>
+          <w:numId w:val="17"/>
+        </w:numPr>
+        <w:spacing w:line="240" w:lineRule="auto"/>
+        <w:ind w:left="720"/>
+      </w:pPr>
+      <w:r>
+        <w:rPr>
+          <w:lang w:val="en_US" w:bidi="en_US"/>
+        </w:rPr>
+      </w:r>
+      <w:r>
+        <w:rPr>
+          <w:lang w:val="en_US" w:bidi="en_US"/>
+        </w:rPr>
+        <w:t>Genuine believers obey God and love one another (2:1–17, continuing from 1:5)</w:t>
+      </w:r>
+    </w:p>
+    <w:p>
+      <w:pPr>
+        <w:pStyle w:val="ListNumber"/>
+        <w:spacing w:line="240" w:lineRule="auto"/>
+        <w:ind w:left="720"/>
+      </w:pPr>
+      <w:r>
+        <w:rPr>
+          <w:lang w:val="en_US" w:bidi="en_US"/>
+        </w:rPr>
+      </w:r>
+      <w:r>
+        <w:rPr>
+          <w:lang w:val="en_US" w:bidi="en_US"/>
+        </w:rPr>
+        <w:t>It is false teaching to deny that Jesus is the Messiah (2:18–2:27)</w:t>
+      </w:r>
+    </w:p>
+    <w:p>
+      <w:pPr>
+        <w:pStyle w:val="ListNumber"/>
+        <w:spacing w:line="240" w:lineRule="auto"/>
+        <w:ind w:left="720"/>
+      </w:pPr>
+      <w:r>
+        <w:rPr>
+          <w:lang w:val="en_US" w:bidi="en_US"/>
+        </w:rPr>
+      </w:r>
+      <w:r>
+        <w:rPr>
+          <w:lang w:val="en_US" w:bidi="en_US"/>
+        </w:rPr>
+        <w:t>Genuine children of God do not sin (2:28–29, continues through 3:10)</w:t>
+      </w:r>
+    </w:p>
+    <w:p>
+      <w:pPr/>
+      <w:r>
+        <w:rPr>
+          <w:lang w:val="en_US" w:bidi="en_US"/>
+        </w:rPr>
+      </w:r>
+      <w:r>
+        <w:rPr>
+          <w:lang w:val="en_US" w:bidi="en_US"/>
+        </w:rPr>
+        <w:t xml:space="preserve">In order to show that John is writing something like poetry in </w:t>
+      </w:r>
+      <w:hyperlink r:id="rId25">
+        <w:r>
+          <w:rPr>
+            <w:lang w:val="en_US" w:bidi="en_US"/>
+          </w:rPr>
+          <w:rPr>
+            <w:color w:val="0000EE"/>
+            <w:u w:val="single"/>
+          </w:rPr>
+          <w:t>2:12–14</w:t>
+        </w:r>
+      </w:hyperlink>
+      <w:r>
+        <w:rPr>
+          <w:lang w:val="en_US" w:bidi="en_US"/>
+        </w:rPr>
+        <w:t>, some translations set the statements in those verses farther to the right than the rest of the text, and they begin a new line at the start of each statement.</w:t>
+      </w:r>
+    </w:p>
+    <w:p>
+      <w:pPr>
+        <w:pStyle w:val="Heading3"/>
+      </w:pPr>
+      <w:r>
+        <w:rPr>
+          <w:lang w:val="en_US" w:bidi="en_US"/>
+        </w:rPr>
+        <w:t>Special Concepts in this Chapter</w:t>
+      </w:r>
+    </w:p>
+    <w:p>
+      <w:pPr>
+        <w:pStyle w:val="Heading4"/>
+      </w:pPr>
+      <w:r>
+        <w:rPr>
+          <w:lang w:val="en_US" w:bidi="en_US"/>
+        </w:rPr>
+        <w:t>Antichrist</w:t>
+      </w:r>
+    </w:p>
+    <w:p>
+      <w:pPr/>
+      <w:r>
+        <w:rPr>
+          <w:lang w:val="en_US" w:bidi="en_US"/>
+        </w:rPr>
+      </w:r>
+      <w:r>
+        <w:rPr>
+          <w:lang w:val="en_US" w:bidi="en_US"/>
+        </w:rPr>
+        <w:t xml:space="preserve">In </w:t>
+      </w:r>
+      <w:hyperlink r:id="rId26">
+        <w:r>
+          <w:rPr>
+            <w:lang w:val="en_US" w:bidi="en_US"/>
+          </w:rPr>
+          <w:rPr>
+            <w:color w:val="0000EE"/>
+            <w:u w:val="single"/>
+          </w:rPr>
+          <w:t>2:18</w:t>
+        </w:r>
+      </w:hyperlink>
+      <w:r>
+        <w:rPr>
+          <w:lang w:val="en_US" w:bidi="en_US"/>
+        </w:rPr>
+        <w:t xml:space="preserve"> and </w:t>
+      </w:r>
+      <w:hyperlink r:id="rId27">
+        <w:r>
+          <w:rPr>
+            <w:lang w:val="en_US" w:bidi="en_US"/>
+          </w:rPr>
+          <w:rPr>
+            <w:color w:val="0000EE"/>
+            <w:u w:val="single"/>
+          </w:rPr>
+          <w:t>2:22</w:t>
+        </w:r>
+      </w:hyperlink>
+      <w:r>
+        <w:rPr>
+          <w:lang w:val="en_US" w:bidi="en_US"/>
+        </w:rPr>
+        <w:t xml:space="preserve">, John writes both about a specific person called the Antichrist and about many people who will be “antichrists.” The word “antichrist” means “opposed to Christ.” The Antichrist is a person who will come just before the return of Jesus and imitate Jesus’ work, but he will do that for evil purposes. Before that person comes, there will be many other people who work against Christ. They too are called “antichrists,” but as a description rather than as a name. (See: </w:t>
+      </w:r>
+      <w:r>
+        <w:rPr>
+          <w:lang w:val="en_US" w:bidi="en_US"/>
+        </w:rPr>
+        <w:t>Antichrist</w:t>
+      </w:r>
+      <w:r>
+        <w:rPr>
+          <w:lang w:val="en_US" w:bidi="en_US"/>
+        </w:rPr>
+        <w:t xml:space="preserve"> and </w:t>
+      </w:r>
+      <w:r>
+        <w:rPr>
+          <w:lang w:val="en_US" w:bidi="en_US"/>
+        </w:rPr>
+        <w:t>Lastday</w:t>
+      </w:r>
+      <w:r>
+        <w:rPr>
+          <w:lang w:val="en_US" w:bidi="en_US"/>
+        </w:rPr>
+        <w:t xml:space="preserve"> and </w:t>
+      </w:r>
+      <w:r>
+        <w:rPr>
+          <w:lang w:val="en_US" w:bidi="en_US"/>
+        </w:rPr>
+        <w:t>Evil</w:t>
+      </w:r>
+      <w:r>
+        <w:rPr>
+          <w:lang w:val="en_US" w:bidi="en_US"/>
+        </w:rPr>
+        <w:t>)</w:t>
+      </w:r>
+    </w:p>
+    <w:p>
+      <w:pPr>
+        <w:pStyle w:val="Heading3"/>
+      </w:pPr>
+      <w:r>
+        <w:rPr>
+          <w:lang w:val="en_US" w:bidi="en_US"/>
+        </w:rPr>
+        <w:t>Important Textual Issues in this Chapter</w:t>
+      </w:r>
+    </w:p>
+    <w:p>
+      <w:pPr/>
+      <w:r>
+        <w:rPr>
+          <w:lang w:val="en_US" w:bidi="en_US"/>
+        </w:rPr>
+      </w:r>
+      <w:r>
+        <w:rPr>
+          <w:lang w:val="en_US" w:bidi="en_US"/>
+        </w:rPr>
+        <w:t xml:space="preserve">In </w:t>
+      </w:r>
+      <w:hyperlink r:id="rId28">
+        <w:r>
+          <w:rPr>
+            <w:lang w:val="en_US" w:bidi="en_US"/>
+          </w:rPr>
+          <w:rPr>
+            <w:color w:val="0000EE"/>
+            <w:u w:val="single"/>
+          </w:rPr>
+          <w:t>2:20</w:t>
+        </w:r>
+      </w:hyperlink>
+      <w:r>
+        <w:rPr>
+          <w:lang w:val="en_US" w:bidi="en_US"/>
+        </w:rPr>
+        <w:t xml:space="preserve">, some ancient manuscripts read “you all know,” and that is the reading that ULT follows. However, other ancient manuscripts read “you know all things.” It seems more likely, based on everything else in the letter, that “you all know” is the correct original reading, since John is countering the claim of false teachers to know more than other believers. The reading “you know all things” seems to have arisen because copyists felt a need to have an object for the verb “know.” Nevertheless, if a translation of the Bible already exists in your region, consider using whichever reading is found in that version. If a translation does not already exist, we recommend that you follow the reading in the ULT text. (See: </w:t>
+      </w:r>
+      <w:r>
+        <w:rPr>
+          <w:lang w:val="en_US" w:bidi="en_US"/>
+        </w:rPr>
+        <w:t>Textual Variants</w:t>
+      </w:r>
+      <w:r>
+        <w:rPr>
+          <w:lang w:val="en_US" w:bidi="en_US"/>
+        </w:rPr>
+        <w:t>)</w:t>
+      </w:r>
+      <w:r>
+        <w:rPr>
+          <w:lang w:val="en_US" w:bidi="en_US"/>
+        </w:rPr>
+      </w:r>
+      <w:r>
+        <w:rPr>
+          <w:lang w:val="en_US" w:bidi="en_US"/>
+        </w:rPr>
+      </w:r>
+    </w:p>
+    <w:p>
+      <w:pPr/>
+      <w:r>
+        <w:rPr>
+          <w:lang w:val="en_US" w:bidi="en_US"/>
+        </w:rPr>
+      </w:r>
+    </w:p>
+    <w:p>
+      <w:pPr>
+        <w:pStyle w:val="Heading2"/>
+      </w:pPr>
+      <w:r>
+        <w:rPr>
+          <w:lang w:val="en_US" w:bidi="en_US"/>
+        </w:rPr>
         <w:t>1 John 2:1 (#1)</w:t>
       </w:r>
       <w:r>
@@ -12144,7 +12859,7 @@
         </w:rPr>
         <w:t xml:space="preserve">As in the second instance in </w:t>
       </w:r>
-      <w:hyperlink r:id="rId23">
+      <w:hyperlink r:id="rId29">
         <w:r>
           <w:rPr>
             <w:lang w:val="en_US" w:bidi="en_US"/>
@@ -12743,7 +13458,7 @@
         </w:rPr>
         <w:t xml:space="preserve"> as if it were an object that could be inside someone. See how you translated a similar expression in </w:t>
       </w:r>
-      <w:hyperlink r:id="rId22">
+      <w:hyperlink r:id="rId24">
         <w:r>
           <w:rPr>
             <w:lang w:val="en_US" w:bidi="en_US"/>
@@ -13982,7 +14697,7 @@
         </w:rPr>
         <w:t xml:space="preserve">If it would be a more natural order in your language, you could move the last sentence of verse 5 to the end of verse 6. You would then present the combined verses as </w:t>
       </w:r>
-      <w:hyperlink r:id="rId24">
+      <w:hyperlink r:id="rId30">
         <w:r>
           <w:rPr>
             <w:lang w:val="en_US" w:bidi="en_US"/>
@@ -14111,7 +14826,7 @@
         </w:rPr>
         <w:t xml:space="preserve"> God means very much the same thing as to have “fellowship with God” in </w:t>
       </w:r>
-      <w:hyperlink r:id="rId19">
+      <w:hyperlink r:id="rId18">
         <w:r>
           <w:rPr>
             <w:lang w:val="en_US" w:bidi="en_US"/>
@@ -14129,7 +14844,7 @@
         </w:rPr>
         <w:t xml:space="preserve"> and </w:t>
       </w:r>
-      <w:hyperlink r:id="rId25">
+      <w:hyperlink r:id="rId31">
         <w:r>
           <w:rPr>
             <w:lang w:val="en_US" w:bidi="en_US"/>
@@ -14147,7 +14862,7 @@
         </w:rPr>
         <w:t xml:space="preserve"> and to “be in” God in </w:t>
       </w:r>
-      <w:hyperlink r:id="rId26">
+      <w:hyperlink r:id="rId32">
         <w:r>
           <w:rPr>
             <w:lang w:val="en_US" w:bidi="en_US"/>
@@ -14472,7 +15187,7 @@
         </w:rPr>
         <w:t xml:space="preserve">As in </w:t>
       </w:r>
-      <w:hyperlink r:id="rId25">
+      <w:hyperlink r:id="rId31">
         <w:r>
           <w:rPr>
             <w:lang w:val="en_US" w:bidi="en_US"/>
@@ -14490,7 +15205,7 @@
         </w:rPr>
         <w:t xml:space="preserve"> and </w:t>
       </w:r>
-      <w:hyperlink r:id="rId21">
+      <w:hyperlink r:id="rId23">
         <w:r>
           <w:rPr>
             <w:lang w:val="en_US" w:bidi="en_US"/>
@@ -15181,7 +15896,7 @@
         </w:rPr>
         <w:t xml:space="preserve"> or message that John is describing is the commandment Jesus gave to believers that they should love one another. See the Gospel of John </w:t>
       </w:r>
-      <w:hyperlink r:id="rId27">
+      <w:hyperlink r:id="rId33">
         <w:r>
           <w:rPr>
             <w:lang w:val="en_US" w:bidi="en_US"/>
@@ -15199,7 +15914,7 @@
         </w:rPr>
         <w:t xml:space="preserve"> and </w:t>
       </w:r>
-      <w:hyperlink r:id="rId28">
+      <w:hyperlink r:id="rId34">
         <w:r>
           <w:rPr>
             <w:lang w:val="en_US" w:bidi="en_US"/>
@@ -15217,7 +15932,7 @@
         </w:rPr>
         <w:t xml:space="preserve">. John indicates this explicitly in this letter in </w:t>
       </w:r>
-      <w:hyperlink r:id="rId29">
+      <w:hyperlink r:id="rId35">
         <w:r>
           <w:rPr>
             <w:lang w:val="en_US" w:bidi="en_US"/>
@@ -15235,7 +15950,7 @@
         </w:rPr>
         <w:t xml:space="preserve"> and </w:t>
       </w:r>
-      <w:hyperlink r:id="rId30">
+      <w:hyperlink r:id="rId36">
         <w:r>
           <w:rPr>
             <w:lang w:val="en_US" w:bidi="en_US"/>
@@ -15475,7 +16190,7 @@
         </w:rPr>
         <w:t xml:space="preserve"> as in </w:t>
       </w:r>
-      <w:hyperlink r:id="rId31">
+      <w:hyperlink r:id="rId37">
         <w:r>
           <w:rPr>
             <w:lang w:val="en_US" w:bidi="en_US"/>
@@ -16061,7 +16776,7 @@
         </w:rPr>
         <w:t xml:space="preserve">As in </w:t>
       </w:r>
-      <w:hyperlink r:id="rId20">
+      <w:hyperlink r:id="rId22">
         <w:r>
           <w:rPr>
             <w:lang w:val="en_US" w:bidi="en_US"/>
@@ -16216,7 +16931,7 @@
         </w:rPr>
         <w:t xml:space="preserve">Since John calls God “the True One” in </w:t>
       </w:r>
-      <w:hyperlink r:id="rId32">
+      <w:hyperlink r:id="rId38">
         <w:r>
           <w:rPr>
             <w:lang w:val="en_US" w:bidi="en_US"/>
@@ -16428,7 +17143,7 @@
         </w:rPr>
         <w:t xml:space="preserve">As in </w:t>
       </w:r>
-      <w:hyperlink r:id="rId20">
+      <w:hyperlink r:id="rId22">
         <w:r>
           <w:rPr>
             <w:lang w:val="en_US" w:bidi="en_US"/>
@@ -16446,7 +17161,7 @@
         </w:rPr>
         <w:t xml:space="preserve"> and </w:t>
       </w:r>
-      <w:hyperlink r:id="rId33">
+      <w:hyperlink r:id="rId39">
         <w:r>
           <w:rPr>
             <w:lang w:val="en_US" w:bidi="en_US"/>
@@ -17019,7 +17734,7 @@
         </w:rPr>
         <w:t xml:space="preserve">As in </w:t>
       </w:r>
-      <w:hyperlink r:id="rId20">
+      <w:hyperlink r:id="rId22">
         <w:r>
           <w:rPr>
             <w:lang w:val="en_US" w:bidi="en_US"/>
@@ -17259,7 +17974,7 @@
         </w:rPr>
         <w:t xml:space="preserve"> in </w:t>
       </w:r>
-      <w:hyperlink r:id="rId34">
+      <w:hyperlink r:id="rId40">
         <w:r>
           <w:rPr>
             <w:lang w:val="en_US" w:bidi="en_US"/>
@@ -17819,7 +18534,7 @@
         </w:rPr>
         <w:t xml:space="preserve"> or inside a person because it represents the hatred for a fellow believer that he describes in </w:t>
       </w:r>
-      <w:hyperlink r:id="rId34">
+      <w:hyperlink r:id="rId40">
         <w:r>
           <w:rPr>
             <w:lang w:val="en_US" w:bidi="en_US"/>
@@ -17948,7 +18663,7 @@
         </w:rPr>
         <w:t xml:space="preserve"> in </w:t>
       </w:r>
-      <w:hyperlink r:id="rId34">
+      <w:hyperlink r:id="rId40">
         <w:r>
           <w:rPr>
             <w:lang w:val="en_US" w:bidi="en_US"/>
@@ -18162,7 +18877,7 @@
         </w:rPr>
         <w:t xml:space="preserve">As in </w:t>
       </w:r>
-      <w:hyperlink r:id="rId20">
+      <w:hyperlink r:id="rId22">
         <w:r>
           <w:rPr>
             <w:lang w:val="en_US" w:bidi="en_US"/>
@@ -18709,7 +19424,7 @@
         </w:rPr>
         <w:t xml:space="preserve"> here could refer to: (1) all of the believers to whom John is writing. This is the way that he uses this term in </w:t>
       </w:r>
-      <w:hyperlink r:id="rId35">
+      <w:hyperlink r:id="rId41">
         <w:r>
           <w:rPr>
             <w:lang w:val="en_US" w:bidi="en_US"/>
@@ -18727,7 +19442,7 @@
         </w:rPr>
         <w:t xml:space="preserve"> and in several other places in this letter. See the explanation of it in two of the notes to </w:t>
       </w:r>
-      <w:hyperlink r:id="rId35">
+      <w:hyperlink r:id="rId41">
         <w:r>
           <w:rPr>
             <w:lang w:val="en_US" w:bidi="en_US"/>
@@ -19403,7 +20118,7 @@
         </w:rPr>
         <w:t xml:space="preserve">As in the second usage in </w:t>
       </w:r>
-      <w:hyperlink r:id="rId36">
+      <w:hyperlink r:id="rId42">
         <w:r>
           <w:rPr>
             <w:lang w:val="en_US" w:bidi="en_US"/>
@@ -20224,7 +20939,7 @@
         </w:rPr>
         <w:t xml:space="preserve">This sentence is similar to the sentence in </w:t>
       </w:r>
-      <w:hyperlink r:id="rId37">
+      <w:hyperlink r:id="rId43">
         <w:r>
           <w:rPr>
             <w:lang w:val="en_US" w:bidi="en_US"/>
@@ -20242,7 +20957,7 @@
         </w:rPr>
         <w:t xml:space="preserve">. The next two sentences in this verse mean basically the same thing as the two sentences in </w:t>
       </w:r>
-      <w:hyperlink r:id="rId38">
+      <w:hyperlink r:id="rId44">
         <w:r>
           <w:rPr>
             <w:lang w:val="en_US" w:bidi="en_US"/>
@@ -20358,7 +21073,7 @@
         </w:rPr>
         <w:t xml:space="preserve">In some Bibles, this sentence comes at the end of </w:t>
       </w:r>
-      <w:hyperlink r:id="rId38">
+      <w:hyperlink r:id="rId44">
         <w:r>
           <w:rPr>
             <w:lang w:val="en_US" w:bidi="en_US"/>
@@ -20487,7 +21202,7 @@
         </w:rPr>
         <w:t xml:space="preserve">, John is expressing himself slightly differently than in </w:t>
       </w:r>
-      <w:hyperlink r:id="rId39">
+      <w:hyperlink r:id="rId45">
         <w:r>
           <w:rPr>
             <w:lang w:val="en_US" w:bidi="en_US"/>
@@ -20616,7 +21331,7 @@
         </w:rPr>
         <w:t xml:space="preserve"> is a different term from “little children” in </w:t>
       </w:r>
-      <w:hyperlink r:id="rId37">
+      <w:hyperlink r:id="rId43">
         <w:r>
           <w:rPr>
             <w:lang w:val="en_US" w:bidi="en_US"/>
@@ -20717,7 +21432,7 @@
         </w:rPr>
         <w:t xml:space="preserve">As in </w:t>
       </w:r>
-      <w:hyperlink r:id="rId36">
+      <w:hyperlink r:id="rId42">
         <w:r>
           <w:rPr>
             <w:lang w:val="en_US" w:bidi="en_US"/>
@@ -20748,7 +21463,7 @@
         </w:rPr>
         <w:t xml:space="preserve"> in a specific sense. See how you translated it there and in </w:t>
       </w:r>
-      <w:hyperlink r:id="rId38">
+      <w:hyperlink r:id="rId44">
         <w:r>
           <w:rPr>
             <w:lang w:val="en_US" w:bidi="en_US"/>
@@ -20982,7 +21697,7 @@
         </w:rPr>
         <w:t xml:space="preserve"> likely has the same figurative meaning as in </w:t>
       </w:r>
-      <w:hyperlink r:id="rId38">
+      <w:hyperlink r:id="rId44">
         <w:r>
           <w:rPr>
             <w:lang w:val="en_US" w:bidi="en_US"/>
@@ -21098,7 +21813,7 @@
         </w:rPr>
         <w:t xml:space="preserve">As in </w:t>
       </w:r>
-      <w:hyperlink r:id="rId36">
+      <w:hyperlink r:id="rId42">
         <w:r>
           <w:rPr>
             <w:lang w:val="en_US" w:bidi="en_US"/>
@@ -21116,7 +21831,7 @@
         </w:rPr>
         <w:t xml:space="preserve">, </w:t>
       </w:r>
-      <w:hyperlink r:id="rId38">
+      <w:hyperlink r:id="rId44">
         <w:r>
           <w:rPr>
             <w:lang w:val="en_US" w:bidi="en_US"/>
@@ -21258,7 +21973,7 @@
         </w:rPr>
         <w:t xml:space="preserve"> in various ways in this letter. Here it describes Jesus or possibly God the Father. John refers to Jesus with these same words at the beginning of this letter, in </w:t>
       </w:r>
-      <w:hyperlink r:id="rId38">
+      <w:hyperlink r:id="rId44">
         <w:r>
           <w:rPr>
             <w:lang w:val="en_US" w:bidi="en_US"/>
@@ -21387,7 +22102,7 @@
         </w:rPr>
         <w:t xml:space="preserve"> likely has the same figurative meaning here as in </w:t>
       </w:r>
-      <w:hyperlink r:id="rId38">
+      <w:hyperlink r:id="rId44">
         <w:r>
           <w:rPr>
             <w:lang w:val="en_US" w:bidi="en_US"/>
@@ -22999,7 +23714,7 @@
         </w:rPr>
         <w:t xml:space="preserve">See how you translated the similar expression in </w:t>
       </w:r>
-      <w:hyperlink r:id="rId40">
+      <w:hyperlink r:id="rId46">
         <w:r>
           <w:rPr>
             <w:lang w:val="en_US" w:bidi="en_US"/>
@@ -23363,7 +24078,7 @@
         </w:rPr>
         <w:t xml:space="preserve"> in one of its specific senses, to mean “possessions,” as in </w:t>
       </w:r>
-      <w:hyperlink r:id="rId41">
+      <w:hyperlink r:id="rId47">
         <w:r>
           <w:rPr>
             <w:lang w:val="en_US" w:bidi="en_US"/>
@@ -23492,7 +24207,7 @@
         </w:rPr>
         <w:t xml:space="preserve"> in </w:t>
       </w:r>
-      <w:hyperlink r:id="rId40">
+      <w:hyperlink r:id="rId46">
         <w:r>
           <w:rPr>
             <w:lang w:val="en_US" w:bidi="en_US"/>
@@ -23726,7 +24441,7 @@
         </w:rPr>
         <w:t xml:space="preserve"> in </w:t>
       </w:r>
-      <w:hyperlink r:id="rId40">
+      <w:hyperlink r:id="rId46">
         <w:r>
           <w:rPr>
             <w:lang w:val="en_US" w:bidi="en_US"/>
@@ -24201,7 +24916,7 @@
         </w:rPr>
         <w:t xml:space="preserve"> that he described in </w:t>
       </w:r>
-      <w:hyperlink r:id="rId42">
+      <w:hyperlink r:id="rId48">
         <w:r>
           <w:rPr>
             <w:lang w:val="en_US" w:bidi="en_US"/>
@@ -24615,7 +25330,7 @@
         </w:rPr>
         <w:t xml:space="preserve"> that seems to be a stylistic variation of the term that he uses in </w:t>
       </w:r>
-      <w:hyperlink r:id="rId35">
+      <w:hyperlink r:id="rId41">
         <w:r>
           <w:rPr>
             <w:lang w:val="en_US" w:bidi="en_US"/>
@@ -24633,7 +25348,7 @@
         </w:rPr>
         <w:t xml:space="preserve"> and </w:t>
       </w:r>
-      <w:hyperlink r:id="rId37">
+      <w:hyperlink r:id="rId43">
         <w:r>
           <w:rPr>
             <w:lang w:val="en_US" w:bidi="en_US"/>
@@ -26094,7 +26809,7 @@
         </w:rPr>
         <w:t xml:space="preserve"> to refer to the Holy Spirit. Just as people poured oil on kings and priests to set them apart for service to God, God gives the Holy Spirit to believers to set them apart and equip them to serve God. John says specifically in </w:t>
       </w:r>
-      <w:hyperlink r:id="rId43">
+      <w:hyperlink r:id="rId49">
         <w:r>
           <w:rPr>
             <w:lang w:val="en_US" w:bidi="en_US"/>
@@ -26112,7 +26827,7 @@
         </w:rPr>
         <w:t xml:space="preserve"> and </w:t>
       </w:r>
-      <w:hyperlink r:id="rId44">
+      <w:hyperlink r:id="rId50">
         <w:r>
           <w:rPr>
             <w:lang w:val="en_US" w:bidi="en_US"/>
@@ -27573,7 +28288,7 @@
         </w:rPr>
         <w:t xml:space="preserve"> in </w:t>
       </w:r>
-      <w:hyperlink r:id="rId45">
+      <w:hyperlink r:id="rId26">
         <w:r>
           <w:rPr>
             <w:lang w:val="en_US" w:bidi="en_US"/>
@@ -29374,7 +30089,7 @@
         </w:rPr>
         <w:t xml:space="preserve"> could refer in this context either to Jesus or to God the Father. However, it seems more likely that it refers to Jesus, since John has just talked in </w:t>
       </w:r>
-      <w:hyperlink r:id="rId46">
+      <w:hyperlink r:id="rId51">
         <w:r>
           <w:rPr>
             <w:lang w:val="en_US" w:bidi="en_US"/>
@@ -29405,7 +30120,7 @@
         </w:rPr>
         <w:t xml:space="preserve"> to everyone who believed in him. See, for example, the Gospel of John </w:t>
       </w:r>
-      <w:hyperlink r:id="rId47">
+      <w:hyperlink r:id="rId52">
         <w:r>
           <w:rPr>
             <w:lang w:val="en_US" w:bidi="en_US"/>
@@ -29423,7 +30138,7 @@
         </w:rPr>
         <w:t xml:space="preserve"> and </w:t>
       </w:r>
-      <w:hyperlink r:id="rId48">
+      <w:hyperlink r:id="rId53">
         <w:r>
           <w:rPr>
             <w:lang w:val="en_US" w:bidi="en_US"/>
@@ -29898,7 +30613,7 @@
         </w:rPr>
         <w:t xml:space="preserve">Here John states again the emphasis that he started in </w:t>
       </w:r>
-      <w:hyperlink r:id="rId49">
+      <w:hyperlink r:id="rId54">
         <w:r>
           <w:rPr>
             <w:lang w:val="en_US" w:bidi="en_US"/>
@@ -30027,7 +30742,7 @@
         </w:rPr>
         <w:t xml:space="preserve"> in </w:t>
       </w:r>
-      <w:hyperlink r:id="rId50">
+      <w:hyperlink r:id="rId28">
         <w:r>
           <w:rPr>
             <w:lang w:val="en_US" w:bidi="en_US"/>
@@ -30156,7 +30871,7 @@
         </w:rPr>
         <w:t xml:space="preserve">Like the pronoun “he” in </w:t>
       </w:r>
-      <w:hyperlink r:id="rId51">
+      <w:hyperlink r:id="rId55">
         <w:r>
           <w:rPr>
             <w:lang w:val="en_US" w:bidi="en_US"/>
@@ -31227,7 +31942,7 @@
         </w:rPr>
         <w:t xml:space="preserve"> in </w:t>
       </w:r>
-      <w:hyperlink r:id="rId35">
+      <w:hyperlink r:id="rId41">
         <w:r>
           <w:rPr>
             <w:lang w:val="en_US" w:bidi="en_US"/>
@@ -31343,7 +32058,7 @@
         </w:rPr>
         <w:t xml:space="preserve">See the discussion of the term “remain” in Part 3 of the Introduction to 1 John. In this instance, John seems to be using the expression in the same way that he has just used it in </w:t>
       </w:r>
-      <w:hyperlink r:id="rId52">
+      <w:hyperlink r:id="rId56">
         <w:r>
           <w:rPr>
             <w:lang w:val="en_US" w:bidi="en_US"/>
@@ -32621,7 +33336,7 @@
         </w:rPr>
         <w:t xml:space="preserve">John is speaking figuratively here. He says in </w:t>
       </w:r>
-      <w:hyperlink r:id="rId53">
+      <w:hyperlink r:id="rId57">
         <w:r>
           <w:rPr>
             <w:lang w:val="en_US" w:bidi="en_US"/>
@@ -32686,6 +33401,290 @@
         <w:rPr>
           <w:lang w:val="en_US" w:bidi="en_US"/>
         </w:rPr>
+        <w:t>1 John - Chapter 3 Introduction</w:t>
+      </w:r>
+      <w:r>
+        <w:rPr>
+          <w:lang w:val="en_US" w:bidi="en_US"/>
+        </w:rPr>
+      </w:r>
+    </w:p>
+    <w:p>
+      <w:pPr>
+        <w:pStyle w:val="Heading3"/>
+      </w:pPr>
+      <w:r>
+        <w:rPr>
+          <w:lang w:val="en_US" w:bidi="en_US"/>
+        </w:rPr>
+        <w:t>Structure and Formatting</w:t>
+      </w:r>
+    </w:p>
+    <w:p>
+      <w:pPr>
+        <w:pStyle w:val="ListNumber"/>
+        <w:numPr>
+          <w:ilvl w:val="0"/>
+          <w:numId w:val="18"/>
+        </w:numPr>
+        <w:spacing w:line="240" w:lineRule="auto"/>
+        <w:ind w:left="720"/>
+      </w:pPr>
+      <w:r>
+        <w:rPr>
+          <w:lang w:val="en_US" w:bidi="en_US"/>
+        </w:rPr>
+      </w:r>
+      <w:r>
+        <w:rPr>
+          <w:lang w:val="en_US" w:bidi="en_US"/>
+        </w:rPr>
+        <w:t>Genuine children of God do not sin (3:1–10, continuing from 2:28)</w:t>
+      </w:r>
+    </w:p>
+    <w:p>
+      <w:pPr>
+        <w:pStyle w:val="ListNumber"/>
+        <w:spacing w:line="240" w:lineRule="auto"/>
+        <w:ind w:left="720"/>
+      </w:pPr>
+      <w:r>
+        <w:rPr>
+          <w:lang w:val="en_US" w:bidi="en_US"/>
+        </w:rPr>
+      </w:r>
+      <w:r>
+        <w:rPr>
+          <w:lang w:val="en_US" w:bidi="en_US"/>
+        </w:rPr>
+        <w:t>Genuine believers help one another sacrificially (3:11–18)</w:t>
+      </w:r>
+    </w:p>
+    <w:p>
+      <w:pPr>
+        <w:pStyle w:val="ListNumber"/>
+        <w:spacing w:line="240" w:lineRule="auto"/>
+        <w:ind w:left="720"/>
+      </w:pPr>
+      <w:r>
+        <w:rPr>
+          <w:lang w:val="en_US" w:bidi="en_US"/>
+        </w:rPr>
+      </w:r>
+      <w:r>
+        <w:rPr>
+          <w:lang w:val="en_US" w:bidi="en_US"/>
+        </w:rPr>
+        <w:t>Genuine believers have confidence in prayer (3:19–24)</w:t>
+      </w:r>
+    </w:p>
+    <w:p>
+      <w:pPr>
+        <w:pStyle w:val="Heading3"/>
+      </w:pPr>
+      <w:r>
+        <w:rPr>
+          <w:lang w:val="en_US" w:bidi="en_US"/>
+        </w:rPr>
+        <w:t>Special Concepts in this Chapter</w:t>
+      </w:r>
+    </w:p>
+    <w:p>
+      <w:pPr>
+        <w:pStyle w:val="Heading4"/>
+      </w:pPr>
+      <w:r>
+        <w:rPr>
+          <w:lang w:val="en_US" w:bidi="en_US"/>
+        </w:rPr>
+        <w:t>“children of God”</w:t>
+      </w:r>
+    </w:p>
+    <w:p>
+      <w:pPr/>
+      <w:r>
+        <w:rPr>
+          <w:lang w:val="en_US" w:bidi="en_US"/>
+        </w:rPr>
+      </w:r>
+      <w:r>
+        <w:rPr>
+          <w:lang w:val="en_US" w:bidi="en_US"/>
+        </w:rPr>
+        <w:t xml:space="preserve">People are sometimes described as “children of God” because God created them. However, John uses this expression in a different sense in this chapter. He uses it to describe people who have entered into a father-child relationship with God by putting their faith and trust in Jesus. God indeed created all people, but people can only become children of God in this sense by believing in Jesus. “Children” in this usage does not refer to those who are young, but only to the relationship that people have at any age to their father. (See: </w:t>
+      </w:r>
+      <w:r>
+        <w:rPr>
+          <w:lang w:val="en_US" w:bidi="en_US"/>
+        </w:rPr>
+        <w:t>Believe</w:t>
+      </w:r>
+      <w:r>
+        <w:rPr>
+          <w:lang w:val="en_US" w:bidi="en_US"/>
+        </w:rPr>
+        <w:t>)</w:t>
+      </w:r>
+    </w:p>
+    <w:p>
+      <w:pPr>
+        <w:pStyle w:val="Heading3"/>
+      </w:pPr>
+      <w:r>
+        <w:rPr>
+          <w:lang w:val="en_US" w:bidi="en_US"/>
+        </w:rPr>
+        <w:t>Other Possible Translation Difficulties in this Chapter</w:t>
+      </w:r>
+    </w:p>
+    <w:p>
+      <w:pPr>
+        <w:pStyle w:val="Heading4"/>
+      </w:pPr>
+      <w:r>
+        <w:rPr>
+          <w:lang w:val="en_US" w:bidi="en_US"/>
+        </w:rPr>
+        <w:t>“the one who keeps his commandments remains in him, and he in him” (3:24)</w:t>
+      </w:r>
+    </w:p>
+    <w:p>
+      <w:pPr/>
+      <w:r>
+        <w:rPr>
+          <w:lang w:val="en_US" w:bidi="en_US"/>
+        </w:rPr>
+      </w:r>
+      <w:r>
+        <w:rPr>
+          <w:lang w:val="en_US" w:bidi="en_US"/>
+        </w:rPr>
+        <w:t xml:space="preserve">This does not mean that keeping our salvation is conditional on doing certain works. Rather, John is describing the results of keeping the commandments that he describes in </w:t>
+      </w:r>
+      <w:hyperlink r:id="rId58">
+        <w:r>
+          <w:rPr>
+            <w:lang w:val="en_US" w:bidi="en_US"/>
+          </w:rPr>
+          <w:rPr>
+            <w:color w:val="0000EE"/>
+            <w:u w:val="single"/>
+          </w:rPr>
+          <w:t>3:32</w:t>
+        </w:r>
+      </w:hyperlink>
+      <w:r>
+        <w:rPr>
+          <w:lang w:val="en_US" w:bidi="en_US"/>
+        </w:rPr>
+        <w:t xml:space="preserve">. Those commandments are to believe in Jesus and to love one another. John is saying that the person who believes in Jesus and loves others shows that he has a close relationship with God, and that he will continue to have that close relationship because of this obedience. Christians around the world hold different beliefs about whether people who have been saved can lose their salvation. That is not what John is addressing here, and translators should be careful not to let how they understand that issue affect how they translate this passage. (See: </w:t>
+      </w:r>
+      <w:r>
+        <w:rPr>
+          <w:lang w:val="en_US" w:bidi="en_US"/>
+        </w:rPr>
+        <w:t>Eternity</w:t>
+      </w:r>
+      <w:r>
+        <w:rPr>
+          <w:lang w:val="en_US" w:bidi="en_US"/>
+        </w:rPr>
+        <w:t xml:space="preserve"> and </w:t>
+      </w:r>
+      <w:r>
+        <w:rPr>
+          <w:lang w:val="en_US" w:bidi="en_US"/>
+        </w:rPr>
+        <w:t>Save</w:t>
+      </w:r>
+      <w:r>
+        <w:rPr>
+          <w:lang w:val="en_US" w:bidi="en_US"/>
+        </w:rPr>
+        <w:t>)</w:t>
+      </w:r>
+    </w:p>
+    <w:p>
+      <w:pPr>
+        <w:pStyle w:val="Heading3"/>
+      </w:pPr>
+      <w:r>
+        <w:rPr>
+          <w:lang w:val="en_US" w:bidi="en_US"/>
+        </w:rPr>
+        <w:t>Important Textual Issues in this Chapter</w:t>
+      </w:r>
+    </w:p>
+    <w:p>
+      <w:pPr/>
+      <w:r>
+        <w:rPr>
+          <w:lang w:val="en_US" w:bidi="en_US"/>
+        </w:rPr>
+      </w:r>
+      <w:r>
+        <w:rPr>
+          <w:lang w:val="en_US" w:bidi="en_US"/>
+        </w:rPr>
+        <w:t xml:space="preserve">In </w:t>
+      </w:r>
+      <w:hyperlink r:id="rId59">
+        <w:r>
+          <w:rPr>
+            <w:lang w:val="en_US" w:bidi="en_US"/>
+          </w:rPr>
+          <w:rPr>
+            <w:color w:val="0000EE"/>
+            <w:u w:val="single"/>
+          </w:rPr>
+          <w:t>3:1</w:t>
+        </w:r>
+      </w:hyperlink>
+      <w:r>
+        <w:rPr>
+          <w:lang w:val="en_US" w:bidi="en_US"/>
+        </w:rPr>
+        <w:t xml:space="preserve">, the most accurate ancient manuscripts include the words “and we are.” That is the reading that ULT follows. However, some other ancient manuscripts do not include these words, and so some Bibles do not have them. If a translation of the Bible already exists in your region, consider using whichever reading is found in that version. If a translation does not already exist, we recommend that you follow the reading in the ULT text. (See: </w:t>
+      </w:r>
+      <w:r>
+        <w:rPr>
+          <w:lang w:val="en_US" w:bidi="en_US"/>
+        </w:rPr>
+        <w:t>Textual Variants</w:t>
+      </w:r>
+      <w:r>
+        <w:rPr>
+          <w:lang w:val="en_US" w:bidi="en_US"/>
+        </w:rPr>
+        <w:t>)</w:t>
+      </w:r>
+      <w:r>
+        <w:rPr>
+          <w:lang w:val="en_US" w:bidi="en_US"/>
+        </w:rPr>
+      </w:r>
+      <w:r>
+        <w:rPr>
+          <w:lang w:val="en_US" w:bidi="en_US"/>
+        </w:rPr>
+      </w:r>
+    </w:p>
+    <w:p>
+      <w:pPr/>
+      <w:r>
+        <w:rPr>
+          <w:lang w:val="en_US" w:bidi="en_US"/>
+        </w:rPr>
+      </w:r>
+    </w:p>
+    <w:p>
+      <w:pPr>
+        <w:pStyle w:val="Heading2"/>
+      </w:pPr>
+      <w:r>
+        <w:rPr>
+          <w:lang w:val="en_US" w:bidi="en_US"/>
+        </w:rPr>
         <w:t>1 John 3:1 (#1)</w:t>
       </w:r>
       <w:r>
@@ -33051,7 +34050,7 @@
         </w:rPr>
         <w:t xml:space="preserve">Here John expresses the same metaphor as in </w:t>
       </w:r>
-      <w:hyperlink r:id="rId54">
+      <w:hyperlink r:id="rId60">
         <w:r>
           <w:rPr>
             <w:lang w:val="en_US" w:bidi="en_US"/>
@@ -33846,7 +34845,7 @@
         </w:rPr>
         <w:t xml:space="preserve"> in </w:t>
       </w:r>
-      <w:hyperlink r:id="rId31">
+      <w:hyperlink r:id="rId37">
         <w:r>
           <w:rPr>
             <w:lang w:val="en_US" w:bidi="en_US"/>
@@ -33962,7 +34961,7 @@
         </w:rPr>
         <w:t xml:space="preserve">See whether you decided to indicate the figurative meaning of this expression in </w:t>
       </w:r>
-      <w:hyperlink r:id="rId55">
+      <w:hyperlink r:id="rId59">
         <w:r>
           <w:rPr>
             <w:lang w:val="en_US" w:bidi="en_US"/>
@@ -34313,7 +35312,7 @@
         </w:rPr>
         <w:t xml:space="preserve">See the discussion of the term “appear” in Part 3 of the Introduction to 1 John. The meaning of the term in this instance seems to be the same as in </w:t>
       </w:r>
-      <w:hyperlink r:id="rId56">
+      <w:hyperlink r:id="rId61">
         <w:r>
           <w:rPr>
             <w:lang w:val="en_US" w:bidi="en_US"/>
@@ -36229,7 +37228,7 @@
         </w:rPr>
         <w:t xml:space="preserve"> in </w:t>
       </w:r>
-      <w:hyperlink r:id="rId35">
+      <w:hyperlink r:id="rId41">
         <w:r>
           <w:rPr>
             <w:lang w:val="en_US" w:bidi="en_US"/>
@@ -36345,7 +37344,7 @@
         </w:rPr>
         <w:t xml:space="preserve">See how you translated the similar expression in </w:t>
       </w:r>
-      <w:hyperlink r:id="rId57">
+      <w:hyperlink r:id="rId62">
         <w:r>
           <w:rPr>
             <w:lang w:val="en_US" w:bidi="en_US"/>
@@ -36461,7 +37460,7 @@
         </w:rPr>
         <w:t xml:space="preserve">See how you translated the similar expression in </w:t>
       </w:r>
-      <w:hyperlink r:id="rId54">
+      <w:hyperlink r:id="rId60">
         <w:r>
           <w:rPr>
             <w:lang w:val="en_US" w:bidi="en_US"/>
@@ -36812,7 +37811,7 @@
         </w:rPr>
         <w:t xml:space="preserve"> indicates influence. The usage here is similar to that in the phrase “from the world” in </w:t>
       </w:r>
-      <w:hyperlink r:id="rId42">
+      <w:hyperlink r:id="rId48">
         <w:r>
           <w:rPr>
             <w:lang w:val="en_US" w:bidi="en_US"/>
@@ -37157,7 +38156,7 @@
         </w:rPr>
         <w:t xml:space="preserve">See the discussion of the term “appear” in Part 3 of the Introduction to 1 John. Here the term seems to have an active meaning and to mean the same thing as in </w:t>
       </w:r>
-      <w:hyperlink r:id="rId58">
+      <w:hyperlink r:id="rId63">
         <w:r>
           <w:rPr>
             <w:lang w:val="en_US" w:bidi="en_US"/>
@@ -37397,7 +38396,7 @@
         </w:rPr>
         <w:t xml:space="preserve">See how you translated this in </w:t>
       </w:r>
-      <w:hyperlink r:id="rId54">
+      <w:hyperlink r:id="rId60">
         <w:r>
           <w:rPr>
             <w:lang w:val="en_US" w:bidi="en_US"/>
@@ -37526,7 +38525,7 @@
         </w:rPr>
         <w:t xml:space="preserve">See whether in </w:t>
       </w:r>
-      <w:hyperlink r:id="rId54">
+      <w:hyperlink r:id="rId60">
         <w:r>
           <w:rPr>
             <w:lang w:val="en_US" w:bidi="en_US"/>
@@ -37929,7 +38928,7 @@
         </w:rPr>
         <w:t xml:space="preserve">See the discussion of the term “remain” in Part 3 of the Introduction to 1 John. In this instance, as in </w:t>
       </w:r>
-      <w:hyperlink r:id="rId52">
+      <w:hyperlink r:id="rId56">
         <w:r>
           <w:rPr>
             <w:lang w:val="en_US" w:bidi="en_US"/>
@@ -38483,7 +39482,7 @@
         </w:rPr>
         <w:t xml:space="preserve">See how you translated the similar expression in </w:t>
       </w:r>
-      <w:hyperlink r:id="rId54">
+      <w:hyperlink r:id="rId60">
         <w:r>
           <w:rPr>
             <w:lang w:val="en_US" w:bidi="en_US"/>
@@ -38821,7 +39820,7 @@
         </w:rPr>
         <w:t xml:space="preserve"> in </w:t>
       </w:r>
-      <w:hyperlink r:id="rId34">
+      <w:hyperlink r:id="rId40">
         <w:r>
           <w:rPr>
             <w:lang w:val="en_US" w:bidi="en_US"/>
@@ -39027,7 +40026,7 @@
         </w:rPr>
         <w:t xml:space="preserve"> in various ways in this letter. Here it refers to the time when the people to whom he is writing first heard about or first believed in Jesus. See how you translated this phrase in </w:t>
       </w:r>
-      <w:hyperlink r:id="rId31">
+      <w:hyperlink r:id="rId37">
         <w:r>
           <w:rPr>
             <w:lang w:val="en_US" w:bidi="en_US"/>
@@ -39378,7 +40377,7 @@
         </w:rPr>
         <w:t xml:space="preserve">This is similar to the phrase “from the devil” in </w:t>
       </w:r>
-      <w:hyperlink r:id="rId59">
+      <w:hyperlink r:id="rId64">
         <w:r>
           <w:rPr>
             <w:lang w:val="en_US" w:bidi="en_US"/>
@@ -40021,7 +41020,7 @@
         </w:rPr>
         <w:t xml:space="preserve"> in </w:t>
       </w:r>
-      <w:hyperlink r:id="rId34">
+      <w:hyperlink r:id="rId40">
         <w:r>
           <w:rPr>
             <w:lang w:val="en_US" w:bidi="en_US"/>
@@ -40150,7 +41149,7 @@
         </w:rPr>
         <w:t xml:space="preserve"> to mean various things in this letter. Here it refers to people who do not honor God and who do not live as God wishes, as in </w:t>
       </w:r>
-      <w:hyperlink r:id="rId55">
+      <w:hyperlink r:id="rId59">
         <w:r>
           <w:rPr>
             <w:lang w:val="en_US" w:bidi="en_US"/>
@@ -40599,7 +41598,7 @@
         </w:rPr>
         <w:t xml:space="preserve"> in </w:t>
       </w:r>
-      <w:hyperlink r:id="rId34">
+      <w:hyperlink r:id="rId40">
         <w:r>
           <w:rPr>
             <w:lang w:val="en_US" w:bidi="en_US"/>
@@ -40950,7 +41949,7 @@
         </w:rPr>
         <w:t xml:space="preserve">, and he is echoing the teaching of Jesus that is recorded in Matthew </w:t>
       </w:r>
-      <w:hyperlink r:id="rId60">
+      <w:hyperlink r:id="rId65">
         <w:r>
           <w:rPr>
             <w:lang w:val="en_US" w:bidi="en_US"/>
@@ -41079,7 +42078,7 @@
         </w:rPr>
         <w:t xml:space="preserve"> in </w:t>
       </w:r>
-      <w:hyperlink r:id="rId34">
+      <w:hyperlink r:id="rId40">
         <w:r>
           <w:rPr>
             <w:lang w:val="en_US" w:bidi="en_US"/>
@@ -41966,7 +42965,7 @@
         </w:rPr>
         <w:t xml:space="preserve"> in </w:t>
       </w:r>
-      <w:hyperlink r:id="rId34">
+      <w:hyperlink r:id="rId40">
         <w:r>
           <w:rPr>
             <w:lang w:val="en_US" w:bidi="en_US"/>
@@ -42304,7 +43303,7 @@
         </w:rPr>
         <w:t xml:space="preserve"> in </w:t>
       </w:r>
-      <w:hyperlink r:id="rId34">
+      <w:hyperlink r:id="rId40">
         <w:r>
           <w:rPr>
             <w:lang w:val="en_US" w:bidi="en_US"/>
@@ -42745,7 +43744,7 @@
         </w:rPr>
         <w:t xml:space="preserve">As in </w:t>
       </w:r>
-      <w:hyperlink r:id="rId26">
+      <w:hyperlink r:id="rId32">
         <w:r>
           <w:rPr>
             <w:lang w:val="en_US" w:bidi="en_US"/>
@@ -42887,7 +43886,7 @@
         </w:rPr>
         <w:t xml:space="preserve"> in </w:t>
       </w:r>
-      <w:hyperlink r:id="rId35">
+      <w:hyperlink r:id="rId41">
         <w:r>
           <w:rPr>
             <w:lang w:val="en_US" w:bidi="en_US"/>
@@ -43811,7 +44810,7 @@
         </w:rPr>
         <w:t xml:space="preserve">John describes a result in this verse. He gives the reason for that result in the next verse. If it would be helpful in your language, you could put the reason before the result by creating a verse bridge. You could put </w:t>
       </w:r>
-      <w:hyperlink r:id="rId61">
+      <w:hyperlink r:id="rId66">
         <w:r>
           <w:rPr>
             <w:lang w:val="en_US" w:bidi="en_US"/>
@@ -44267,7 +45266,7 @@
         </w:rPr>
         <w:t xml:space="preserve"> and does what he says. Alternate translation: “we are from God, who is true” (2) As in </w:t>
       </w:r>
-      <w:hyperlink r:id="rId62">
+      <w:hyperlink r:id="rId67">
         <w:r>
           <w:rPr>
             <w:lang w:val="en_US" w:bidi="en_US"/>
@@ -44507,7 +45506,7 @@
         </w:rPr>
         <w:t xml:space="preserve">See how you translated the expression in </w:t>
       </w:r>
-      <w:hyperlink r:id="rId63">
+      <w:hyperlink r:id="rId68">
         <w:r>
           <w:rPr>
             <w:lang w:val="en_US" w:bidi="en_US"/>
@@ -45165,7 +46164,7 @@
         </w:rPr>
         <w:t xml:space="preserve">The topic here, continuing from </w:t>
       </w:r>
-      <w:hyperlink r:id="rId64">
+      <w:hyperlink r:id="rId69">
         <w:r>
           <w:rPr>
             <w:lang w:val="en_US" w:bidi="en_US"/>
@@ -45679,7 +46678,7 @@
         </w:rPr>
         <w:t xml:space="preserve"> in </w:t>
       </w:r>
-      <w:hyperlink r:id="rId31">
+      <w:hyperlink r:id="rId37">
         <w:r>
           <w:rPr>
             <w:lang w:val="en_US" w:bidi="en_US"/>
@@ -45893,7 +46892,7 @@
         </w:rPr>
         <w:t xml:space="preserve">See how you translated the similar expression in </w:t>
       </w:r>
-      <w:hyperlink r:id="rId61">
+      <w:hyperlink r:id="rId66">
         <w:r>
           <w:rPr>
             <w:lang w:val="en_US" w:bidi="en_US"/>
@@ -46479,7 +47478,7 @@
         </w:rPr>
         <w:t xml:space="preserve">As in </w:t>
       </w:r>
-      <w:hyperlink r:id="rId23">
+      <w:hyperlink r:id="rId29">
         <w:r>
           <w:rPr>
             <w:lang w:val="en_US" w:bidi="en_US"/>
@@ -46967,7 +47966,7 @@
         </w:rPr>
         <w:t xml:space="preserve">As in </w:t>
       </w:r>
-      <w:hyperlink r:id="rId37">
+      <w:hyperlink r:id="rId43">
         <w:r>
           <w:rPr>
             <w:lang w:val="en_US" w:bidi="en_US"/>
@@ -48226,6 +49225,230 @@
         <w:rPr>
           <w:lang w:val="en_US" w:bidi="en_US"/>
         </w:rPr>
+        <w:t>1 John - Chapter 4 Introduction</w:t>
+      </w:r>
+      <w:r>
+        <w:rPr>
+          <w:lang w:val="en_US" w:bidi="en_US"/>
+        </w:rPr>
+      </w:r>
+    </w:p>
+    <w:p>
+      <w:pPr>
+        <w:pStyle w:val="Heading3"/>
+      </w:pPr>
+      <w:r>
+        <w:rPr>
+          <w:lang w:val="en_US" w:bidi="en_US"/>
+        </w:rPr>
+        <w:t>Structure and Formatting</w:t>
+      </w:r>
+    </w:p>
+    <w:p>
+      <w:pPr>
+        <w:pStyle w:val="ListNumber"/>
+        <w:numPr>
+          <w:ilvl w:val="0"/>
+          <w:numId w:val="19"/>
+        </w:numPr>
+        <w:spacing w:line="240" w:lineRule="auto"/>
+        <w:ind w:left="720"/>
+      </w:pPr>
+      <w:r>
+        <w:rPr>
+          <w:lang w:val="en_US" w:bidi="en_US"/>
+        </w:rPr>
+      </w:r>
+      <w:r>
+        <w:rPr>
+          <w:lang w:val="en_US" w:bidi="en_US"/>
+        </w:rPr>
+        <w:t>It is false teaching to deny that Jesus became human (4:1–6)</w:t>
+      </w:r>
+    </w:p>
+    <w:p>
+      <w:pPr>
+        <w:pStyle w:val="ListNumber"/>
+        <w:spacing w:line="240" w:lineRule="auto"/>
+        <w:ind w:left="720"/>
+      </w:pPr>
+      <w:r>
+        <w:rPr>
+          <w:lang w:val="en_US" w:bidi="en_US"/>
+        </w:rPr>
+      </w:r>
+      <w:r>
+        <w:rPr>
+          <w:lang w:val="en_US" w:bidi="en_US"/>
+        </w:rPr>
+        <w:t>Genuine believers love one another as God has loved them (4:7–21)</w:t>
+      </w:r>
+    </w:p>
+    <w:p>
+      <w:pPr>
+        <w:pStyle w:val="Heading3"/>
+      </w:pPr>
+      <w:r>
+        <w:rPr>
+          <w:lang w:val="en_US" w:bidi="en_US"/>
+        </w:rPr>
+        <w:t>Special Concepts in this Chapter</w:t>
+      </w:r>
+    </w:p>
+    <w:p>
+      <w:pPr>
+        <w:pStyle w:val="Heading4"/>
+      </w:pPr>
+      <w:r>
+        <w:rPr>
+          <w:lang w:val="en_US" w:bidi="en_US"/>
+        </w:rPr>
+        <w:t>“Spirit” and “spirit”</w:t>
+      </w:r>
+    </w:p>
+    <w:p>
+      <w:pPr/>
+      <w:r>
+        <w:rPr>
+          <w:lang w:val="en_US" w:bidi="en_US"/>
+        </w:rPr>
+      </w:r>
+      <w:r>
+        <w:rPr>
+          <w:lang w:val="en_US" w:bidi="en_US"/>
+        </w:rPr>
+        <w:t>John uses the word “spirit” in different ways in this chapter. Sometimes the word “spirit” clearly refers to a supernatural being. Sometimes the word “spirit” may refer either to the human spirit, to the character of something, or to a supernatural being. Therefore, the expressions “the spirit of the antichrist,” “the spirit of truth,” and “the spirit of error” may refer to the spirit of the humans who promote those things, the attitudes and thinking that are typical of those things, or to spiritual beings who inspire those things. When the word is written with a capital letter, as in the expressions “the Spirit of God” and “his Spirit,” it refers to the Holy Spirit.</w:t>
+      </w:r>
+    </w:p>
+    <w:p>
+      <w:pPr>
+        <w:pStyle w:val="Heading3"/>
+      </w:pPr>
+      <w:r>
+        <w:rPr>
+          <w:lang w:val="en_US" w:bidi="en_US"/>
+        </w:rPr>
+        <w:t>Other Possible Translation Difficulties in this Chapter</w:t>
+      </w:r>
+    </w:p>
+    <w:p>
+      <w:pPr>
+        <w:pStyle w:val="Heading4"/>
+      </w:pPr>
+      <w:r>
+        <w:rPr>
+          <w:lang w:val="en_US" w:bidi="en_US"/>
+        </w:rPr>
+        <w:t>Loving God</w:t>
+      </w:r>
+    </w:p>
+    <w:p>
+      <w:pPr/>
+      <w:r>
+        <w:rPr>
+          <w:lang w:val="en_US" w:bidi="en_US"/>
+        </w:rPr>
+      </w:r>
+      <w:r>
+        <w:rPr>
+          <w:lang w:val="en_US" w:bidi="en_US"/>
+        </w:rPr>
+        <w:t xml:space="preserve">If people love God, they should show it in the way that they live and the way that they treat other people. Doing this may assure us that God has saved us and that we belong to him. But loving others does not save us. Be sure that this is clear in your translation. John says in 4:7 that “everyone who loves is begotten from God and knows God.” As the notes explain, this means that God is the spiritual father of everyone who loves, and everyone who loves is in a close relationship with God. But this love from God is a sign that they belong to God only because of what Jesus did for them on the cross, as John says in 4:10. They were saved by what Jesus did, not because they themselves loved others. (See: </w:t>
+      </w:r>
+      <w:r>
+        <w:rPr>
+          <w:lang w:val="en_US" w:bidi="en_US"/>
+        </w:rPr>
+        <w:t>Save</w:t>
+      </w:r>
+      <w:r>
+        <w:rPr>
+          <w:lang w:val="en_US" w:bidi="en_US"/>
+        </w:rPr>
+        <w:t>)</w:t>
+      </w:r>
+    </w:p>
+    <w:p>
+      <w:pPr>
+        <w:pStyle w:val="Heading3"/>
+      </w:pPr>
+      <w:r>
+        <w:rPr>
+          <w:lang w:val="en_US" w:bidi="en_US"/>
+        </w:rPr>
+        <w:t>Important Textual Issues in this Chapter</w:t>
+      </w:r>
+    </w:p>
+    <w:p>
+      <w:pPr/>
+      <w:r>
+        <w:rPr>
+          <w:lang w:val="en_US" w:bidi="en_US"/>
+        </w:rPr>
+      </w:r>
+      <w:r>
+        <w:rPr>
+          <w:lang w:val="en_US" w:bidi="en_US"/>
+        </w:rPr>
+        <w:t xml:space="preserve">In </w:t>
+      </w:r>
+      <w:hyperlink r:id="rId70">
+        <w:r>
+          <w:rPr>
+            <w:lang w:val="en_US" w:bidi="en_US"/>
+          </w:rPr>
+          <w:rPr>
+            <w:color w:val="0000EE"/>
+            <w:u w:val="single"/>
+          </w:rPr>
+          <w:t>4:3</w:t>
+        </w:r>
+      </w:hyperlink>
+      <w:r>
+        <w:rPr>
+          <w:lang w:val="en_US" w:bidi="en_US"/>
+        </w:rPr>
+        <w:t xml:space="preserve">, the most accurate ancient manuscripts say “acknowledge Jesus.” That is the reading that ULT follows. Some other ancient manuscripts say “acknowledge Jesus Christ having come in the flesh.” (Some of these manuscripts say “Jesus” or “the Lord Jesus” instead of “Jesus Christ.”) If a translation of the Bible already exists in your region, consider using whichever reading is found in that version. If a translation does not already exist, we recommend that you follow the reading in the ULT text. (See: </w:t>
+      </w:r>
+      <w:r>
+        <w:rPr>
+          <w:lang w:val="en_US" w:bidi="en_US"/>
+        </w:rPr>
+        <w:t>Textual Variants</w:t>
+      </w:r>
+      <w:r>
+        <w:rPr>
+          <w:lang w:val="en_US" w:bidi="en_US"/>
+        </w:rPr>
+        <w:t>)</w:t>
+      </w:r>
+      <w:r>
+        <w:rPr>
+          <w:lang w:val="en_US" w:bidi="en_US"/>
+        </w:rPr>
+      </w:r>
+      <w:r>
+        <w:rPr>
+          <w:lang w:val="en_US" w:bidi="en_US"/>
+        </w:rPr>
+      </w:r>
+    </w:p>
+    <w:p>
+      <w:pPr/>
+      <w:r>
+        <w:rPr>
+          <w:lang w:val="en_US" w:bidi="en_US"/>
+        </w:rPr>
+      </w:r>
+    </w:p>
+    <w:p>
+      <w:pPr>
+        <w:pStyle w:val="Heading2"/>
+      </w:pPr>
+      <w:r>
+        <w:rPr>
+          <w:lang w:val="en_US" w:bidi="en_US"/>
+        </w:rPr>
         <w:t>1 John 4:1 (#1)</w:t>
       </w:r>
       <w:r>
@@ -48367,7 +49590,7 @@
         </w:rPr>
         <w:t xml:space="preserve"> in </w:t>
       </w:r>
-      <w:hyperlink r:id="rId31">
+      <w:hyperlink r:id="rId37">
         <w:r>
           <w:rPr>
             <w:lang w:val="en_US" w:bidi="en_US"/>
@@ -49123,7 +50346,7 @@
         </w:rPr>
         <w:t xml:space="preserve">As in </w:t>
       </w:r>
-      <w:hyperlink r:id="rId42">
+      <w:hyperlink r:id="rId48">
         <w:r>
           <w:rPr>
             <w:lang w:val="en_US" w:bidi="en_US"/>
@@ -49265,7 +50488,7 @@
         </w:rPr>
         <w:t xml:space="preserve">See how you translated this expression in </w:t>
       </w:r>
-      <w:hyperlink r:id="rId65">
+      <w:hyperlink r:id="rId71">
         <w:r>
           <w:rPr>
             <w:lang w:val="en_US" w:bidi="en_US"/>
@@ -49394,7 +50617,7 @@
         </w:rPr>
         <w:t xml:space="preserve">See how you translated the similar expression in </w:t>
       </w:r>
-      <w:hyperlink r:id="rId66">
+      <w:hyperlink r:id="rId72">
         <w:r>
           <w:rPr>
             <w:lang w:val="en_US" w:bidi="en_US"/>
@@ -50104,7 +51327,7 @@
         </w:rPr>
         <w:t xml:space="preserve"> in </w:t>
       </w:r>
-      <w:hyperlink r:id="rId45">
+      <w:hyperlink r:id="rId26">
         <w:r>
           <w:rPr>
             <w:lang w:val="en_US" w:bidi="en_US"/>
@@ -50520,7 +51743,7 @@
         </w:rPr>
         <w:t xml:space="preserve"> means something different in this verse than in the previous three verses, since it refers to believers rather than to the spirits that are inspiring prophets. It means the same thing as in </w:t>
       </w:r>
-      <w:hyperlink r:id="rId63">
+      <w:hyperlink r:id="rId68">
         <w:r>
           <w:rPr>
             <w:lang w:val="en_US" w:bidi="en_US"/>
@@ -50649,7 +51872,7 @@
         </w:rPr>
         <w:t xml:space="preserve"> in </w:t>
       </w:r>
-      <w:hyperlink r:id="rId35">
+      <w:hyperlink r:id="rId41">
         <w:r>
           <w:rPr>
             <w:lang w:val="en_US" w:bidi="en_US"/>
@@ -50765,7 +51988,7 @@
         </w:rPr>
         <w:t xml:space="preserve">As in </w:t>
       </w:r>
-      <w:hyperlink r:id="rId38">
+      <w:hyperlink r:id="rId44">
         <w:r>
           <w:rPr>
             <w:lang w:val="en_US" w:bidi="en_US"/>
@@ -50925,7 +52148,7 @@
         </w:rPr>
         <w:t xml:space="preserve"> refers to the false prophets whom John describes in </w:t>
       </w:r>
-      <w:hyperlink r:id="rId65">
+      <w:hyperlink r:id="rId71">
         <w:r>
           <w:rPr>
             <w:lang w:val="en_US" w:bidi="en_US"/>
@@ -51041,7 +52264,7 @@
         </w:rPr>
         <w:t xml:space="preserve">As in </w:t>
       </w:r>
-      <w:hyperlink r:id="rId43">
+      <w:hyperlink r:id="rId49">
         <w:r>
           <w:rPr>
             <w:lang w:val="en_US" w:bidi="en_US"/>
@@ -51170,7 +52393,7 @@
         </w:rPr>
         <w:t xml:space="preserve"> here and in </w:t>
       </w:r>
-      <w:hyperlink r:id="rId67">
+      <w:hyperlink r:id="rId73">
         <w:r>
           <w:rPr>
             <w:lang w:val="en_US" w:bidi="en_US"/>
@@ -51188,7 +52411,7 @@
         </w:rPr>
         <w:t xml:space="preserve"> seems to have a different meaning than in </w:t>
       </w:r>
-      <w:hyperlink r:id="rId65">
+      <w:hyperlink r:id="rId71">
         <w:r>
           <w:rPr>
             <w:lang w:val="en_US" w:bidi="en_US"/>
@@ -51206,7 +52429,7 @@
         </w:rPr>
         <w:t xml:space="preserve"> and </w:t>
       </w:r>
-      <w:hyperlink r:id="rId68">
+      <w:hyperlink r:id="rId70">
         <w:r>
           <w:rPr>
             <w:lang w:val="en_US" w:bidi="en_US"/>
@@ -51224,7 +52447,7 @@
         </w:rPr>
         <w:t xml:space="preserve">. There, it refers to location, so when John says in </w:t>
       </w:r>
-      <w:hyperlink r:id="rId68">
+      <w:hyperlink r:id="rId70">
         <w:r>
           <w:rPr>
             <w:lang w:val="en_US" w:bidi="en_US"/>
@@ -51490,7 +52713,7 @@
         </w:rPr>
         <w:t xml:space="preserve"> refers to the false prophets whom John describes in </w:t>
       </w:r>
-      <w:hyperlink r:id="rId65">
+      <w:hyperlink r:id="rId71">
         <w:r>
           <w:rPr>
             <w:lang w:val="en_US" w:bidi="en_US"/>
@@ -51880,7 +53103,7 @@
         </w:rPr>
         <w:t xml:space="preserve"> in the first three sentences of this verse are probably exclusive, and so if your language marks that distinction, we recommend using the exclusive form in your translation. John appears to be speaking here of himself and his fellow eyewitnesses of the resurrection as teachers of the truth about Jesus. He has already said that the believers to whom he is writing are from God in </w:t>
       </w:r>
-      <w:hyperlink r:id="rId69">
+      <w:hyperlink r:id="rId74">
         <w:r>
           <w:rPr>
             <w:lang w:val="en_US" w:bidi="en_US"/>
@@ -52009,7 +53232,7 @@
         </w:rPr>
         <w:t xml:space="preserve"> could mean: (1) that John and his fellow eyewitnesses teach the truth about Jesus because God has sent them to do that. Alternate translation: “God has sent us” (2) the same thing as it does in </w:t>
       </w:r>
-      <w:hyperlink r:id="rId69">
+      <w:hyperlink r:id="rId74">
         <w:r>
           <w:rPr>
             <w:lang w:val="en_US" w:bidi="en_US"/>
@@ -52027,7 +53250,7 @@
         </w:rPr>
         <w:t xml:space="preserve"> and in </w:t>
       </w:r>
-      <w:hyperlink r:id="rId70">
+      <w:hyperlink r:id="rId75">
         <w:r>
           <w:rPr>
             <w:lang w:val="en_US" w:bidi="en_US"/>
@@ -52254,7 +53477,7 @@
         </w:rPr>
         <w:t xml:space="preserve">As in </w:t>
       </w:r>
-      <w:hyperlink r:id="rId71">
+      <w:hyperlink r:id="rId76">
         <w:r>
           <w:rPr>
             <w:lang w:val="en_US" w:bidi="en_US"/>
@@ -52396,7 +53619,7 @@
         </w:rPr>
         <w:t xml:space="preserve">As in </w:t>
       </w:r>
-      <w:hyperlink r:id="rId67">
+      <w:hyperlink r:id="rId73">
         <w:r>
           <w:rPr>
             <w:lang w:val="en_US" w:bidi="en_US"/>
@@ -52538,7 +53761,7 @@
         </w:rPr>
         <w:t xml:space="preserve"> means the same thing in this verse as in </w:t>
       </w:r>
-      <w:hyperlink r:id="rId69">
+      <w:hyperlink r:id="rId74">
         <w:r>
           <w:rPr>
             <w:lang w:val="en_US" w:bidi="en_US"/>
@@ -52778,7 +54001,7 @@
         </w:rPr>
         <w:t xml:space="preserve"> to also include what he said in </w:t>
       </w:r>
-      <w:hyperlink r:id="rId72">
+      <w:hyperlink r:id="rId77">
         <w:r>
           <w:rPr>
             <w:lang w:val="en_US" w:bidi="en_US"/>
@@ -52907,7 +54130,7 @@
         </w:rPr>
         <w:t xml:space="preserve">, then use that in your translation here. This inclusive usage continues through </w:t>
       </w:r>
-      <w:hyperlink r:id="rId44">
+      <w:hyperlink r:id="rId50">
         <w:r>
           <w:rPr>
             <w:lang w:val="en_US" w:bidi="en_US"/>
@@ -53062,7 +54285,7 @@
         </w:rPr>
         <w:t xml:space="preserve"> would refer to the devil. These would also be what John refers to as “the one in you” and “the one in the world” in </w:t>
       </w:r>
-      <w:hyperlink r:id="rId69">
+      <w:hyperlink r:id="rId74">
         <w:r>
           <w:rPr>
             <w:lang w:val="en_US" w:bidi="en_US"/>
@@ -53405,7 +54628,7 @@
         </w:rPr>
         <w:t xml:space="preserve"> in </w:t>
       </w:r>
-      <w:hyperlink r:id="rId31">
+      <w:hyperlink r:id="rId37">
         <w:r>
           <w:rPr>
             <w:lang w:val="en_US" w:bidi="en_US"/>
@@ -53534,7 +54757,7 @@
         </w:rPr>
         <w:t xml:space="preserve"> means something similar to what it does in </w:t>
       </w:r>
-      <w:hyperlink r:id="rId70">
+      <w:hyperlink r:id="rId75">
         <w:r>
           <w:rPr>
             <w:lang w:val="en_US" w:bidi="en_US"/>
@@ -53635,7 +54858,7 @@
         </w:rPr>
         <w:t xml:space="preserve">See how you translated this metaphor in </w:t>
       </w:r>
-      <w:hyperlink r:id="rId54">
+      <w:hyperlink r:id="rId60">
         <w:r>
           <w:rPr>
             <w:lang w:val="en_US" w:bidi="en_US"/>
@@ -53653,7 +54876,7 @@
         </w:rPr>
         <w:t xml:space="preserve"> and </w:t>
       </w:r>
-      <w:hyperlink r:id="rId73">
+      <w:hyperlink r:id="rId78">
         <w:r>
           <w:rPr>
             <w:lang w:val="en_US" w:bidi="en_US"/>
@@ -53867,7 +55090,7 @@
         </w:rPr>
         <w:t xml:space="preserve">As in </w:t>
       </w:r>
-      <w:hyperlink r:id="rId36">
+      <w:hyperlink r:id="rId42">
         <w:r>
           <w:rPr>
             <w:lang w:val="en_US" w:bidi="en_US"/>
@@ -54094,7 +55317,7 @@
         </w:rPr>
         <w:t xml:space="preserve">As in </w:t>
       </w:r>
-      <w:hyperlink r:id="rId36">
+      <w:hyperlink r:id="rId42">
         <w:r>
           <w:rPr>
             <w:lang w:val="en_US" w:bidi="en_US"/>
@@ -55360,7 +56583,7 @@
         </w:rPr>
         <w:t xml:space="preserve">Since people were already literally alive before Jesus came, John means this in a figurative sense. He is likely referring to what he calls “eternal life” in </w:t>
       </w:r>
-      <w:hyperlink r:id="rId74">
+      <w:hyperlink r:id="rId79">
         <w:r>
           <w:rPr>
             <w:lang w:val="en_US" w:bidi="en_US"/>
@@ -55810,7 +57033,7 @@
         </w:rPr>
         <w:t xml:space="preserve"> by stating the meaning behind it with an equivalent expression. See how you translated the term in </w:t>
       </w:r>
-      <w:hyperlink r:id="rId75">
+      <w:hyperlink r:id="rId80">
         <w:r>
           <w:rPr>
             <w:lang w:val="en_US" w:bidi="en_US"/>
@@ -55939,7 +57162,7 @@
         </w:rPr>
         <w:t xml:space="preserve"> in </w:t>
       </w:r>
-      <w:hyperlink r:id="rId31">
+      <w:hyperlink r:id="rId37">
         <w:r>
           <w:rPr>
             <w:lang w:val="en_US" w:bidi="en_US"/>
@@ -56463,7 +57686,7 @@
         </w:rPr>
         <w:t xml:space="preserve">See how you translated the similar expression in </w:t>
       </w:r>
-      <w:hyperlink r:id="rId26">
+      <w:hyperlink r:id="rId32">
         <w:r>
           <w:rPr>
             <w:lang w:val="en_US" w:bidi="en_US"/>
@@ -56592,7 +57815,7 @@
         </w:rPr>
         <w:t xml:space="preserve"> introduces a note of assurance that contrasts with the idea in the previous verse, ”No one has ever seen God.” This verse is very similar to the second half of </w:t>
       </w:r>
-      <w:hyperlink r:id="rId43">
+      <w:hyperlink r:id="rId49">
         <w:r>
           <w:rPr>
             <w:lang w:val="en_US" w:bidi="en_US"/>
@@ -57706,7 +58929,7 @@
         </w:rPr>
         <w:t xml:space="preserve">The meaning of this expression is similar to the expression “the one who confesses the Son” in </w:t>
       </w:r>
-      <w:hyperlink r:id="rId76">
+      <w:hyperlink r:id="rId81">
         <w:r>
           <w:rPr>
             <w:lang w:val="en_US" w:bidi="en_US"/>
@@ -58304,7 +59527,7 @@
         </w:rPr>
         <w:t xml:space="preserve"> here is the same as the phrase translated “among us” in </w:t>
       </w:r>
-      <w:hyperlink r:id="rId53">
+      <w:hyperlink r:id="rId57">
         <w:r>
           <w:rPr>
             <w:lang w:val="en_US" w:bidi="en_US"/>
@@ -58420,7 +59643,7 @@
         </w:rPr>
         <w:t xml:space="preserve">This is a metaphor that describes what God is like in his character. See how you translated it in </w:t>
       </w:r>
-      <w:hyperlink r:id="rId77">
+      <w:hyperlink r:id="rId82">
         <w:r>
           <w:rPr>
             <w:lang w:val="en_US" w:bidi="en_US"/>
@@ -58536,7 +59759,7 @@
         </w:rPr>
         <w:t xml:space="preserve">See the discussion of the term “remain” in Part 3 of the Introduction to 1 John. As in </w:t>
       </w:r>
-      <w:hyperlink r:id="rId49">
+      <w:hyperlink r:id="rId54">
         <w:r>
           <w:rPr>
             <w:lang w:val="en_US" w:bidi="en_US"/>
@@ -58670,7 +59893,7 @@
         </w:rPr>
         <w:t xml:space="preserve"> and in </w:t>
       </w:r>
-      <w:hyperlink r:id="rId78">
+      <w:hyperlink r:id="rId83">
         <w:r>
           <w:rPr>
             <w:lang w:val="en_US" w:bidi="en_US"/>
@@ -58786,7 +60009,7 @@
         </w:rPr>
         <w:t xml:space="preserve">As in </w:t>
       </w:r>
-      <w:hyperlink r:id="rId53">
+      <w:hyperlink r:id="rId57">
         <w:r>
           <w:rPr>
             <w:lang w:val="en_US" w:bidi="en_US"/>
@@ -59033,7 +60256,7 @@
         </w:rPr>
         <w:t xml:space="preserve">See how you translated the similar expression in </w:t>
       </w:r>
-      <w:hyperlink r:id="rId26">
+      <w:hyperlink r:id="rId32">
         <w:r>
           <w:rPr>
             <w:lang w:val="en_US" w:bidi="en_US"/>
@@ -60696,7 +61919,7 @@
         </w:rPr>
         <w:t xml:space="preserve">See how you translated the similar expression in </w:t>
       </w:r>
-      <w:hyperlink r:id="rId26">
+      <w:hyperlink r:id="rId32">
         <w:r>
           <w:rPr>
             <w:lang w:val="en_US" w:bidi="en_US"/>
@@ -60727,7 +61950,7 @@
         </w:rPr>
         <w:t xml:space="preserve"> could mean: (1) God’s love for us. Alternate translation: “So if someone is afraid, then God’s love has not achieved its purpose in his life” (2) our love for God. Alternate translation: “So if someone is afraid, then he does not yet love God perfectly” It could also mean both things, as in </w:t>
       </w:r>
-      <w:hyperlink r:id="rId41">
+      <w:hyperlink r:id="rId47">
         <w:r>
           <w:rPr>
             <w:lang w:val="en_US" w:bidi="en_US"/>
@@ -60954,7 +62177,7 @@
         </w:rPr>
         <w:t xml:space="preserve">This verse summarizes the idea of verse </w:t>
       </w:r>
-      <w:hyperlink r:id="rId79">
+      <w:hyperlink r:id="rId84">
         <w:r>
           <w:rPr>
             <w:lang w:val="en_US" w:bidi="en_US"/>
@@ -61514,7 +62737,7 @@
         </w:rPr>
         <w:t xml:space="preserve"> in </w:t>
       </w:r>
-      <w:hyperlink r:id="rId34">
+      <w:hyperlink r:id="rId40">
         <w:r>
           <w:rPr>
             <w:lang w:val="en_US" w:bidi="en_US"/>
@@ -62074,7 +63297,7 @@
         </w:rPr>
         <w:t xml:space="preserve"> in </w:t>
       </w:r>
-      <w:hyperlink r:id="rId34">
+      <w:hyperlink r:id="rId40">
         <w:r>
           <w:rPr>
             <w:lang w:val="en_US" w:bidi="en_US"/>
@@ -62139,6 +63362,269 @@
         <w:rPr>
           <w:lang w:val="en_US" w:bidi="en_US"/>
         </w:rPr>
+        <w:t>1 John - Chapter 5 Introduction</w:t>
+      </w:r>
+      <w:r>
+        <w:rPr>
+          <w:lang w:val="en_US" w:bidi="en_US"/>
+        </w:rPr>
+      </w:r>
+    </w:p>
+    <w:p>
+      <w:pPr>
+        <w:pStyle w:val="Heading3"/>
+      </w:pPr>
+      <w:r>
+        <w:rPr>
+          <w:lang w:val="en_US" w:bidi="en_US"/>
+        </w:rPr>
+        <w:t>Structure and Formatting</w:t>
+      </w:r>
+    </w:p>
+    <w:p>
+      <w:pPr>
+        <w:pStyle w:val="ListNumber"/>
+        <w:numPr>
+          <w:ilvl w:val="0"/>
+          <w:numId w:val="20"/>
+        </w:numPr>
+        <w:spacing w:line="240" w:lineRule="auto"/>
+        <w:ind w:left="720"/>
+      </w:pPr>
+      <w:r>
+        <w:rPr>
+          <w:lang w:val="en_US" w:bidi="en_US"/>
+        </w:rPr>
+      </w:r>
+      <w:r>
+        <w:rPr>
+          <w:lang w:val="en_US" w:bidi="en_US"/>
+        </w:rPr>
+        <w:t>It is false teaching to deny that Jesus is the Son of God (5:1–12)</w:t>
+      </w:r>
+    </w:p>
+    <w:p>
+      <w:pPr>
+        <w:pStyle w:val="ListNumber"/>
+        <w:spacing w:line="240" w:lineRule="auto"/>
+        <w:ind w:left="720"/>
+      </w:pPr>
+      <w:r>
+        <w:rPr>
+          <w:lang w:val="en_US" w:bidi="en_US"/>
+        </w:rPr>
+      </w:r>
+      <w:r>
+        <w:rPr>
+          <w:lang w:val="en_US" w:bidi="en_US"/>
+        </w:rPr>
+        <w:t>Closing of Letter (5:13–21)</w:t>
+      </w:r>
+    </w:p>
+    <w:p>
+      <w:pPr>
+        <w:pStyle w:val="Heading3"/>
+      </w:pPr>
+      <w:r>
+        <w:rPr>
+          <w:lang w:val="en_US" w:bidi="en_US"/>
+        </w:rPr>
+        <w:t>Possible Translation Difficulties in this Chapter</w:t>
+      </w:r>
+    </w:p>
+    <w:p>
+      <w:pPr>
+        <w:pStyle w:val="Heading4"/>
+      </w:pPr>
+      <w:r>
+        <w:rPr>
+          <w:lang w:val="en_US" w:bidi="en_US"/>
+        </w:rPr>
+        <w:t>“a sin toward death”</w:t>
+      </w:r>
+    </w:p>
+    <w:p>
+      <w:pPr/>
+      <w:r>
+        <w:rPr>
+          <w:lang w:val="en_US" w:bidi="en_US"/>
+        </w:rPr>
+      </w:r>
+      <w:r>
+        <w:rPr>
+          <w:lang w:val="en_US" w:bidi="en_US"/>
+        </w:rPr>
+        <w:t xml:space="preserve">In the context, the word “death” in this phrase refers to spiritual death, which is eternal separation from God. But it is not entirely clear what the sin is that John is talking about. It is unlikely that John is referring to one sin in particular, but instead he is talking about a certain kind of sin. Given the context of this letter, he is probably referring to the kind of sin that the false teachers were committing by denying that Jesus was the Son of God and that he came in the flesh, and by rejecting his forgiveness. See the further discussion in the notes to </w:t>
+      </w:r>
+      <w:hyperlink r:id="rId85">
+        <w:r>
+          <w:rPr>
+            <w:lang w:val="en_US" w:bidi="en_US"/>
+          </w:rPr>
+          <w:rPr>
+            <w:color w:val="0000EE"/>
+            <w:u w:val="single"/>
+          </w:rPr>
+          <w:t>5:16</w:t>
+        </w:r>
+      </w:hyperlink>
+      <w:r>
+        <w:rPr>
+          <w:lang w:val="en_US" w:bidi="en_US"/>
+        </w:rPr>
+        <w:t>.</w:t>
+      </w:r>
+    </w:p>
+    <w:p>
+      <w:pPr>
+        <w:pStyle w:val="Heading4"/>
+      </w:pPr>
+      <w:r>
+        <w:rPr>
+          <w:lang w:val="en_US" w:bidi="en_US"/>
+        </w:rPr>
+        <w:t>“the whole world lies in the power of the evil one”</w:t>
+      </w:r>
+    </w:p>
+    <w:p>
+      <w:pPr/>
+      <w:r>
+        <w:rPr>
+          <w:lang w:val="en_US" w:bidi="en_US"/>
+        </w:rPr>
+      </w:r>
+      <w:r>
+        <w:rPr>
+          <w:lang w:val="en_US" w:bidi="en_US"/>
+        </w:rPr>
+        <w:t xml:space="preserve">The phrase “the evil one” refers to Satan. God has allowed him to rule the world, but, ultimately, God is in control over everything. God keeps his children safe from the evil one. (See: </w:t>
+      </w:r>
+      <w:r>
+        <w:rPr>
+          <w:lang w:val="en_US" w:bidi="en_US"/>
+        </w:rPr>
+        <w:t>Satan</w:t>
+      </w:r>
+      <w:r>
+        <w:rPr>
+          <w:lang w:val="en_US" w:bidi="en_US"/>
+        </w:rPr>
+        <w:t>)</w:t>
+      </w:r>
+    </w:p>
+    <w:p>
+      <w:pPr>
+        <w:pStyle w:val="Heading3"/>
+      </w:pPr>
+      <w:r>
+        <w:rPr>
+          <w:lang w:val="en_US" w:bidi="en_US"/>
+        </w:rPr>
+        <w:t>Important textual issues in this chapter</w:t>
+      </w:r>
+    </w:p>
+    <w:p>
+      <w:pPr/>
+      <w:r>
+        <w:rPr>
+          <w:lang w:val="en_US" w:bidi="en_US"/>
+        </w:rPr>
+      </w:r>
+      <w:r>
+        <w:rPr>
+          <w:lang w:val="en_US" w:bidi="en_US"/>
+        </w:rPr>
+        <w:t xml:space="preserve">In </w:t>
+      </w:r>
+      <w:hyperlink r:id="rId86">
+        <w:r>
+          <w:rPr>
+            <w:lang w:val="en_US" w:bidi="en_US"/>
+          </w:rPr>
+          <w:rPr>
+            <w:color w:val="0000EE"/>
+            <w:u w:val="single"/>
+          </w:rPr>
+          <w:t>5:7–8</w:t>
+        </w:r>
+      </w:hyperlink>
+      <w:r>
+        <w:rPr>
+          <w:lang w:val="en_US" w:bidi="en_US"/>
+        </w:rPr>
+        <w:t xml:space="preserve">, all ancient manuscripts say: “For there are three who testify, the Spirit and the water and the blood, and the three are unto the one.” That is the reading that ULT follows. Some much later manuscripts say: “For there are three who testify in heaven: the Father, the Word, and the Holy Spirit, and these three are one; and there are three who testify on earth: the Spirit and the water and the blood, and these three are unto the one.” In this case, translators are advised to translate this as the ULT text does, since there is wide agreement that it follows the accurate reading. However, if there are older versions of the Bible in your region that have the longer reading, you could include it, but you should put it inside square brackets [ ] and indicate in a footnote that it was most likely not in the original version of 1 John. (See: </w:t>
+      </w:r>
+      <w:r>
+        <w:rPr>
+          <w:lang w:val="en_US" w:bidi="en_US"/>
+        </w:rPr>
+        <w:t>Textual Variants</w:t>
+      </w:r>
+      <w:r>
+        <w:rPr>
+          <w:lang w:val="en_US" w:bidi="en_US"/>
+        </w:rPr>
+        <w:t>)</w:t>
+      </w:r>
+    </w:p>
+    <w:p>
+      <w:pPr/>
+      <w:r>
+        <w:rPr>
+          <w:lang w:val="en_US" w:bidi="en_US"/>
+        </w:rPr>
+      </w:r>
+      <w:r>
+        <w:rPr>
+          <w:lang w:val="en_US" w:bidi="en_US"/>
+        </w:rPr>
+        <w:t xml:space="preserve">In </w:t>
+      </w:r>
+      <w:hyperlink r:id="rId87">
+        <w:r>
+          <w:rPr>
+            <w:lang w:val="en_US" w:bidi="en_US"/>
+          </w:rPr>
+          <w:rPr>
+            <w:color w:val="0000EE"/>
+            <w:u w:val="single"/>
+          </w:rPr>
+          <w:t>5:18</w:t>
+        </w:r>
+      </w:hyperlink>
+      <w:r>
+        <w:rPr>
+          <w:lang w:val="en_US" w:bidi="en_US"/>
+        </w:rPr>
+        <w:t>, the majority of ancient manuscripts say: “the one begotten from God keeps himself.” This means that the believer, whom John has just said is “having been begotten from God” in a spiritual sense, keeps himself away from sin. But many ancient manuscripts say: “the one begotten from God keeps him.” This means that Jesus, who is God's actual, only-begotten Son, keeps the believer from sin. The ULT follows the reading of the majority of ancient manuscripts, but most English translations follow the other reading. This is probably because the reading with “him” seems to make a more meaningful theological statement than the other reading. Scholars are divided about this, so either choice is acceptable. You may want to follow the reading of the respected translations in your area.</w:t>
+      </w:r>
+      <w:r>
+        <w:rPr>
+          <w:lang w:val="en_US" w:bidi="en_US"/>
+        </w:rPr>
+      </w:r>
+      <w:r>
+        <w:rPr>
+          <w:lang w:val="en_US" w:bidi="en_US"/>
+        </w:rPr>
+      </w:r>
+    </w:p>
+    <w:p>
+      <w:pPr/>
+      <w:r>
+        <w:rPr>
+          <w:lang w:val="en_US" w:bidi="en_US"/>
+        </w:rPr>
+      </w:r>
+    </w:p>
+    <w:p>
+      <w:pPr>
+        <w:pStyle w:val="Heading2"/>
+      </w:pPr>
+      <w:r>
+        <w:rPr>
+          <w:lang w:val="en_US" w:bidi="en_US"/>
+        </w:rPr>
         <w:t>1 John 5:1 (#1)</w:t>
       </w:r>
       <w:r>
@@ -62267,7 +63753,7 @@
         </w:rPr>
         <w:t xml:space="preserve">See how you translated the similar expression in </w:t>
       </w:r>
-      <w:hyperlink r:id="rId54">
+      <w:hyperlink r:id="rId60">
         <w:r>
           <w:rPr>
             <w:lang w:val="en_US" w:bidi="en_US"/>
@@ -62383,7 +63869,7 @@
         </w:rPr>
         <w:t xml:space="preserve">See whether in </w:t>
       </w:r>
-      <w:hyperlink r:id="rId54">
+      <w:hyperlink r:id="rId60">
         <w:r>
           <w:rPr>
             <w:lang w:val="en_US" w:bidi="en_US"/>
@@ -62499,7 +63985,7 @@
         </w:rPr>
         <w:t xml:space="preserve">John includes this short saying to teach something that is generally true about life and that applies to the point he has been developing since </w:t>
       </w:r>
-      <w:hyperlink r:id="rId80">
+      <w:hyperlink r:id="rId88">
         <w:r>
           <w:rPr>
             <w:lang w:val="en_US" w:bidi="en_US"/>
@@ -63673,7 +65159,7 @@
         </w:rPr>
         <w:t xml:space="preserve">See how you translated the similar expression in </w:t>
       </w:r>
-      <w:hyperlink r:id="rId54">
+      <w:hyperlink r:id="rId60">
         <w:r>
           <w:rPr>
             <w:lang w:val="en_US" w:bidi="en_US"/>
@@ -63789,7 +65275,7 @@
         </w:rPr>
         <w:t xml:space="preserve">See whether in </w:t>
       </w:r>
-      <w:hyperlink r:id="rId54">
+      <w:hyperlink r:id="rId60">
         <w:r>
           <w:rPr>
             <w:lang w:val="en_US" w:bidi="en_US"/>
@@ -63905,7 +65391,7 @@
         </w:rPr>
         <w:t xml:space="preserve">As in </w:t>
       </w:r>
-      <w:hyperlink r:id="rId38">
+      <w:hyperlink r:id="rId44">
         <w:r>
           <w:rPr>
             <w:lang w:val="en_US" w:bidi="en_US"/>
@@ -64047,7 +65533,7 @@
         </w:rPr>
         <w:t xml:space="preserve"> in </w:t>
       </w:r>
-      <w:hyperlink r:id="rId40">
+      <w:hyperlink r:id="rId46">
         <w:r>
           <w:rPr>
             <w:lang w:val="en_US" w:bidi="en_US"/>
@@ -65802,7 +67288,7 @@
         </w:rPr>
         <w:t xml:space="preserve">Like the statement “God is love” in </w:t>
       </w:r>
-      <w:hyperlink r:id="rId77">
+      <w:hyperlink r:id="rId82">
         <w:r>
           <w:rPr>
             <w:lang w:val="en_US" w:bidi="en_US"/>
@@ -65820,7 +67306,7 @@
         </w:rPr>
         <w:t xml:space="preserve"> and </w:t>
       </w:r>
-      <w:hyperlink r:id="rId81">
+      <w:hyperlink r:id="rId89">
         <w:r>
           <w:rPr>
             <w:lang w:val="en_US" w:bidi="en_US"/>
@@ -65936,7 +67422,7 @@
         </w:rPr>
         <w:t xml:space="preserve">In this statement, John reaffirms that the three things that he mentions in verse </w:t>
       </w:r>
-      <w:hyperlink r:id="rId82">
+      <w:hyperlink r:id="rId90">
         <w:r>
           <w:rPr>
             <w:lang w:val="en_US" w:bidi="en_US"/>
@@ -66287,7 +67773,7 @@
         </w:rPr>
         <w:t xml:space="preserve"> in </w:t>
       </w:r>
-      <w:hyperlink r:id="rId82">
+      <w:hyperlink r:id="rId90">
         <w:r>
           <w:rPr>
             <w:lang w:val="en_US" w:bidi="en_US"/>
@@ -67030,7 +68516,7 @@
         </w:rPr>
         <w:t xml:space="preserve"> could be introducing: (1) the content of God’s testimony to his Son. In that case, the content itself comes in </w:t>
       </w:r>
-      <w:hyperlink r:id="rId83">
+      <w:hyperlink r:id="rId91">
         <w:r>
           <w:rPr>
             <w:lang w:val="en_US" w:bidi="en_US"/>
@@ -67159,7 +68645,7 @@
         </w:rPr>
         <w:t xml:space="preserve"> could refer to: (1) God’s testimony, which John says in </w:t>
       </w:r>
-      <w:hyperlink r:id="rId83">
+      <w:hyperlink r:id="rId91">
         <w:r>
           <w:rPr>
             <w:lang w:val="en_US" w:bidi="en_US"/>
@@ -67177,7 +68663,7 @@
         </w:rPr>
         <w:t xml:space="preserve">. Alternate translation: “I will tell you what God’s testimony is” (2) the three testimonies from </w:t>
       </w:r>
-      <w:hyperlink r:id="rId84">
+      <w:hyperlink r:id="rId92">
         <w:r>
           <w:rPr>
             <w:lang w:val="en_US" w:bidi="en_US"/>
@@ -68019,7 +69505,7 @@
         </w:rPr>
         <w:t xml:space="preserve">As in </w:t>
       </w:r>
-      <w:hyperlink r:id="rId85">
+      <w:hyperlink r:id="rId93">
         <w:r>
           <w:rPr>
             <w:lang w:val="en_US" w:bidi="en_US"/>
@@ -68455,7 +69941,7 @@
         </w:rPr>
         <w:t xml:space="preserve">As in </w:t>
       </w:r>
-      <w:hyperlink r:id="rId53">
+      <w:hyperlink r:id="rId57">
         <w:r>
           <w:rPr>
             <w:lang w:val="en_US" w:bidi="en_US"/>
@@ -68486,7 +69972,7 @@
         </w:rPr>
         <w:t xml:space="preserve"> means two things at once. It means receiving power from God in this life to live in a new way, and it also means living forever in the presence of God after death. See how you translated the expression in </w:t>
       </w:r>
-      <w:hyperlink r:id="rId53">
+      <w:hyperlink r:id="rId57">
         <w:r>
           <w:rPr>
             <w:lang w:val="en_US" w:bidi="en_US"/>
@@ -68818,7 +70304,7 @@
         </w:rPr>
         <w:t xml:space="preserve">Since both groups of people are physically alive, John means this in a spiritual sense. As in </w:t>
       </w:r>
-      <w:hyperlink r:id="rId53">
+      <w:hyperlink r:id="rId57">
         <w:r>
           <w:rPr>
             <w:lang w:val="en_US" w:bidi="en_US"/>
@@ -68836,7 +70322,7 @@
         </w:rPr>
         <w:t xml:space="preserve">, he is likely referring to what he calls “eternal life” in </w:t>
       </w:r>
-      <w:hyperlink r:id="rId74">
+      <w:hyperlink r:id="rId79">
         <w:r>
           <w:rPr>
             <w:lang w:val="en_US" w:bidi="en_US"/>
@@ -68854,7 +70340,7 @@
         </w:rPr>
         <w:t xml:space="preserve"> and </w:t>
       </w:r>
-      <w:hyperlink r:id="rId83">
+      <w:hyperlink r:id="rId91">
         <w:r>
           <w:rPr>
             <w:lang w:val="en_US" w:bidi="en_US"/>
@@ -69289,7 +70775,7 @@
         </w:rPr>
         <w:t xml:space="preserve">As in </w:t>
       </w:r>
-      <w:hyperlink r:id="rId37">
+      <w:hyperlink r:id="rId43">
         <w:r>
           <w:rPr>
             <w:lang w:val="en_US" w:bidi="en_US"/>
@@ -69634,7 +71120,7 @@
         </w:rPr>
         <w:t xml:space="preserve">If it would be helpful to your readers, as in </w:t>
       </w:r>
-      <w:hyperlink r:id="rId86">
+      <w:hyperlink r:id="rId94">
         <w:r>
           <w:rPr>
             <w:lang w:val="en_US" w:bidi="en_US"/>
@@ -70148,7 +71634,7 @@
         </w:rPr>
         <w:t xml:space="preserve">As in </w:t>
       </w:r>
-      <w:hyperlink r:id="rId67">
+      <w:hyperlink r:id="rId73">
         <w:r>
           <w:rPr>
             <w:lang w:val="en_US" w:bidi="en_US"/>
@@ -70375,7 +71861,7 @@
         </w:rPr>
         <w:t xml:space="preserve">As in </w:t>
       </w:r>
-      <w:hyperlink r:id="rId87">
+      <w:hyperlink r:id="rId95">
         <w:r>
           <w:rPr>
             <w:lang w:val="en_US" w:bidi="en_US"/>
@@ -70876,7 +72362,7 @@
         </w:rPr>
         <w:t xml:space="preserve"> in </w:t>
       </w:r>
-      <w:hyperlink r:id="rId34">
+      <w:hyperlink r:id="rId40">
         <w:r>
           <w:rPr>
             <w:lang w:val="en_US" w:bidi="en_US"/>
@@ -71586,7 +73072,7 @@
         </w:rPr>
         <w:t xml:space="preserve">, John is probably referring to behavior such as the false teachers engaged in and encouraged. As Part 3 of the Introduction to 1 John explains, these false teachers claimed that it did not matter what people did in their bodies, and so they would have been committing many serious sins without feeling any conviction that their actions were wrong. This showed that they had abandoned faith in Jesus and had rejected the influence of the Holy Spirit. John implicitly corrects this false teaching again in </w:t>
       </w:r>
-      <w:hyperlink r:id="rId88">
+      <w:hyperlink r:id="rId87">
         <w:r>
           <w:rPr>
             <w:lang w:val="en_US" w:bidi="en_US"/>
@@ -72035,7 +73521,7 @@
         </w:rPr>
         <w:t xml:space="preserve">See how you translated the similar expression in </w:t>
       </w:r>
-      <w:hyperlink r:id="rId54">
+      <w:hyperlink r:id="rId60">
         <w:r>
           <w:rPr>
             <w:lang w:val="en_US" w:bidi="en_US"/>
@@ -72151,7 +73637,7 @@
         </w:rPr>
         <w:t xml:space="preserve">See whether in </w:t>
       </w:r>
-      <w:hyperlink r:id="rId54">
+      <w:hyperlink r:id="rId60">
         <w:r>
           <w:rPr>
             <w:lang w:val="en_US" w:bidi="en_US"/>
@@ -72267,7 +73753,7 @@
         </w:rPr>
         <w:t xml:space="preserve">See how you translated this expression in </w:t>
       </w:r>
-      <w:hyperlink r:id="rId89">
+      <w:hyperlink r:id="rId96">
         <w:r>
           <w:rPr>
             <w:lang w:val="en_US" w:bidi="en_US"/>
@@ -72520,7 +74006,7 @@
         </w:rPr>
         <w:t xml:space="preserve">As in </w:t>
       </w:r>
-      <w:hyperlink r:id="rId38">
+      <w:hyperlink r:id="rId44">
         <w:r>
           <w:rPr>
             <w:lang w:val="en_US" w:bidi="en_US"/>
@@ -72871,7 +74357,7 @@
         </w:rPr>
         <w:t xml:space="preserve">See how you translated the similar expression in </w:t>
       </w:r>
-      <w:hyperlink r:id="rId69">
+      <w:hyperlink r:id="rId74">
         <w:r>
           <w:rPr>
             <w:lang w:val="en_US" w:bidi="en_US"/>
@@ -73235,7 +74721,7 @@
         </w:rPr>
         <w:t xml:space="preserve"> by stating the meaning behind it with an equivalent expression. This could mean that: (1) John may be speaking of the devil, as in </w:t>
       </w:r>
-      <w:hyperlink r:id="rId38">
+      <w:hyperlink r:id="rId44">
         <w:r>
           <w:rPr>
             <w:lang w:val="en_US" w:bidi="en_US"/>
@@ -73456,7 +74942,7 @@
         </w:rPr>
         <w:t xml:space="preserve">If it would be helpful to your readers, you could state more explicitly what this means, as you may have done in </w:t>
       </w:r>
-      <w:hyperlink r:id="rId82">
+      <w:hyperlink r:id="rId90">
         <w:r>
           <w:rPr>
             <w:lang w:val="en_US" w:bidi="en_US"/>
@@ -74042,7 +75528,7 @@
         </w:rPr>
         <w:t xml:space="preserve">As in </w:t>
       </w:r>
-      <w:hyperlink r:id="rId26">
+      <w:hyperlink r:id="rId32">
         <w:r>
           <w:rPr>
             <w:lang w:val="en_US" w:bidi="en_US"/>
@@ -74629,7 +76115,7 @@
         </w:rPr>
         <w:t xml:space="preserve">As in </w:t>
       </w:r>
-      <w:hyperlink r:id="rId53">
+      <w:hyperlink r:id="rId57">
         <w:r>
           <w:rPr>
             <w:lang w:val="en_US" w:bidi="en_US"/>
@@ -74784,7 +76270,7 @@
         </w:rPr>
         <w:t xml:space="preserve"> in </w:t>
       </w:r>
-      <w:hyperlink r:id="rId35">
+      <w:hyperlink r:id="rId41">
         <w:r>
           <w:rPr>
             <w:lang w:val="en_US" w:bidi="en_US"/>
@@ -75043,1492 +76529,6 @@
           <w:lang w:val="en_US" w:bidi="en_US"/>
         </w:rPr>
         <w:t>Metaphor</w:t>
-      </w:r>
-      <w:r>
-        <w:rPr>
-          <w:lang w:val="en_US" w:bidi="en_US"/>
-        </w:rPr>
-      </w:r>
-      <w:r>
-        <w:rPr>
-          <w:lang w:val="en_US" w:bidi="en_US"/>
-        </w:rPr>
-      </w:r>
-    </w:p>
-    <w:p>
-      <w:pPr/>
-      <w:r>
-        <w:rPr>
-          <w:lang w:val="en_US" w:bidi="en_US"/>
-        </w:rPr>
-      </w:r>
-    </w:p>
-    <w:p>
-      <w:pPr>
-        <w:pStyle w:val="Heading2"/>
-      </w:pPr>
-      <w:r>
-        <w:rPr>
-          <w:lang w:val="en_US" w:bidi="en_US"/>
-        </w:rPr>
-        <w:t>1 John - Chapter 1 Introduction</w:t>
-      </w:r>
-      <w:r>
-        <w:rPr>
-          <w:lang w:val="en_US" w:bidi="en_US"/>
-        </w:rPr>
-      </w:r>
-    </w:p>
-    <w:p>
-      <w:pPr>
-        <w:pStyle w:val="Heading3"/>
-      </w:pPr>
-      <w:r>
-        <w:rPr>
-          <w:lang w:val="en_US" w:bidi="en_US"/>
-        </w:rPr>
-        <w:t>Structure and formatting</w:t>
-      </w:r>
-    </w:p>
-    <w:p>
-      <w:pPr>
-        <w:pStyle w:val="ListNumber"/>
-        <w:numPr>
-          <w:ilvl w:val="0"/>
-          <w:numId w:val="16"/>
-        </w:numPr>
-        <w:spacing w:line="240" w:lineRule="auto"/>
-        <w:ind w:left="720"/>
-      </w:pPr>
-      <w:r>
-        <w:rPr>
-          <w:lang w:val="en_US" w:bidi="en_US"/>
-        </w:rPr>
-      </w:r>
-      <w:r>
-        <w:rPr>
-          <w:lang w:val="en_US" w:bidi="en_US"/>
-        </w:rPr>
-        <w:t>Opening of the letter (1:1–4)</w:t>
-      </w:r>
-    </w:p>
-    <w:p>
-      <w:pPr>
-        <w:pStyle w:val="ListNumber"/>
-        <w:spacing w:line="240" w:lineRule="auto"/>
-        <w:ind w:left="720"/>
-      </w:pPr>
-      <w:r>
-        <w:rPr>
-          <w:lang w:val="en_US" w:bidi="en_US"/>
-        </w:rPr>
-      </w:r>
-      <w:r>
-        <w:rPr>
-          <w:lang w:val="en_US" w:bidi="en_US"/>
-        </w:rPr>
-        <w:t>Genuine believers obey God and love one another (1:5–10, continues through 2:17)</w:t>
-      </w:r>
-    </w:p>
-    <w:p>
-      <w:pPr>
-        <w:pStyle w:val="Heading3"/>
-      </w:pPr>
-      <w:r>
-        <w:rPr>
-          <w:lang w:val="en_US" w:bidi="en_US"/>
-        </w:rPr>
-        <w:t>Important Translation Issues in this Chapter</w:t>
-      </w:r>
-    </w:p>
-    <w:p>
-      <w:pPr>
-        <w:pStyle w:val="Heading4"/>
-      </w:pPr>
-      <w:r>
-        <w:rPr>
-          <w:lang w:val="en_US" w:bidi="en_US"/>
-        </w:rPr>
-        <w:t>The Word of Life</w:t>
-      </w:r>
-    </w:p>
-    <w:p>
-      <w:pPr/>
-      <w:r>
-        <w:rPr>
-          <w:lang w:val="en_US" w:bidi="en_US"/>
-        </w:rPr>
-      </w:r>
-      <w:r>
-        <w:rPr>
-          <w:lang w:val="en_US" w:bidi="en_US"/>
-        </w:rPr>
-        <w:t xml:space="preserve">John uses the phrase “the Word of life” to refer to Jesus in </w:t>
-      </w:r>
-      <w:hyperlink r:id="rId18">
-        <w:r>
-          <w:rPr>
-            <w:lang w:val="en_US" w:bidi="en_US"/>
-          </w:rPr>
-          <w:rPr>
-            <w:color w:val="0000EE"/>
-            <w:u w:val="single"/>
-          </w:rPr>
-          <w:t>1:1</w:t>
-        </w:r>
-      </w:hyperlink>
-      <w:r>
-        <w:rPr>
-          <w:lang w:val="en_US" w:bidi="en_US"/>
-        </w:rPr>
-        <w:t xml:space="preserve">. "The Word" is a title that John uses for Jesus. If you have translated the beginning of the Gospel of John, see how you translated it there. This title does not refer to a word that is spoken by someone. By using this title for Jesus, John is saying that Jesus is God’s most important message to all people. Jesus is the one who reveals who God is. In your translation of this title, try to make it clear that this is the title of a person whose role it is to communicate a message. Something like “The Message” or “The Revealer” might be appropriate. Consider also the title that is used in an accepted translation in your area. Here, John connects the title "the Word" with the phrase "of life." By this, John probably means that Jesus reveals God to the world and that Jesus also is the source of life. A translation of this entire phrase could be something like, "Jesus, the Message of God who gives life." (See: </w:t>
-      </w:r>
-      <w:r>
-        <w:rPr>
-          <w:lang w:val="en_US" w:bidi="en_US"/>
-        </w:rPr>
-        <w:t>Word of God</w:t>
-      </w:r>
-      <w:r>
-        <w:rPr>
-          <w:lang w:val="en_US" w:bidi="en_US"/>
-        </w:rPr>
-        <w:t>)</w:t>
-      </w:r>
-    </w:p>
-    <w:p>
-      <w:pPr>
-        <w:pStyle w:val="Heading4"/>
-      </w:pPr>
-      <w:r>
-        <w:rPr>
-          <w:lang w:val="en_US" w:bidi="en_US"/>
-        </w:rPr>
-        <w:t>Order of Information</w:t>
-      </w:r>
-    </w:p>
-    <w:p>
-      <w:pPr/>
-      <w:r>
-        <w:rPr>
-          <w:lang w:val="en_US" w:bidi="en_US"/>
-        </w:rPr>
-      </w:r>
-      <w:r>
-        <w:rPr>
-          <w:lang w:val="en_US" w:bidi="en_US"/>
-        </w:rPr>
-        <w:t xml:space="preserve">Like many Greek compositions of this time, for stylistic purposes, this letter begins with a very long sentence. It goes from the beginning of </w:t>
-      </w:r>
-      <w:hyperlink r:id="rId18">
-        <w:r>
-          <w:rPr>
-            <w:lang w:val="en_US" w:bidi="en_US"/>
-          </w:rPr>
-          <w:rPr>
-            <w:color w:val="0000EE"/>
-            <w:u w:val="single"/>
-          </w:rPr>
-          <w:t>1:1</w:t>
-        </w:r>
-      </w:hyperlink>
-      <w:r>
-        <w:rPr>
-          <w:lang w:val="en_US" w:bidi="en_US"/>
-        </w:rPr>
-        <w:t xml:space="preserve"> to the middle of </w:t>
-      </w:r>
-      <w:hyperlink r:id="rId19">
-        <w:r>
-          <w:rPr>
-            <w:lang w:val="en_US" w:bidi="en_US"/>
-          </w:rPr>
-          <w:rPr>
-            <w:color w:val="0000EE"/>
-            <w:u w:val="single"/>
-          </w:rPr>
-          <w:t>1:3</w:t>
-        </w:r>
-      </w:hyperlink>
-      <w:r>
-        <w:rPr>
-          <w:lang w:val="en_US" w:bidi="en_US"/>
-        </w:rPr>
-        <w:t>. The parts of this sentence may not be in the order that is customary in many languages. The direct object comes first, and it is very long, made up of many different clauses. The subject and verb do not come until near the end. And in the middle, there is a long digression. So think about the best way to translate and arrange the parts of this sentence in your language.</w:t>
-      </w:r>
-    </w:p>
-    <w:p>
-      <w:pPr/>
-      <w:r>
-        <w:rPr>
-          <w:lang w:val="en_US" w:bidi="en_US"/>
-        </w:rPr>
-      </w:r>
-      <w:r>
-        <w:rPr>
-          <w:lang w:val="en_US" w:bidi="en_US"/>
-        </w:rPr>
-        <w:t>One approach that might work well in your language would be to create a verse bridge that includes all of 1:1–3. You could break up this long sentence into several smaller sentences, repeating the subject and verb for clarity. This would allow you to present the parts of the sentence in an order that might be more customary in your language and that your readers might understand better. Here is an example of 1 John 1:1–3 rearranged into an order that might be clearer in your language:</w:t>
-      </w:r>
-    </w:p>
-    <w:p>
-      <w:pPr/>
-      <w:r>
-        <w:rPr>
-          <w:lang w:val="en_US" w:bidi="en_US"/>
-        </w:rPr>
-      </w:r>
-      <w:r>
-        <w:rPr>
-          <w:lang w:val="en_US" w:bidi="en_US"/>
-        </w:rPr>
-        <w:t>“We want you to have fellowship with us, and also with the Father and with his Son, Jesus Christ. Therefore, we are declaring to you what we have seen and heard. We are declaring to you what was from the beginning, which we have heard, which we have seen with our eyes, which we have looked at and our hands have touched. It has to do with the Word of life. Indeed, the life appeared, and we have seen it, and we are testifying to it. Yes, we are announcing to you the eternal life that was with the Father and that then came to us.”</w:t>
-      </w:r>
-    </w:p>
-    <w:p>
-      <w:pPr/>
-      <w:r>
-        <w:rPr>
-          <w:lang w:val="en_US" w:bidi="en_US"/>
-        </w:rPr>
-      </w:r>
-      <w:r>
-        <w:rPr>
-          <w:lang w:val="en_US" w:bidi="en_US"/>
-        </w:rPr>
-        <w:t>If you take this approach, another way to translate a combination of the second and third sentences would be, “So we are declaring to you what was from the beginning, what we have heard, what we have seen with our eyes, what we have looked at and what our hands have touched.”</w:t>
-      </w:r>
-    </w:p>
-    <w:p>
-      <w:pPr/>
-      <w:r>
-        <w:rPr>
-          <w:lang w:val="en_US" w:bidi="en_US"/>
-        </w:rPr>
-      </w:r>
-      <w:r>
-        <w:rPr>
-          <w:lang w:val="en_US" w:bidi="en_US"/>
-        </w:rPr>
-        <w:t xml:space="preserve">Another approach that could also work well and which would not require a verse bridge would be to leave the phrases in their present order, but to divide the sentence into three parts at the verse divisions. If you do that, you could also put your translation of the phrase “regarding the Word of life” at the beginning rather than the end of </w:t>
-      </w:r>
-      <w:hyperlink r:id="rId18">
-        <w:r>
-          <w:rPr>
-            <w:lang w:val="en_US" w:bidi="en_US"/>
-          </w:rPr>
-          <w:rPr>
-            <w:color w:val="0000EE"/>
-            <w:u w:val="single"/>
-          </w:rPr>
-          <w:t>1:1</w:t>
-        </w:r>
-      </w:hyperlink>
-      <w:r>
-        <w:rPr>
-          <w:lang w:val="en_US" w:bidi="en_US"/>
-        </w:rPr>
-        <w:t xml:space="preserve"> and present it as a topical introduction to the letter. Otherwise, your readers might not get the sense that this is a letter until they reached </w:t>
-      </w:r>
-      <w:hyperlink r:id="rId90">
-        <w:r>
-          <w:rPr>
-            <w:lang w:val="en_US" w:bidi="en_US"/>
-          </w:rPr>
-          <w:rPr>
-            <w:color w:val="0000EE"/>
-            <w:u w:val="single"/>
-          </w:rPr>
-          <w:t>1:4</w:t>
-        </w:r>
-      </w:hyperlink>
-      <w:r>
-        <w:rPr>
-          <w:lang w:val="en_US" w:bidi="en_US"/>
-        </w:rPr>
-        <w:t>, where John formally states his purpose for writing. An example of 1 John 1:1–3 in this order would be:</w:t>
-      </w:r>
-    </w:p>
-    <w:p>
-      <w:pPr/>
-      <w:r>
-        <w:rPr>
-          <w:lang w:val="en_US" w:bidi="en_US"/>
-        </w:rPr>
-      </w:r>
-      <w:r>
-        <w:rPr>
-          <w:lang w:val="en_US" w:bidi="en_US"/>
-        </w:rPr>
-        <w:t>“1 This is about the Word of life. This Word was from the beginning. We have heard him, we have seen him with our eyes, we have looked at him and our hands have touched him. 2 Indeed, this one who is life appeared, and we have seen him, and we are testifying about him. Yes, we are announcing to you the eternal life that was with the Father and that then came to us. 3 We are declaring to you what we have seen and heard so that you will have fellowship with us, and this fellowship is also with the Father and with his Son, Jesus Christ.”</w:t>
-      </w:r>
-    </w:p>
-    <w:p>
-      <w:pPr/>
-      <w:r>
-        <w:rPr>
-          <w:lang w:val="en_US" w:bidi="en_US"/>
-        </w:rPr>
-      </w:r>
-      <w:r>
-        <w:rPr>
-          <w:lang w:val="en_US" w:bidi="en_US"/>
-        </w:rPr>
-        <w:t xml:space="preserve">The notes to </w:t>
-      </w:r>
-      <w:hyperlink r:id="rId91">
-        <w:r>
-          <w:rPr>
-            <w:lang w:val="en_US" w:bidi="en_US"/>
-          </w:rPr>
-          <w:rPr>
-            <w:color w:val="0000EE"/>
-            <w:u w:val="single"/>
-          </w:rPr>
-          <w:t>1:1–4</w:t>
-        </w:r>
-      </w:hyperlink>
-      <w:r>
-        <w:rPr>
-          <w:lang w:val="en_US" w:bidi="en_US"/>
-        </w:rPr>
-        <w:t xml:space="preserve"> provide further specific suggestions for how to translate this long opening sentence. (See: </w:t>
-      </w:r>
-      <w:r>
-        <w:rPr>
-          <w:lang w:val="en_US" w:bidi="en_US"/>
-        </w:rPr>
-        <w:t>Verse Bridges</w:t>
-      </w:r>
-      <w:r>
-        <w:rPr>
-          <w:lang w:val="en_US" w:bidi="en_US"/>
-        </w:rPr>
-        <w:t>)</w:t>
-      </w:r>
-    </w:p>
-    <w:p>
-      <w:pPr>
-        <w:pStyle w:val="Heading3"/>
-      </w:pPr>
-      <w:r>
-        <w:rPr>
-          <w:lang w:val="en_US" w:bidi="en_US"/>
-        </w:rPr>
-        <w:t>Important Textual Issues in this Chapter</w:t>
-      </w:r>
-    </w:p>
-    <w:p>
-      <w:pPr/>
-      <w:r>
-        <w:rPr>
-          <w:lang w:val="en_US" w:bidi="en_US"/>
-        </w:rPr>
-      </w:r>
-      <w:r>
-        <w:rPr>
-          <w:lang w:val="en_US" w:bidi="en_US"/>
-        </w:rPr>
-        <w:t xml:space="preserve">In </w:t>
-      </w:r>
-      <w:hyperlink r:id="rId90">
-        <w:r>
-          <w:rPr>
-            <w:lang w:val="en_US" w:bidi="en_US"/>
-          </w:rPr>
-          <w:rPr>
-            <w:color w:val="0000EE"/>
-            <w:u w:val="single"/>
-          </w:rPr>
-          <w:t>1:4</w:t>
-        </w:r>
-      </w:hyperlink>
-      <w:r>
-        <w:rPr>
-          <w:lang w:val="en_US" w:bidi="en_US"/>
-        </w:rPr>
-        <w:t xml:space="preserve">, the most accurate ancient manuscripts read “so that our joy may be fulfilled.” The ULT follows that reading. However, some other ancient manuscripts read, “your joy” instead of “our joy.” If a translation of the Bible already exists in your region, consider using whichever reading is found in that version. If a translation does not already exist, we recommend that you follow the reading in the ULT text. (See: </w:t>
-      </w:r>
-      <w:r>
-        <w:rPr>
-          <w:lang w:val="en_US" w:bidi="en_US"/>
-        </w:rPr>
-        <w:t>Textual Variants</w:t>
-      </w:r>
-      <w:r>
-        <w:rPr>
-          <w:lang w:val="en_US" w:bidi="en_US"/>
-        </w:rPr>
-        <w:t>)</w:t>
-      </w:r>
-      <w:r>
-        <w:rPr>
-          <w:lang w:val="en_US" w:bidi="en_US"/>
-        </w:rPr>
-      </w:r>
-      <w:r>
-        <w:rPr>
-          <w:lang w:val="en_US" w:bidi="en_US"/>
-        </w:rPr>
-      </w:r>
-    </w:p>
-    <w:p>
-      <w:pPr/>
-      <w:r>
-        <w:rPr>
-          <w:lang w:val="en_US" w:bidi="en_US"/>
-        </w:rPr>
-      </w:r>
-    </w:p>
-    <w:p>
-      <w:pPr>
-        <w:pStyle w:val="Heading2"/>
-      </w:pPr>
-      <w:r>
-        <w:rPr>
-          <w:lang w:val="en_US" w:bidi="en_US"/>
-        </w:rPr>
-        <w:t>1 John - Chapter 2 Introduction</w:t>
-      </w:r>
-      <w:r>
-        <w:rPr>
-          <w:lang w:val="en_US" w:bidi="en_US"/>
-        </w:rPr>
-      </w:r>
-    </w:p>
-    <w:p>
-      <w:pPr>
-        <w:pStyle w:val="Heading3"/>
-      </w:pPr>
-      <w:r>
-        <w:rPr>
-          <w:lang w:val="en_US" w:bidi="en_US"/>
-        </w:rPr>
-        <w:t>Structure and Formatting</w:t>
-      </w:r>
-    </w:p>
-    <w:p>
-      <w:pPr>
-        <w:pStyle w:val="ListNumber"/>
-        <w:numPr>
-          <w:ilvl w:val="0"/>
-          <w:numId w:val="17"/>
-        </w:numPr>
-        <w:spacing w:line="240" w:lineRule="auto"/>
-        <w:ind w:left="720"/>
-      </w:pPr>
-      <w:r>
-        <w:rPr>
-          <w:lang w:val="en_US" w:bidi="en_US"/>
-        </w:rPr>
-      </w:r>
-      <w:r>
-        <w:rPr>
-          <w:lang w:val="en_US" w:bidi="en_US"/>
-        </w:rPr>
-        <w:t>Genuine believers obey God and love one another (2:1–17, continuing from 1:5)</w:t>
-      </w:r>
-    </w:p>
-    <w:p>
-      <w:pPr>
-        <w:pStyle w:val="ListNumber"/>
-        <w:spacing w:line="240" w:lineRule="auto"/>
-        <w:ind w:left="720"/>
-      </w:pPr>
-      <w:r>
-        <w:rPr>
-          <w:lang w:val="en_US" w:bidi="en_US"/>
-        </w:rPr>
-      </w:r>
-      <w:r>
-        <w:rPr>
-          <w:lang w:val="en_US" w:bidi="en_US"/>
-        </w:rPr>
-        <w:t>It is false teaching to deny that Jesus is the Messiah (2:18–2:27)</w:t>
-      </w:r>
-    </w:p>
-    <w:p>
-      <w:pPr>
-        <w:pStyle w:val="ListNumber"/>
-        <w:spacing w:line="240" w:lineRule="auto"/>
-        <w:ind w:left="720"/>
-      </w:pPr>
-      <w:r>
-        <w:rPr>
-          <w:lang w:val="en_US" w:bidi="en_US"/>
-        </w:rPr>
-      </w:r>
-      <w:r>
-        <w:rPr>
-          <w:lang w:val="en_US" w:bidi="en_US"/>
-        </w:rPr>
-        <w:t>Genuine children of God do not sin (2:28–29, continues through 3:10)</w:t>
-      </w:r>
-    </w:p>
-    <w:p>
-      <w:pPr/>
-      <w:r>
-        <w:rPr>
-          <w:lang w:val="en_US" w:bidi="en_US"/>
-        </w:rPr>
-      </w:r>
-      <w:r>
-        <w:rPr>
-          <w:lang w:val="en_US" w:bidi="en_US"/>
-        </w:rPr>
-        <w:t xml:space="preserve">In order to show that John is writing something like poetry in </w:t>
-      </w:r>
-      <w:hyperlink r:id="rId92">
-        <w:r>
-          <w:rPr>
-            <w:lang w:val="en_US" w:bidi="en_US"/>
-          </w:rPr>
-          <w:rPr>
-            <w:color w:val="0000EE"/>
-            <w:u w:val="single"/>
-          </w:rPr>
-          <w:t>2:12–14</w:t>
-        </w:r>
-      </w:hyperlink>
-      <w:r>
-        <w:rPr>
-          <w:lang w:val="en_US" w:bidi="en_US"/>
-        </w:rPr>
-        <w:t>, some translations set the statements in those verses farther to the right than the rest of the text, and they begin a new line at the start of each statement.</w:t>
-      </w:r>
-    </w:p>
-    <w:p>
-      <w:pPr>
-        <w:pStyle w:val="Heading3"/>
-      </w:pPr>
-      <w:r>
-        <w:rPr>
-          <w:lang w:val="en_US" w:bidi="en_US"/>
-        </w:rPr>
-        <w:t>Special Concepts in this Chapter</w:t>
-      </w:r>
-    </w:p>
-    <w:p>
-      <w:pPr>
-        <w:pStyle w:val="Heading4"/>
-      </w:pPr>
-      <w:r>
-        <w:rPr>
-          <w:lang w:val="en_US" w:bidi="en_US"/>
-        </w:rPr>
-        <w:t>Antichrist</w:t>
-      </w:r>
-    </w:p>
-    <w:p>
-      <w:pPr/>
-      <w:r>
-        <w:rPr>
-          <w:lang w:val="en_US" w:bidi="en_US"/>
-        </w:rPr>
-      </w:r>
-      <w:r>
-        <w:rPr>
-          <w:lang w:val="en_US" w:bidi="en_US"/>
-        </w:rPr>
-        <w:t xml:space="preserve">In </w:t>
-      </w:r>
-      <w:hyperlink r:id="rId45">
-        <w:r>
-          <w:rPr>
-            <w:lang w:val="en_US" w:bidi="en_US"/>
-          </w:rPr>
-          <w:rPr>
-            <w:color w:val="0000EE"/>
-            <w:u w:val="single"/>
-          </w:rPr>
-          <w:t>2:18</w:t>
-        </w:r>
-      </w:hyperlink>
-      <w:r>
-        <w:rPr>
-          <w:lang w:val="en_US" w:bidi="en_US"/>
-        </w:rPr>
-        <w:t xml:space="preserve"> and </w:t>
-      </w:r>
-      <w:hyperlink r:id="rId93">
-        <w:r>
-          <w:rPr>
-            <w:lang w:val="en_US" w:bidi="en_US"/>
-          </w:rPr>
-          <w:rPr>
-            <w:color w:val="0000EE"/>
-            <w:u w:val="single"/>
-          </w:rPr>
-          <w:t>2:22</w:t>
-        </w:r>
-      </w:hyperlink>
-      <w:r>
-        <w:rPr>
-          <w:lang w:val="en_US" w:bidi="en_US"/>
-        </w:rPr>
-        <w:t xml:space="preserve">, John writes both about a specific person called the Antichrist and about many people who will be “antichrists.” The word “antichrist” means “opposed to Christ.” The Antichrist is a person who will come just before the return of Jesus and imitate Jesus’ work, but he will do that for evil purposes. Before that person comes, there will be many other people who work against Christ. They too are called “antichrists,” but as a description rather than as a name. (See: </w:t>
-      </w:r>
-      <w:r>
-        <w:rPr>
-          <w:lang w:val="en_US" w:bidi="en_US"/>
-        </w:rPr>
-        <w:t>Antichrist</w:t>
-      </w:r>
-      <w:r>
-        <w:rPr>
-          <w:lang w:val="en_US" w:bidi="en_US"/>
-        </w:rPr>
-        <w:t xml:space="preserve"> and </w:t>
-      </w:r>
-      <w:r>
-        <w:rPr>
-          <w:lang w:val="en_US" w:bidi="en_US"/>
-        </w:rPr>
-        <w:t>Lastday</w:t>
-      </w:r>
-      <w:r>
-        <w:rPr>
-          <w:lang w:val="en_US" w:bidi="en_US"/>
-        </w:rPr>
-        <w:t xml:space="preserve"> and </w:t>
-      </w:r>
-      <w:r>
-        <w:rPr>
-          <w:lang w:val="en_US" w:bidi="en_US"/>
-        </w:rPr>
-        <w:t>Evil</w:t>
-      </w:r>
-      <w:r>
-        <w:rPr>
-          <w:lang w:val="en_US" w:bidi="en_US"/>
-        </w:rPr>
-        <w:t>)</w:t>
-      </w:r>
-    </w:p>
-    <w:p>
-      <w:pPr>
-        <w:pStyle w:val="Heading3"/>
-      </w:pPr>
-      <w:r>
-        <w:rPr>
-          <w:lang w:val="en_US" w:bidi="en_US"/>
-        </w:rPr>
-        <w:t>Important Textual Issues in this Chapter</w:t>
-      </w:r>
-    </w:p>
-    <w:p>
-      <w:pPr/>
-      <w:r>
-        <w:rPr>
-          <w:lang w:val="en_US" w:bidi="en_US"/>
-        </w:rPr>
-      </w:r>
-      <w:r>
-        <w:rPr>
-          <w:lang w:val="en_US" w:bidi="en_US"/>
-        </w:rPr>
-        <w:t xml:space="preserve">In </w:t>
-      </w:r>
-      <w:hyperlink r:id="rId50">
-        <w:r>
-          <w:rPr>
-            <w:lang w:val="en_US" w:bidi="en_US"/>
-          </w:rPr>
-          <w:rPr>
-            <w:color w:val="0000EE"/>
-            <w:u w:val="single"/>
-          </w:rPr>
-          <w:t>2:20</w:t>
-        </w:r>
-      </w:hyperlink>
-      <w:r>
-        <w:rPr>
-          <w:lang w:val="en_US" w:bidi="en_US"/>
-        </w:rPr>
-        <w:t xml:space="preserve">, some ancient manuscripts read “you all know,” and that is the reading that ULT follows. However, other ancient manuscripts read “you know all things.” It seems more likely, based on everything else in the letter, that “you all know” is the correct original reading, since John is countering the claim of false teachers to know more than other believers. The reading “you know all things” seems to have arisen because copyists felt a need to have an object for the verb “know.” Nevertheless, if a translation of the Bible already exists in your region, consider using whichever reading is found in that version. If a translation does not already exist, we recommend that you follow the reading in the ULT text. (See: </w:t>
-      </w:r>
-      <w:r>
-        <w:rPr>
-          <w:lang w:val="en_US" w:bidi="en_US"/>
-        </w:rPr>
-        <w:t>Textual Variants</w:t>
-      </w:r>
-      <w:r>
-        <w:rPr>
-          <w:lang w:val="en_US" w:bidi="en_US"/>
-        </w:rPr>
-        <w:t>)</w:t>
-      </w:r>
-      <w:r>
-        <w:rPr>
-          <w:lang w:val="en_US" w:bidi="en_US"/>
-        </w:rPr>
-      </w:r>
-      <w:r>
-        <w:rPr>
-          <w:lang w:val="en_US" w:bidi="en_US"/>
-        </w:rPr>
-      </w:r>
-    </w:p>
-    <w:p>
-      <w:pPr/>
-      <w:r>
-        <w:rPr>
-          <w:lang w:val="en_US" w:bidi="en_US"/>
-        </w:rPr>
-      </w:r>
-    </w:p>
-    <w:p>
-      <w:pPr>
-        <w:pStyle w:val="Heading2"/>
-      </w:pPr>
-      <w:r>
-        <w:rPr>
-          <w:lang w:val="en_US" w:bidi="en_US"/>
-        </w:rPr>
-        <w:t>1 John - Chapter 3 Introduction</w:t>
-      </w:r>
-      <w:r>
-        <w:rPr>
-          <w:lang w:val="en_US" w:bidi="en_US"/>
-        </w:rPr>
-      </w:r>
-    </w:p>
-    <w:p>
-      <w:pPr>
-        <w:pStyle w:val="Heading3"/>
-      </w:pPr>
-      <w:r>
-        <w:rPr>
-          <w:lang w:val="en_US" w:bidi="en_US"/>
-        </w:rPr>
-        <w:t>Structure and Formatting</w:t>
-      </w:r>
-    </w:p>
-    <w:p>
-      <w:pPr>
-        <w:pStyle w:val="ListNumber"/>
-        <w:numPr>
-          <w:ilvl w:val="0"/>
-          <w:numId w:val="18"/>
-        </w:numPr>
-        <w:spacing w:line="240" w:lineRule="auto"/>
-        <w:ind w:left="720"/>
-      </w:pPr>
-      <w:r>
-        <w:rPr>
-          <w:lang w:val="en_US" w:bidi="en_US"/>
-        </w:rPr>
-      </w:r>
-      <w:r>
-        <w:rPr>
-          <w:lang w:val="en_US" w:bidi="en_US"/>
-        </w:rPr>
-        <w:t>Genuine children of God do not sin (3:1–10, continuing from 2:28)</w:t>
-      </w:r>
-    </w:p>
-    <w:p>
-      <w:pPr>
-        <w:pStyle w:val="ListNumber"/>
-        <w:spacing w:line="240" w:lineRule="auto"/>
-        <w:ind w:left="720"/>
-      </w:pPr>
-      <w:r>
-        <w:rPr>
-          <w:lang w:val="en_US" w:bidi="en_US"/>
-        </w:rPr>
-      </w:r>
-      <w:r>
-        <w:rPr>
-          <w:lang w:val="en_US" w:bidi="en_US"/>
-        </w:rPr>
-        <w:t>Genuine believers help one another sacrificially (3:11–18)</w:t>
-      </w:r>
-    </w:p>
-    <w:p>
-      <w:pPr>
-        <w:pStyle w:val="ListNumber"/>
-        <w:spacing w:line="240" w:lineRule="auto"/>
-        <w:ind w:left="720"/>
-      </w:pPr>
-      <w:r>
-        <w:rPr>
-          <w:lang w:val="en_US" w:bidi="en_US"/>
-        </w:rPr>
-      </w:r>
-      <w:r>
-        <w:rPr>
-          <w:lang w:val="en_US" w:bidi="en_US"/>
-        </w:rPr>
-        <w:t>Genuine believers have confidence in prayer (3:19–24)</w:t>
-      </w:r>
-    </w:p>
-    <w:p>
-      <w:pPr>
-        <w:pStyle w:val="Heading3"/>
-      </w:pPr>
-      <w:r>
-        <w:rPr>
-          <w:lang w:val="en_US" w:bidi="en_US"/>
-        </w:rPr>
-        <w:t>Special Concepts in this Chapter</w:t>
-      </w:r>
-    </w:p>
-    <w:p>
-      <w:pPr>
-        <w:pStyle w:val="Heading4"/>
-      </w:pPr>
-      <w:r>
-        <w:rPr>
-          <w:lang w:val="en_US" w:bidi="en_US"/>
-        </w:rPr>
-        <w:t>“children of God”</w:t>
-      </w:r>
-    </w:p>
-    <w:p>
-      <w:pPr/>
-      <w:r>
-        <w:rPr>
-          <w:lang w:val="en_US" w:bidi="en_US"/>
-        </w:rPr>
-      </w:r>
-      <w:r>
-        <w:rPr>
-          <w:lang w:val="en_US" w:bidi="en_US"/>
-        </w:rPr>
-        <w:t xml:space="preserve">People are sometimes described as “children of God” because God created them. However, John uses this expression in a different sense in this chapter. He uses it to describe people who have entered into a father-child relationship with God by putting their faith and trust in Jesus. God indeed created all people, but people can only become children of God in this sense by believing in Jesus. “Children” in this usage does not refer to those who are young, but only to the relationship that people have at any age to their father. (See: </w:t>
-      </w:r>
-      <w:r>
-        <w:rPr>
-          <w:lang w:val="en_US" w:bidi="en_US"/>
-        </w:rPr>
-        <w:t>Believe</w:t>
-      </w:r>
-      <w:r>
-        <w:rPr>
-          <w:lang w:val="en_US" w:bidi="en_US"/>
-        </w:rPr>
-        <w:t>)</w:t>
-      </w:r>
-    </w:p>
-    <w:p>
-      <w:pPr>
-        <w:pStyle w:val="Heading3"/>
-      </w:pPr>
-      <w:r>
-        <w:rPr>
-          <w:lang w:val="en_US" w:bidi="en_US"/>
-        </w:rPr>
-        <w:t>Other Possible Translation Difficulties in this Chapter</w:t>
-      </w:r>
-    </w:p>
-    <w:p>
-      <w:pPr>
-        <w:pStyle w:val="Heading4"/>
-      </w:pPr>
-      <w:r>
-        <w:rPr>
-          <w:lang w:val="en_US" w:bidi="en_US"/>
-        </w:rPr>
-        <w:t>“the one who keeps his commandments remains in him, and he in him” (3:24)</w:t>
-      </w:r>
-    </w:p>
-    <w:p>
-      <w:pPr/>
-      <w:r>
-        <w:rPr>
-          <w:lang w:val="en_US" w:bidi="en_US"/>
-        </w:rPr>
-      </w:r>
-      <w:r>
-        <w:rPr>
-          <w:lang w:val="en_US" w:bidi="en_US"/>
-        </w:rPr>
-        <w:t xml:space="preserve">This does not mean that keeping our salvation is conditional on doing certain works. Rather, John is describing the results of keeping the commandments that he describes in </w:t>
-      </w:r>
-      <w:hyperlink r:id="rId94">
-        <w:r>
-          <w:rPr>
-            <w:lang w:val="en_US" w:bidi="en_US"/>
-          </w:rPr>
-          <w:rPr>
-            <w:color w:val="0000EE"/>
-            <w:u w:val="single"/>
-          </w:rPr>
-          <w:t>3:32</w:t>
-        </w:r>
-      </w:hyperlink>
-      <w:r>
-        <w:rPr>
-          <w:lang w:val="en_US" w:bidi="en_US"/>
-        </w:rPr>
-        <w:t xml:space="preserve">. Those commandments are to believe in Jesus and to love one another. John is saying that the person who believes in Jesus and loves others shows that he has a close relationship with God, and that he will continue to have that close relationship because of this obedience. Christians around the world hold different beliefs about whether people who have been saved can lose their salvation. That is not what John is addressing here, and translators should be careful not to let how they understand that issue affect how they translate this passage. (See: </w:t>
-      </w:r>
-      <w:r>
-        <w:rPr>
-          <w:lang w:val="en_US" w:bidi="en_US"/>
-        </w:rPr>
-        <w:t>Eternity</w:t>
-      </w:r>
-      <w:r>
-        <w:rPr>
-          <w:lang w:val="en_US" w:bidi="en_US"/>
-        </w:rPr>
-        <w:t xml:space="preserve"> and </w:t>
-      </w:r>
-      <w:r>
-        <w:rPr>
-          <w:lang w:val="en_US" w:bidi="en_US"/>
-        </w:rPr>
-        <w:t>Save</w:t>
-      </w:r>
-      <w:r>
-        <w:rPr>
-          <w:lang w:val="en_US" w:bidi="en_US"/>
-        </w:rPr>
-        <w:t>)</w:t>
-      </w:r>
-    </w:p>
-    <w:p>
-      <w:pPr>
-        <w:pStyle w:val="Heading3"/>
-      </w:pPr>
-      <w:r>
-        <w:rPr>
-          <w:lang w:val="en_US" w:bidi="en_US"/>
-        </w:rPr>
-        <w:t>Important Textual Issues in this Chapter</w:t>
-      </w:r>
-    </w:p>
-    <w:p>
-      <w:pPr/>
-      <w:r>
-        <w:rPr>
-          <w:lang w:val="en_US" w:bidi="en_US"/>
-        </w:rPr>
-      </w:r>
-      <w:r>
-        <w:rPr>
-          <w:lang w:val="en_US" w:bidi="en_US"/>
-        </w:rPr>
-        <w:t xml:space="preserve">In </w:t>
-      </w:r>
-      <w:hyperlink r:id="rId55">
-        <w:r>
-          <w:rPr>
-            <w:lang w:val="en_US" w:bidi="en_US"/>
-          </w:rPr>
-          <w:rPr>
-            <w:color w:val="0000EE"/>
-            <w:u w:val="single"/>
-          </w:rPr>
-          <w:t>3:1</w:t>
-        </w:r>
-      </w:hyperlink>
-      <w:r>
-        <w:rPr>
-          <w:lang w:val="en_US" w:bidi="en_US"/>
-        </w:rPr>
-        <w:t xml:space="preserve">, the most accurate ancient manuscripts include the words “and we are.” That is the reading that ULT follows. However, some other ancient manuscripts do not include these words, and so some Bibles do not have them. If a translation of the Bible already exists in your region, consider using whichever reading is found in that version. If a translation does not already exist, we recommend that you follow the reading in the ULT text. (See: </w:t>
-      </w:r>
-      <w:r>
-        <w:rPr>
-          <w:lang w:val="en_US" w:bidi="en_US"/>
-        </w:rPr>
-        <w:t>Textual Variants</w:t>
-      </w:r>
-      <w:r>
-        <w:rPr>
-          <w:lang w:val="en_US" w:bidi="en_US"/>
-        </w:rPr>
-        <w:t>)</w:t>
-      </w:r>
-      <w:r>
-        <w:rPr>
-          <w:lang w:val="en_US" w:bidi="en_US"/>
-        </w:rPr>
-      </w:r>
-      <w:r>
-        <w:rPr>
-          <w:lang w:val="en_US" w:bidi="en_US"/>
-        </w:rPr>
-      </w:r>
-    </w:p>
-    <w:p>
-      <w:pPr/>
-      <w:r>
-        <w:rPr>
-          <w:lang w:val="en_US" w:bidi="en_US"/>
-        </w:rPr>
-      </w:r>
-    </w:p>
-    <w:p>
-      <w:pPr>
-        <w:pStyle w:val="Heading2"/>
-      </w:pPr>
-      <w:r>
-        <w:rPr>
-          <w:lang w:val="en_US" w:bidi="en_US"/>
-        </w:rPr>
-        <w:t>1 John - Chapter 4 Introduction</w:t>
-      </w:r>
-      <w:r>
-        <w:rPr>
-          <w:lang w:val="en_US" w:bidi="en_US"/>
-        </w:rPr>
-      </w:r>
-    </w:p>
-    <w:p>
-      <w:pPr>
-        <w:pStyle w:val="Heading3"/>
-      </w:pPr>
-      <w:r>
-        <w:rPr>
-          <w:lang w:val="en_US" w:bidi="en_US"/>
-        </w:rPr>
-        <w:t>Structure and Formatting</w:t>
-      </w:r>
-    </w:p>
-    <w:p>
-      <w:pPr>
-        <w:pStyle w:val="ListNumber"/>
-        <w:numPr>
-          <w:ilvl w:val="0"/>
-          <w:numId w:val="19"/>
-        </w:numPr>
-        <w:spacing w:line="240" w:lineRule="auto"/>
-        <w:ind w:left="720"/>
-      </w:pPr>
-      <w:r>
-        <w:rPr>
-          <w:lang w:val="en_US" w:bidi="en_US"/>
-        </w:rPr>
-      </w:r>
-      <w:r>
-        <w:rPr>
-          <w:lang w:val="en_US" w:bidi="en_US"/>
-        </w:rPr>
-        <w:t>It is false teaching to deny that Jesus became human (4:1–6)</w:t>
-      </w:r>
-    </w:p>
-    <w:p>
-      <w:pPr>
-        <w:pStyle w:val="ListNumber"/>
-        <w:spacing w:line="240" w:lineRule="auto"/>
-        <w:ind w:left="720"/>
-      </w:pPr>
-      <w:r>
-        <w:rPr>
-          <w:lang w:val="en_US" w:bidi="en_US"/>
-        </w:rPr>
-      </w:r>
-      <w:r>
-        <w:rPr>
-          <w:lang w:val="en_US" w:bidi="en_US"/>
-        </w:rPr>
-        <w:t>Genuine believers love one another as God has loved them (4:7–21)</w:t>
-      </w:r>
-    </w:p>
-    <w:p>
-      <w:pPr>
-        <w:pStyle w:val="Heading3"/>
-      </w:pPr>
-      <w:r>
-        <w:rPr>
-          <w:lang w:val="en_US" w:bidi="en_US"/>
-        </w:rPr>
-        <w:t>Special Concepts in this Chapter</w:t>
-      </w:r>
-    </w:p>
-    <w:p>
-      <w:pPr>
-        <w:pStyle w:val="Heading4"/>
-      </w:pPr>
-      <w:r>
-        <w:rPr>
-          <w:lang w:val="en_US" w:bidi="en_US"/>
-        </w:rPr>
-        <w:t>“Spirit” and “spirit”</w:t>
-      </w:r>
-    </w:p>
-    <w:p>
-      <w:pPr/>
-      <w:r>
-        <w:rPr>
-          <w:lang w:val="en_US" w:bidi="en_US"/>
-        </w:rPr>
-      </w:r>
-      <w:r>
-        <w:rPr>
-          <w:lang w:val="en_US" w:bidi="en_US"/>
-        </w:rPr>
-        <w:t>John uses the word “spirit” in different ways in this chapter. Sometimes the word “spirit” clearly refers to a supernatural being. Sometimes the word “spirit” may refer either to the human spirit, to the character of something, or to a supernatural being. Therefore, the expressions “the spirit of the antichrist,” “the spirit of truth,” and “the spirit of error” may refer to the spirit of the humans who promote those things, the attitudes and thinking that are typical of those things, or to spiritual beings who inspire those things. When the word is written with a capital letter, as in the expressions “the Spirit of God” and “his Spirit,” it refers to the Holy Spirit.</w:t>
-      </w:r>
-    </w:p>
-    <w:p>
-      <w:pPr>
-        <w:pStyle w:val="Heading3"/>
-      </w:pPr>
-      <w:r>
-        <w:rPr>
-          <w:lang w:val="en_US" w:bidi="en_US"/>
-        </w:rPr>
-        <w:t>Other Possible Translation Difficulties in this Chapter</w:t>
-      </w:r>
-    </w:p>
-    <w:p>
-      <w:pPr>
-        <w:pStyle w:val="Heading4"/>
-      </w:pPr>
-      <w:r>
-        <w:rPr>
-          <w:lang w:val="en_US" w:bidi="en_US"/>
-        </w:rPr>
-        <w:t>Loving God</w:t>
-      </w:r>
-    </w:p>
-    <w:p>
-      <w:pPr/>
-      <w:r>
-        <w:rPr>
-          <w:lang w:val="en_US" w:bidi="en_US"/>
-        </w:rPr>
-      </w:r>
-      <w:r>
-        <w:rPr>
-          <w:lang w:val="en_US" w:bidi="en_US"/>
-        </w:rPr>
-        <w:t xml:space="preserve">If people love God, they should show it in the way that they live and the way that they treat other people. Doing this may assure us that God has saved us and that we belong to him. But loving others does not save us. Be sure that this is clear in your translation. John says in 4:7 that “everyone who loves is begotten from God and knows God.” As the notes explain, this means that God is the spiritual father of everyone who loves, and everyone who loves is in a close relationship with God. But this love from God is a sign that they belong to God only because of what Jesus did for them on the cross, as John says in 4:10. They were saved by what Jesus did, not because they themselves loved others. (See: </w:t>
-      </w:r>
-      <w:r>
-        <w:rPr>
-          <w:lang w:val="en_US" w:bidi="en_US"/>
-        </w:rPr>
-        <w:t>Save</w:t>
-      </w:r>
-      <w:r>
-        <w:rPr>
-          <w:lang w:val="en_US" w:bidi="en_US"/>
-        </w:rPr>
-        <w:t>)</w:t>
-      </w:r>
-    </w:p>
-    <w:p>
-      <w:pPr>
-        <w:pStyle w:val="Heading3"/>
-      </w:pPr>
-      <w:r>
-        <w:rPr>
-          <w:lang w:val="en_US" w:bidi="en_US"/>
-        </w:rPr>
-        <w:t>Important Textual Issues in this Chapter</w:t>
-      </w:r>
-    </w:p>
-    <w:p>
-      <w:pPr/>
-      <w:r>
-        <w:rPr>
-          <w:lang w:val="en_US" w:bidi="en_US"/>
-        </w:rPr>
-      </w:r>
-      <w:r>
-        <w:rPr>
-          <w:lang w:val="en_US" w:bidi="en_US"/>
-        </w:rPr>
-        <w:t xml:space="preserve">In </w:t>
-      </w:r>
-      <w:hyperlink r:id="rId68">
-        <w:r>
-          <w:rPr>
-            <w:lang w:val="en_US" w:bidi="en_US"/>
-          </w:rPr>
-          <w:rPr>
-            <w:color w:val="0000EE"/>
-            <w:u w:val="single"/>
-          </w:rPr>
-          <w:t>4:3</w:t>
-        </w:r>
-      </w:hyperlink>
-      <w:r>
-        <w:rPr>
-          <w:lang w:val="en_US" w:bidi="en_US"/>
-        </w:rPr>
-        <w:t xml:space="preserve">, the most accurate ancient manuscripts say “acknowledge Jesus.” That is the reading that ULT follows. Some other ancient manuscripts say “acknowledge Jesus Christ having come in the flesh.” (Some of these manuscripts say “Jesus” or “the Lord Jesus” instead of “Jesus Christ.”) If a translation of the Bible already exists in your region, consider using whichever reading is found in that version. If a translation does not already exist, we recommend that you follow the reading in the ULT text. (See: </w:t>
-      </w:r>
-      <w:r>
-        <w:rPr>
-          <w:lang w:val="en_US" w:bidi="en_US"/>
-        </w:rPr>
-        <w:t>Textual Variants</w:t>
-      </w:r>
-      <w:r>
-        <w:rPr>
-          <w:lang w:val="en_US" w:bidi="en_US"/>
-        </w:rPr>
-        <w:t>)</w:t>
-      </w:r>
-      <w:r>
-        <w:rPr>
-          <w:lang w:val="en_US" w:bidi="en_US"/>
-        </w:rPr>
-      </w:r>
-      <w:r>
-        <w:rPr>
-          <w:lang w:val="en_US" w:bidi="en_US"/>
-        </w:rPr>
-      </w:r>
-    </w:p>
-    <w:p>
-      <w:pPr/>
-      <w:r>
-        <w:rPr>
-          <w:lang w:val="en_US" w:bidi="en_US"/>
-        </w:rPr>
-      </w:r>
-    </w:p>
-    <w:p>
-      <w:pPr>
-        <w:pStyle w:val="Heading2"/>
-      </w:pPr>
-      <w:r>
-        <w:rPr>
-          <w:lang w:val="en_US" w:bidi="en_US"/>
-        </w:rPr>
-        <w:t>1 John - Chapter 5 Introduction</w:t>
-      </w:r>
-      <w:r>
-        <w:rPr>
-          <w:lang w:val="en_US" w:bidi="en_US"/>
-        </w:rPr>
-      </w:r>
-    </w:p>
-    <w:p>
-      <w:pPr>
-        <w:pStyle w:val="Heading3"/>
-      </w:pPr>
-      <w:r>
-        <w:rPr>
-          <w:lang w:val="en_US" w:bidi="en_US"/>
-        </w:rPr>
-        <w:t>Structure and Formatting</w:t>
-      </w:r>
-    </w:p>
-    <w:p>
-      <w:pPr>
-        <w:pStyle w:val="ListNumber"/>
-        <w:numPr>
-          <w:ilvl w:val="0"/>
-          <w:numId w:val="20"/>
-        </w:numPr>
-        <w:spacing w:line="240" w:lineRule="auto"/>
-        <w:ind w:left="720"/>
-      </w:pPr>
-      <w:r>
-        <w:rPr>
-          <w:lang w:val="en_US" w:bidi="en_US"/>
-        </w:rPr>
-      </w:r>
-      <w:r>
-        <w:rPr>
-          <w:lang w:val="en_US" w:bidi="en_US"/>
-        </w:rPr>
-        <w:t>It is false teaching to deny that Jesus is the Son of God (5:1–12)</w:t>
-      </w:r>
-    </w:p>
-    <w:p>
-      <w:pPr>
-        <w:pStyle w:val="ListNumber"/>
-        <w:spacing w:line="240" w:lineRule="auto"/>
-        <w:ind w:left="720"/>
-      </w:pPr>
-      <w:r>
-        <w:rPr>
-          <w:lang w:val="en_US" w:bidi="en_US"/>
-        </w:rPr>
-      </w:r>
-      <w:r>
-        <w:rPr>
-          <w:lang w:val="en_US" w:bidi="en_US"/>
-        </w:rPr>
-        <w:t>Closing of Letter (5:13–21)</w:t>
-      </w:r>
-    </w:p>
-    <w:p>
-      <w:pPr>
-        <w:pStyle w:val="Heading3"/>
-      </w:pPr>
-      <w:r>
-        <w:rPr>
-          <w:lang w:val="en_US" w:bidi="en_US"/>
-        </w:rPr>
-        <w:t>Possible Translation Difficulties in this Chapter</w:t>
-      </w:r>
-    </w:p>
-    <w:p>
-      <w:pPr>
-        <w:pStyle w:val="Heading4"/>
-      </w:pPr>
-      <w:r>
-        <w:rPr>
-          <w:lang w:val="en_US" w:bidi="en_US"/>
-        </w:rPr>
-        <w:t>“a sin toward death”</w:t>
-      </w:r>
-    </w:p>
-    <w:p>
-      <w:pPr/>
-      <w:r>
-        <w:rPr>
-          <w:lang w:val="en_US" w:bidi="en_US"/>
-        </w:rPr>
-      </w:r>
-      <w:r>
-        <w:rPr>
-          <w:lang w:val="en_US" w:bidi="en_US"/>
-        </w:rPr>
-        <w:t xml:space="preserve">In the context, the word “death” in this phrase refers to spiritual death, which is eternal separation from God. But it is not entirely clear what the sin is that John is talking about. It is unlikely that John is referring to one sin in particular, but instead he is talking about a certain kind of sin. Given the context of this letter, he is probably referring to the kind of sin that the false teachers were committing by denying that Jesus was the Son of God and that he came in the flesh, and by rejecting his forgiveness. See the further discussion in the notes to </w:t>
-      </w:r>
-      <w:hyperlink r:id="rId95">
-        <w:r>
-          <w:rPr>
-            <w:lang w:val="en_US" w:bidi="en_US"/>
-          </w:rPr>
-          <w:rPr>
-            <w:color w:val="0000EE"/>
-            <w:u w:val="single"/>
-          </w:rPr>
-          <w:t>5:16</w:t>
-        </w:r>
-      </w:hyperlink>
-      <w:r>
-        <w:rPr>
-          <w:lang w:val="en_US" w:bidi="en_US"/>
-        </w:rPr>
-        <w:t>.</w:t>
-      </w:r>
-    </w:p>
-    <w:p>
-      <w:pPr>
-        <w:pStyle w:val="Heading4"/>
-      </w:pPr>
-      <w:r>
-        <w:rPr>
-          <w:lang w:val="en_US" w:bidi="en_US"/>
-        </w:rPr>
-        <w:t>“the whole world lies in the power of the evil one”</w:t>
-      </w:r>
-    </w:p>
-    <w:p>
-      <w:pPr/>
-      <w:r>
-        <w:rPr>
-          <w:lang w:val="en_US" w:bidi="en_US"/>
-        </w:rPr>
-      </w:r>
-      <w:r>
-        <w:rPr>
-          <w:lang w:val="en_US" w:bidi="en_US"/>
-        </w:rPr>
-        <w:t xml:space="preserve">The phrase “the evil one” refers to Satan. God has allowed him to rule the world, but, ultimately, God is in control over everything. God keeps his children safe from the evil one. (See: </w:t>
-      </w:r>
-      <w:r>
-        <w:rPr>
-          <w:lang w:val="en_US" w:bidi="en_US"/>
-        </w:rPr>
-        <w:t>Satan</w:t>
-      </w:r>
-      <w:r>
-        <w:rPr>
-          <w:lang w:val="en_US" w:bidi="en_US"/>
-        </w:rPr>
-        <w:t>)</w:t>
-      </w:r>
-    </w:p>
-    <w:p>
-      <w:pPr>
-        <w:pStyle w:val="Heading3"/>
-      </w:pPr>
-      <w:r>
-        <w:rPr>
-          <w:lang w:val="en_US" w:bidi="en_US"/>
-        </w:rPr>
-        <w:t>Important textual issues in this chapter</w:t>
-      </w:r>
-    </w:p>
-    <w:p>
-      <w:pPr/>
-      <w:r>
-        <w:rPr>
-          <w:lang w:val="en_US" w:bidi="en_US"/>
-        </w:rPr>
-      </w:r>
-      <w:r>
-        <w:rPr>
-          <w:lang w:val="en_US" w:bidi="en_US"/>
-        </w:rPr>
-        <w:t xml:space="preserve">In </w:t>
-      </w:r>
-      <w:hyperlink r:id="rId96">
-        <w:r>
-          <w:rPr>
-            <w:lang w:val="en_US" w:bidi="en_US"/>
-          </w:rPr>
-          <w:rPr>
-            <w:color w:val="0000EE"/>
-            <w:u w:val="single"/>
-          </w:rPr>
-          <w:t>5:7–8</w:t>
-        </w:r>
-      </w:hyperlink>
-      <w:r>
-        <w:rPr>
-          <w:lang w:val="en_US" w:bidi="en_US"/>
-        </w:rPr>
-        <w:t xml:space="preserve">, all ancient manuscripts say: “For there are three who testify, the Spirit and the water and the blood, and the three are unto the one.” That is the reading that ULT follows. Some much later manuscripts say: “For there are three who testify in heaven: the Father, the Word, and the Holy Spirit, and these three are one; and there are three who testify on earth: the Spirit and the water and the blood, and these three are unto the one.” In this case, translators are advised to translate this as the ULT text does, since there is wide agreement that it follows the accurate reading. However, if there are older versions of the Bible in your region that have the longer reading, you could include it, but you should put it inside square brackets [ ] and indicate in a footnote that it was most likely not in the original version of 1 John. (See: </w:t>
-      </w:r>
-      <w:r>
-        <w:rPr>
-          <w:lang w:val="en_US" w:bidi="en_US"/>
-        </w:rPr>
-        <w:t>Textual Variants</w:t>
-      </w:r>
-      <w:r>
-        <w:rPr>
-          <w:lang w:val="en_US" w:bidi="en_US"/>
-        </w:rPr>
-        <w:t>)</w:t>
-      </w:r>
-    </w:p>
-    <w:p>
-      <w:pPr/>
-      <w:r>
-        <w:rPr>
-          <w:lang w:val="en_US" w:bidi="en_US"/>
-        </w:rPr>
-      </w:r>
-      <w:r>
-        <w:rPr>
-          <w:lang w:val="en_US" w:bidi="en_US"/>
-        </w:rPr>
-        <w:t xml:space="preserve">In </w:t>
-      </w:r>
-      <w:hyperlink r:id="rId88">
-        <w:r>
-          <w:rPr>
-            <w:lang w:val="en_US" w:bidi="en_US"/>
-          </w:rPr>
-          <w:rPr>
-            <w:color w:val="0000EE"/>
-            <w:u w:val="single"/>
-          </w:rPr>
-          <w:t>5:18</w:t>
-        </w:r>
-      </w:hyperlink>
-      <w:r>
-        <w:rPr>
-          <w:lang w:val="en_US" w:bidi="en_US"/>
-        </w:rPr>
-        <w:t>, the majority of ancient manuscripts say: “the one begotten from God keeps himself.” This means that the believer, whom John has just said is “having been begotten from God” in a spiritual sense, keeps himself away from sin. But many ancient manuscripts say: “the one begotten from God keeps him.” This means that Jesus, who is God's actual, only-begotten Son, keeps the believer from sin. The ULT follows the reading of the majority of ancient manuscripts, but most English translations follow the other reading. This is probably because the reading with “him” seems to make a more meaningful theological statement than the other reading. Scholars are divided about this, so either choice is acceptable. You may want to follow the reading of the respected translations in your area.</w:t>
       </w:r>
       <w:r>
         <w:rPr>
